--- a/05-数字电路/02-时序逻辑电路/环形计数器电路/环形计数器电路.docx
+++ b/05-数字电路/02-时序逻辑电路/环形计数器电路/环形计数器电路.docx
@@ -2423,6 +2423,20 @@
     </w:p>
     <w:bookmarkEnd w:id="26"/>
     <w:bookmarkEnd w:id="27"/>
+    <w:p>
+      <w:pPr>
+        <w:spacing w:before="360"/>
+        <w:jc w:val="center"/>
+      </w:pPr>
+      <w:r>
+        <w:rPr>
+          <w:rFonts w:ascii="Times New Roman" w:hAnsi="Times New Roman"/>
+          <w:color w:val="555555"/>
+          <w:sz w:val="21"/>
+        </w:rPr>
+        <w:t>材料收集者：杜文杰</w:t>
+      </w:r>
+    </w:p>
     <w:sectPr>
       <w:headerReference r:id="rId9" w:type="default"/>
       <w:footerReference r:id="rId10" w:type="default"/>

--- a/05-数字电路/02-时序逻辑电路/环形计数器电路/环形计数器电路.docx
+++ b/05-数字电路/02-时序逻辑电路/环形计数器电路/环形计数器电路.docx
@@ -1,6 +1,6 @@
 
 <file path=word/document.xml><?xml version="1.0" encoding="utf-8"?>
-<w:document xmlns:w="http://schemas.openxmlformats.org/wordprocessingml/2006/main" xmlns:m="http://schemas.openxmlformats.org/officeDocument/2006/math" xmlns:r="http://schemas.openxmlformats.org/officeDocument/2006/relationships" xmlns:o="urn:schemas-microsoft-com:office:office" xmlns:v="urn:schemas-microsoft-com:vml" xmlns:w10="urn:schemas-microsoft-com:office:word" xmlns:a="http://schemas.openxmlformats.org/drawingml/2006/main" xmlns:pic="http://schemas.openxmlformats.org/drawingml/2006/picture" xmlns:wp="http://schemas.openxmlformats.org/drawingml/2006/wordprocessingDrawing">
+<w:document xmlns:m="http://schemas.openxmlformats.org/officeDocument/2006/math" xmlns:r="http://schemas.openxmlformats.org/officeDocument/2006/relationships" xmlns:w="http://schemas.openxmlformats.org/wordprocessingml/2006/main" xmlns:o="urn:schemas-microsoft-com:office:office" xmlns:v="urn:schemas-microsoft-com:vml" xmlns:w10="urn:schemas-microsoft-com:office:word" xmlns:a="http://schemas.openxmlformats.org/drawingml/2006/main" xmlns:pic="http://schemas.openxmlformats.org/drawingml/2006/picture" xmlns:wp="http://schemas.openxmlformats.org/drawingml/2006/wordprocessingDrawing">
   <w:body>
     <w:bookmarkStart w:id="27" w:name="环形计数器电路"/>
     <w:p>
@@ -9,7 +9,7 @@
       </w:pPr>
       <w:r>
         <w:rPr>
-          <w:rFonts w:hint="eastAsia"/>
+          <w:rFonts w:hint="eastAsia" w:eastAsia="黑体"/>
         </w:rPr>
         <w:t xml:space="preserve">环形计数器电路</w:t>
       </w:r>
@@ -21,7 +21,7 @@
       </w:pPr>
       <w:r>
         <w:rPr>
-          <w:rFonts w:hint="eastAsia"/>
+          <w:rFonts w:hint="eastAsia" w:eastAsia="黑体"/>
         </w:rPr>
         <w:t xml:space="preserve">拓扑描述</w:t>
       </w:r>
@@ -32,11 +32,14 @@
       </w:pPr>
       <w:r>
         <w:rPr>
-          <w:rFonts w:hint="eastAsia"/>
+          <w:rFonts w:hint="eastAsia" w:eastAsia="黑体"/>
         </w:rPr>
         <w:t xml:space="preserve">由</w:t>
       </w:r>
       <w:r>
+        <w:rPr>
+          <w:rFonts w:eastAsia="黑体"/>
+        </w:rPr>
         <w:t xml:space="preserve"> </w:t>
       </w:r>
       <m:oMath>
@@ -46,6 +49,7 @@
       </m:oMath>
       <w:r>
         <w:rPr>
+          <w:rFonts w:eastAsia="黑体"/>
           <w:b/>
           <w:bCs/>
         </w:rPr>
@@ -53,7 +57,7 @@
       </w:r>
       <w:r>
         <w:rPr>
-          <w:rFonts w:hint="eastAsia"/>
+          <w:rFonts w:hint="eastAsia" w:eastAsia="黑体"/>
           <w:b/>
           <w:bCs/>
         </w:rPr>
@@ -61,6 +65,7 @@
       </w:r>
       <w:r>
         <w:rPr>
+          <w:rFonts w:eastAsia="黑体"/>
           <w:b/>
           <w:bCs/>
         </w:rPr>
@@ -68,7 +73,7 @@
       </w:r>
       <w:r>
         <w:rPr>
-          <w:rFonts w:hint="eastAsia"/>
+          <w:rFonts w:hint="eastAsia" w:eastAsia="黑体"/>
           <w:b/>
           <w:bCs/>
         </w:rPr>
@@ -76,6 +81,7 @@
       </w:r>
       <w:r>
         <w:rPr>
+          <w:rFonts w:eastAsia="黑体"/>
           <w:b/>
           <w:bCs/>
         </w:rPr>
@@ -162,15 +168,21 @@
         </m:sSub>
       </m:oMath>
       <w:r>
+        <w:rPr>
+          <w:rFonts w:eastAsia="黑体"/>
+        </w:rPr>
         <w:t xml:space="preserve"> </w:t>
       </w:r>
       <w:r>
         <w:rPr>
-          <w:rFonts w:hint="eastAsia"/>
+          <w:rFonts w:hint="eastAsia" w:eastAsia="黑体"/>
         </w:rPr>
         <w:t xml:space="preserve">首尾相接成环的移位寄存器构成，末级</w:t>
       </w:r>
       <w:r>
+        <w:rPr>
+          <w:rFonts w:eastAsia="黑体"/>
+        </w:rPr>
         <w:t xml:space="preserve"> </w:t>
       </w:r>
       <m:oMath>
@@ -200,15 +212,21 @@
         </m:sSub>
       </m:oMath>
       <w:r>
+        <w:rPr>
+          <w:rFonts w:eastAsia="黑体"/>
+        </w:rPr>
         <w:t xml:space="preserve"> </w:t>
       </w:r>
       <w:r>
         <w:rPr>
-          <w:rFonts w:hint="eastAsia"/>
+          <w:rFonts w:hint="eastAsia" w:eastAsia="黑体"/>
         </w:rPr>
         <w:t xml:space="preserve">的输出</w:t>
       </w:r>
       <w:r>
+        <w:rPr>
+          <w:rFonts w:eastAsia="黑体"/>
+        </w:rPr>
         <w:t xml:space="preserve"> </w:t>
       </w:r>
       <m:oMath>
@@ -235,15 +253,21 @@
         </m:sSub>
       </m:oMath>
       <w:r>
+        <w:rPr>
+          <w:rFonts w:eastAsia="黑体"/>
+        </w:rPr>
         <w:t xml:space="preserve"> </w:t>
       </w:r>
       <w:r>
         <w:rPr>
-          <w:rFonts w:hint="eastAsia"/>
+          <w:rFonts w:hint="eastAsia" w:eastAsia="黑体"/>
         </w:rPr>
         <w:t xml:space="preserve">反馈回第一级</w:t>
       </w:r>
       <w:r>
+        <w:rPr>
+          <w:rFonts w:eastAsia="黑体"/>
+        </w:rPr>
         <w:t xml:space="preserve"> </w:t>
       </w:r>
       <m:oMath>
@@ -264,15 +288,21 @@
         </m:sSub>
       </m:oMath>
       <w:r>
+        <w:rPr>
+          <w:rFonts w:eastAsia="黑体"/>
+        </w:rPr>
         <w:t xml:space="preserve"> </w:t>
       </w:r>
       <w:r>
         <w:rPr>
-          <w:rFonts w:hint="eastAsia"/>
+          <w:rFonts w:hint="eastAsia" w:eastAsia="黑体"/>
         </w:rPr>
         <w:t xml:space="preserve">的输入</w:t>
       </w:r>
       <w:r>
+        <w:rPr>
+          <w:rFonts w:eastAsia="黑体"/>
+        </w:rPr>
         <w:t xml:space="preserve"> </w:t>
       </w:r>
       <m:oMath>
@@ -291,22 +321,25 @@
       </m:oMath>
       <w:r>
         <w:rPr>
-          <w:rFonts w:hint="eastAsia"/>
+          <w:rFonts w:hint="eastAsia" w:eastAsia="黑体"/>
         </w:rPr>
         <w:t xml:space="preserve">。电路共</w:t>
       </w:r>
       <w:r>
+        <w:rPr>
+          <w:rFonts w:eastAsia="黑体"/>
+        </w:rPr>
         <w:t xml:space="preserve"> 4 </w:t>
       </w:r>
       <w:r>
         <w:rPr>
-          <w:rFonts w:hint="eastAsia"/>
+          <w:rFonts w:hint="eastAsia" w:eastAsia="黑体"/>
         </w:rPr>
         <w:t xml:space="preserve">组关键节点：</w:t>
       </w:r>
       <w:r>
         <w:rPr>
-          <w:rFonts w:hint="eastAsia"/>
+          <w:rFonts w:hint="eastAsia" w:eastAsia="黑体"/>
           <w:b/>
           <w:bCs/>
         </w:rPr>
@@ -314,6 +347,7 @@
       </w:r>
       <w:r>
         <w:rPr>
+          <w:rFonts w:eastAsia="黑体"/>
           <w:b/>
           <w:bCs/>
         </w:rPr>
@@ -321,7 +355,7 @@
       </w:r>
       <w:r>
         <w:rPr>
-          <w:rFonts w:hint="eastAsia"/>
+          <w:rFonts w:hint="eastAsia" w:eastAsia="黑体"/>
           <w:b/>
           <w:bCs/>
         </w:rPr>
@@ -329,6 +363,7 @@
       </w:r>
       <w:r>
         <w:rPr>
+          <w:rFonts w:eastAsia="黑体"/>
           <w:b/>
           <w:bCs/>
         </w:rPr>
@@ -347,13 +382,13 @@
       </m:oMath>
       <w:r>
         <w:rPr>
-          <w:rFonts w:hint="eastAsia"/>
+          <w:rFonts w:hint="eastAsia" w:eastAsia="黑体"/>
         </w:rPr>
         <w:t xml:space="preserve">（接全部触发器公共时钟）；</w:t>
       </w:r>
       <w:r>
         <w:rPr>
-          <w:rFonts w:hint="eastAsia"/>
+          <w:rFonts w:hint="eastAsia" w:eastAsia="黑体"/>
           <w:b/>
           <w:bCs/>
         </w:rPr>
@@ -361,6 +396,7 @@
       </w:r>
       <w:r>
         <w:rPr>
+          <w:rFonts w:eastAsia="黑体"/>
           <w:b/>
           <w:bCs/>
         </w:rPr>
@@ -368,7 +404,7 @@
       </w:r>
       <w:r>
         <w:rPr>
-          <w:rFonts w:hint="eastAsia"/>
+          <w:rFonts w:hint="eastAsia" w:eastAsia="黑体"/>
           <w:b/>
           <w:bCs/>
         </w:rPr>
@@ -376,6 +412,7 @@
       </w:r>
       <w:r>
         <w:rPr>
+          <w:rFonts w:eastAsia="黑体"/>
           <w:b/>
           <w:bCs/>
         </w:rPr>
@@ -454,7 +491,7 @@
       </m:oMath>
       <w:r>
         <w:rPr>
-          <w:rFonts w:hint="eastAsia"/>
+          <w:rFonts w:hint="eastAsia" w:eastAsia="黑体"/>
         </w:rPr>
         <w:t xml:space="preserve">（</w:t>
       </w:r>
@@ -476,26 +513,32 @@
         </m:sSub>
       </m:oMath>
       <w:r>
+        <w:rPr>
+          <w:rFonts w:eastAsia="黑体"/>
+        </w:rPr>
         <w:t xml:space="preserve"> </w:t>
       </w:r>
       <w:r>
         <w:rPr>
-          <w:rFonts w:hint="eastAsia"/>
+          <w:rFonts w:hint="eastAsia" w:eastAsia="黑体"/>
         </w:rPr>
         <w:t xml:space="preserve">的输出，即</w:t>
       </w:r>
       <w:r>
+        <w:rPr>
+          <w:rFonts w:eastAsia="黑体"/>
+        </w:rPr>
         <w:t xml:space="preserve"> one-hot </w:t>
       </w:r>
       <w:r>
         <w:rPr>
-          <w:rFonts w:hint="eastAsia"/>
+          <w:rFonts w:hint="eastAsia" w:eastAsia="黑体"/>
         </w:rPr>
         <w:t xml:space="preserve">编码）；</w:t>
       </w:r>
       <w:r>
         <w:rPr>
-          <w:rFonts w:hint="eastAsia"/>
+          <w:rFonts w:hint="eastAsia" w:eastAsia="黑体"/>
           <w:b/>
           <w:bCs/>
         </w:rPr>
@@ -503,6 +546,7 @@
       </w:r>
       <w:r>
         <w:rPr>
+          <w:rFonts w:eastAsia="黑体"/>
           <w:b/>
           <w:bCs/>
         </w:rPr>
@@ -510,7 +554,7 @@
       </w:r>
       <w:r>
         <w:rPr>
-          <w:rFonts w:hint="eastAsia"/>
+          <w:rFonts w:hint="eastAsia" w:eastAsia="黑体"/>
           <w:b/>
           <w:bCs/>
         </w:rPr>
@@ -518,6 +562,7 @@
       </w:r>
       <w:r>
         <w:rPr>
+          <w:rFonts w:eastAsia="黑体"/>
           <w:b/>
           <w:bCs/>
         </w:rPr>
@@ -578,7 +623,7 @@
       </m:oMath>
       <w:r>
         <w:rPr>
-          <w:rFonts w:hint="eastAsia"/>
+          <w:rFonts w:hint="eastAsia" w:eastAsia="黑体"/>
         </w:rPr>
         <w:t xml:space="preserve">（</w:t>
       </w:r>
@@ -609,15 +654,21 @@
         </m:sSub>
       </m:oMath>
       <w:r>
+        <w:rPr>
+          <w:rFonts w:eastAsia="黑体"/>
+        </w:rPr>
         <w:t xml:space="preserve"> </w:t>
       </w:r>
       <w:r>
         <w:rPr>
-          <w:rFonts w:hint="eastAsia"/>
+          <w:rFonts w:hint="eastAsia" w:eastAsia="黑体"/>
         </w:rPr>
         <w:t xml:space="preserve">的输出送</w:t>
       </w:r>
       <w:r>
+        <w:rPr>
+          <w:rFonts w:eastAsia="黑体"/>
+        </w:rPr>
         <w:t xml:space="preserve"> </w:t>
       </w:r>
       <m:oMath>
@@ -638,15 +689,21 @@
         </m:sSub>
       </m:oMath>
       <w:r>
+        <w:rPr>
+          <w:rFonts w:eastAsia="黑体"/>
+        </w:rPr>
         <w:t xml:space="preserve"> </w:t>
       </w:r>
       <w:r>
         <w:rPr>
-          <w:rFonts w:hint="eastAsia"/>
+          <w:rFonts w:hint="eastAsia" w:eastAsia="黑体"/>
         </w:rPr>
         <w:t xml:space="preserve">数据输入），其中</w:t>
       </w:r>
       <w:r>
+        <w:rPr>
+          <w:rFonts w:eastAsia="黑体"/>
+        </w:rPr>
         <w:t xml:space="preserve"> </w:t>
       </w:r>
       <m:oMath>
@@ -664,15 +721,21 @@
         </m:sSub>
       </m:oMath>
       <w:r>
+        <w:rPr>
+          <w:rFonts w:eastAsia="黑体"/>
+        </w:rPr>
         <w:t xml:space="preserve"> </w:t>
       </w:r>
       <w:r>
         <w:rPr>
-          <w:rFonts w:hint="eastAsia"/>
+          <w:rFonts w:hint="eastAsia" w:eastAsia="黑体"/>
         </w:rPr>
         <w:t xml:space="preserve">为反馈节点（接</w:t>
       </w:r>
       <w:r>
+        <w:rPr>
+          <w:rFonts w:eastAsia="黑体"/>
+        </w:rPr>
         <w:t xml:space="preserve"> </w:t>
       </w:r>
       <m:oMath>
@@ -700,13 +763,13 @@
       </m:oMath>
       <w:r>
         <w:rPr>
-          <w:rFonts w:hint="eastAsia"/>
+          <w:rFonts w:hint="eastAsia" w:eastAsia="黑体"/>
         </w:rPr>
         <w:t xml:space="preserve">）；</w:t>
       </w:r>
       <w:r>
         <w:rPr>
-          <w:rFonts w:hint="eastAsia"/>
+          <w:rFonts w:hint="eastAsia" w:eastAsia="黑体"/>
           <w:b/>
           <w:bCs/>
         </w:rPr>
@@ -714,6 +777,7 @@
       </w:r>
       <w:r>
         <w:rPr>
+          <w:rFonts w:eastAsia="黑体"/>
           <w:b/>
           <w:bCs/>
         </w:rPr>
@@ -721,7 +785,7 @@
       </w:r>
       <w:r>
         <w:rPr>
-          <w:rFonts w:hint="eastAsia"/>
+          <w:rFonts w:hint="eastAsia" w:eastAsia="黑体"/>
           <w:b/>
           <w:bCs/>
         </w:rPr>
@@ -729,6 +793,7 @@
       </w:r>
       <w:r>
         <w:rPr>
+          <w:rFonts w:eastAsia="黑体"/>
           <w:b/>
           <w:bCs/>
         </w:rPr>
@@ -747,6 +812,7 @@
       </m:oMath>
       <w:r>
         <w:rPr>
+          <w:rFonts w:eastAsia="黑体"/>
           <w:b/>
           <w:bCs/>
         </w:rPr>
@@ -765,7 +831,7 @@
       </m:oMath>
       <w:r>
         <w:rPr>
-          <w:rFonts w:hint="eastAsia"/>
+          <w:rFonts w:hint="eastAsia" w:eastAsia="黑体"/>
         </w:rPr>
         <w:t xml:space="preserve">（用于把唯一高电平预置到某一位）。</w:t>
       </w:r>
@@ -774,7 +840,7 @@
       <w:pPr/>
       <w:r>
         <w:rPr>
-          <w:rFonts w:hint="eastAsia"/>
+          <w:rFonts w:hint="eastAsia" w:eastAsia="黑体"/>
         </w:rPr>
         <w:t xml:space="preserve">各单元管脚连接：</w:t>
       </w:r>
@@ -796,15 +862,21 @@
         </m:sSub>
       </m:oMath>
       <w:r>
+        <w:rPr>
+          <w:rFonts w:eastAsia="黑体"/>
+        </w:rPr>
         <w:t xml:space="preserve"> </w:t>
       </w:r>
       <w:r>
         <w:rPr>
-          <w:rFonts w:hint="eastAsia"/>
+          <w:rFonts w:hint="eastAsia" w:eastAsia="黑体"/>
         </w:rPr>
         <w:t xml:space="preserve">的数据脚</w:t>
       </w:r>
       <w:r>
+        <w:rPr>
+          <w:rFonts w:eastAsia="黑体"/>
+        </w:rPr>
         <w:t xml:space="preserve"> </w:t>
       </w:r>
       <m:oMath>
@@ -813,15 +885,21 @@
         </m:r>
       </m:oMath>
       <w:r>
+        <w:rPr>
+          <w:rFonts w:eastAsia="黑体"/>
+        </w:rPr>
         <w:t xml:space="preserve"> </w:t>
       </w:r>
       <w:r>
         <w:rPr>
-          <w:rFonts w:hint="eastAsia"/>
+          <w:rFonts w:hint="eastAsia" w:eastAsia="黑体"/>
         </w:rPr>
         <w:t xml:space="preserve">接末级输出节点</w:t>
       </w:r>
       <w:r>
+        <w:rPr>
+          <w:rFonts w:eastAsia="黑体"/>
+        </w:rPr>
         <w:t xml:space="preserve"> </w:t>
       </w:r>
       <m:oMath>
@@ -849,11 +927,14 @@
       </m:oMath>
       <w:r>
         <w:rPr>
-          <w:rFonts w:hint="eastAsia"/>
+          <w:rFonts w:hint="eastAsia" w:eastAsia="黑体"/>
         </w:rPr>
         <w:t xml:space="preserve">（反馈），时钟脚</w:t>
       </w:r>
       <w:r>
+        <w:rPr>
+          <w:rFonts w:eastAsia="黑体"/>
+        </w:rPr>
         <w:t xml:space="preserve"> </w:t>
       </w:r>
       <m:oMath>
@@ -868,15 +949,21 @@
         </m:r>
       </m:oMath>
       <w:r>
+        <w:rPr>
+          <w:rFonts w:eastAsia="黑体"/>
+        </w:rPr>
         <w:t xml:space="preserve"> </w:t>
       </w:r>
       <w:r>
         <w:rPr>
-          <w:rFonts w:hint="eastAsia"/>
+          <w:rFonts w:hint="eastAsia" w:eastAsia="黑体"/>
         </w:rPr>
         <w:t xml:space="preserve">接时钟节点，输出脚</w:t>
       </w:r>
       <w:r>
+        <w:rPr>
+          <w:rFonts w:eastAsia="黑体"/>
+        </w:rPr>
         <w:t xml:space="preserve"> </w:t>
       </w:r>
       <m:oMath>
@@ -885,15 +972,21 @@
         </m:r>
       </m:oMath>
       <w:r>
+        <w:rPr>
+          <w:rFonts w:eastAsia="黑体"/>
+        </w:rPr>
         <w:t xml:space="preserve"> </w:t>
       </w:r>
       <w:r>
         <w:rPr>
-          <w:rFonts w:hint="eastAsia"/>
+          <w:rFonts w:hint="eastAsia" w:eastAsia="黑体"/>
         </w:rPr>
         <w:t xml:space="preserve">接</w:t>
       </w:r>
       <w:r>
+        <w:rPr>
+          <w:rFonts w:eastAsia="黑体"/>
+        </w:rPr>
         <w:t xml:space="preserve"> </w:t>
       </w:r>
       <m:oMath>
@@ -912,7 +1005,7 @@
       </m:oMath>
       <w:r>
         <w:rPr>
-          <w:rFonts w:hint="eastAsia"/>
+          <w:rFonts w:hint="eastAsia" w:eastAsia="黑体"/>
         </w:rPr>
         <w:t xml:space="preserve">；</w:t>
       </w:r>
@@ -935,7 +1028,7 @@
       </m:oMath>
       <w:r>
         <w:rPr>
-          <w:rFonts w:hint="eastAsia"/>
+          <w:rFonts w:hint="eastAsia" w:eastAsia="黑体"/>
           <w:b/>
           <w:bCs/>
         </w:rPr>
@@ -957,22 +1050,28 @@
       </m:oMath>
       <w:r>
         <w:rPr>
-          <w:rFonts w:hint="eastAsia"/>
+          <w:rFonts w:hint="eastAsia" w:eastAsia="黑体"/>
           <w:b/>
           <w:bCs/>
         </w:rPr>
         <w:t xml:space="preserve">）</w:t>
       </w:r>
       <w:r>
+        <w:rPr>
+          <w:rFonts w:eastAsia="黑体"/>
+        </w:rPr>
         <w:t xml:space="preserve"> </w:t>
       </w:r>
       <w:r>
         <w:rPr>
-          <w:rFonts w:hint="eastAsia"/>
+          <w:rFonts w:hint="eastAsia" w:eastAsia="黑体"/>
         </w:rPr>
         <w:t xml:space="preserve">的数据脚</w:t>
       </w:r>
       <w:r>
+        <w:rPr>
+          <w:rFonts w:eastAsia="黑体"/>
+        </w:rPr>
         <w:t xml:space="preserve"> </w:t>
       </w:r>
       <m:oMath>
@@ -981,15 +1080,21 @@
         </m:r>
       </m:oMath>
       <w:r>
+        <w:rPr>
+          <w:rFonts w:eastAsia="黑体"/>
+        </w:rPr>
         <w:t xml:space="preserve"> </w:t>
       </w:r>
       <w:r>
         <w:rPr>
-          <w:rFonts w:hint="eastAsia"/>
+          <w:rFonts w:hint="eastAsia" w:eastAsia="黑体"/>
         </w:rPr>
         <w:t xml:space="preserve">接前一级输出节点</w:t>
       </w:r>
       <w:r>
+        <w:rPr>
+          <w:rFonts w:eastAsia="黑体"/>
+        </w:rPr>
         <w:t xml:space="preserve"> </w:t>
       </w:r>
       <m:oMath>
@@ -1017,11 +1122,14 @@
       </m:oMath>
       <w:r>
         <w:rPr>
-          <w:rFonts w:hint="eastAsia"/>
+          <w:rFonts w:hint="eastAsia" w:eastAsia="黑体"/>
         </w:rPr>
         <w:t xml:space="preserve">，时钟脚</w:t>
       </w:r>
       <w:r>
+        <w:rPr>
+          <w:rFonts w:eastAsia="黑体"/>
+        </w:rPr>
         <w:t xml:space="preserve"> </w:t>
       </w:r>
       <m:oMath>
@@ -1036,15 +1144,21 @@
         </m:r>
       </m:oMath>
       <w:r>
+        <w:rPr>
+          <w:rFonts w:eastAsia="黑体"/>
+        </w:rPr>
         <w:t xml:space="preserve"> </w:t>
       </w:r>
       <w:r>
         <w:rPr>
-          <w:rFonts w:hint="eastAsia"/>
+          <w:rFonts w:hint="eastAsia" w:eastAsia="黑体"/>
         </w:rPr>
         <w:t xml:space="preserve">接时钟节点，输出脚</w:t>
       </w:r>
       <w:r>
+        <w:rPr>
+          <w:rFonts w:eastAsia="黑体"/>
+        </w:rPr>
         <w:t xml:space="preserve"> </w:t>
       </w:r>
       <m:oMath>
@@ -1053,15 +1167,21 @@
         </m:r>
       </m:oMath>
       <w:r>
+        <w:rPr>
+          <w:rFonts w:eastAsia="黑体"/>
+        </w:rPr>
         <w:t xml:space="preserve"> </w:t>
       </w:r>
       <w:r>
         <w:rPr>
-          <w:rFonts w:hint="eastAsia"/>
+          <w:rFonts w:hint="eastAsia" w:eastAsia="黑体"/>
         </w:rPr>
         <w:t xml:space="preserve">接</w:t>
       </w:r>
       <w:r>
+        <w:rPr>
+          <w:rFonts w:eastAsia="黑体"/>
+        </w:rPr>
         <w:t xml:space="preserve"> </w:t>
       </w:r>
       <m:oMath>
@@ -1080,11 +1200,14 @@
       </m:oMath>
       <w:r>
         <w:rPr>
-          <w:rFonts w:hint="eastAsia"/>
+          <w:rFonts w:hint="eastAsia" w:eastAsia="黑体"/>
         </w:rPr>
         <w:t xml:space="preserve">；各触发器预置脚</w:t>
       </w:r>
       <w:r>
+        <w:rPr>
+          <w:rFonts w:eastAsia="黑体"/>
+        </w:rPr>
         <w:t xml:space="preserve"> </w:t>
       </w:r>
       <m:oMath>
@@ -1099,15 +1222,21 @@
         </m:r>
       </m:oMath>
       <w:r>
+        <w:rPr>
+          <w:rFonts w:eastAsia="黑体"/>
+        </w:rPr>
         <w:t xml:space="preserve"> </w:t>
       </w:r>
       <w:r>
         <w:rPr>
-          <w:rFonts w:hint="eastAsia"/>
+          <w:rFonts w:hint="eastAsia" w:eastAsia="黑体"/>
         </w:rPr>
         <w:t xml:space="preserve">使</w:t>
       </w:r>
       <w:r>
+        <w:rPr>
+          <w:rFonts w:eastAsia="黑体"/>
+        </w:rPr>
         <w:t xml:space="preserve"> </w:t>
       </w:r>
       <m:oMath>
@@ -1128,33 +1257,45 @@
         </m:sSub>
       </m:oMath>
       <w:r>
+        <w:rPr>
+          <w:rFonts w:eastAsia="黑体"/>
+        </w:rPr>
         <w:t xml:space="preserve"> </w:t>
       </w:r>
       <w:r>
         <w:rPr>
-          <w:rFonts w:hint="eastAsia"/>
+          <w:rFonts w:hint="eastAsia" w:eastAsia="黑体"/>
         </w:rPr>
         <w:t xml:space="preserve">置</w:t>
       </w:r>
       <w:r>
+        <w:rPr>
+          <w:rFonts w:eastAsia="黑体"/>
+        </w:rPr>
         <w:t xml:space="preserve"> </w:t>
       </w:r>
       <w:r>
         <w:rPr>
-          <w:rFonts w:hint="eastAsia"/>
+          <w:rFonts w:hint="eastAsia" w:eastAsia="黑体"/>
         </w:rPr>
         <w:t xml:space="preserve">1、其余置</w:t>
       </w:r>
       <w:r>
+        <w:rPr>
+          <w:rFonts w:eastAsia="黑体"/>
+        </w:rPr>
         <w:t xml:space="preserve"> </w:t>
       </w:r>
       <w:r>
         <w:rPr>
-          <w:rFonts w:hint="eastAsia"/>
+          <w:rFonts w:hint="eastAsia" w:eastAsia="黑体"/>
         </w:rPr>
         <w:t xml:space="preserve">0（或复位脚</w:t>
       </w:r>
       <w:r>
+        <w:rPr>
+          <w:rFonts w:eastAsia="黑体"/>
+        </w:rPr>
         <w:t xml:space="preserve"> </w:t>
       </w:r>
       <m:oMath>
@@ -1169,15 +1310,21 @@
         </m:r>
       </m:oMath>
       <w:r>
+        <w:rPr>
+          <w:rFonts w:eastAsia="黑体"/>
+        </w:rPr>
         <w:t xml:space="preserve"> </w:t>
       </w:r>
       <w:r>
         <w:rPr>
-          <w:rFonts w:hint="eastAsia"/>
+          <w:rFonts w:hint="eastAsia" w:eastAsia="黑体"/>
         </w:rPr>
         <w:t xml:space="preserve">先清零再预置一位），正电源脚</w:t>
       </w:r>
       <w:r>
+        <w:rPr>
+          <w:rFonts w:eastAsia="黑体"/>
+        </w:rPr>
         <w:t xml:space="preserve"> </w:t>
       </w:r>
       <m:oMath>
@@ -1198,15 +1345,21 @@
         </m:sSub>
       </m:oMath>
       <w:r>
+        <w:rPr>
+          <w:rFonts w:eastAsia="黑体"/>
+        </w:rPr>
         <w:t xml:space="preserve"> </w:t>
       </w:r>
       <w:r>
         <w:rPr>
-          <w:rFonts w:hint="eastAsia"/>
+          <w:rFonts w:hint="eastAsia" w:eastAsia="黑体"/>
         </w:rPr>
         <w:t xml:space="preserve">接</w:t>
       </w:r>
       <w:r>
+        <w:rPr>
+          <w:rFonts w:eastAsia="黑体"/>
+        </w:rPr>
         <w:t xml:space="preserve"> </w:t>
       </w:r>
       <m:oMath>
@@ -1234,11 +1387,14 @@
       </m:oMath>
       <w:r>
         <w:rPr>
-          <w:rFonts w:hint="eastAsia"/>
+          <w:rFonts w:hint="eastAsia" w:eastAsia="黑体"/>
         </w:rPr>
         <w:t xml:space="preserve">、地脚</w:t>
       </w:r>
       <w:r>
+        <w:rPr>
+          <w:rFonts w:eastAsia="黑体"/>
+        </w:rPr>
         <w:t xml:space="preserve"> </w:t>
       </w:r>
       <m:oMath>
@@ -1253,15 +1409,21 @@
         </m:r>
       </m:oMath>
       <w:r>
+        <w:rPr>
+          <w:rFonts w:eastAsia="黑体"/>
+        </w:rPr>
         <w:t xml:space="preserve"> </w:t>
       </w:r>
       <w:r>
         <w:rPr>
-          <w:rFonts w:hint="eastAsia"/>
+          <w:rFonts w:hint="eastAsia" w:eastAsia="黑体"/>
         </w:rPr>
         <w:t xml:space="preserve">接地。每个时钟沿，唯一的高电平沿环向后移动一位，形成</w:t>
       </w:r>
       <w:r>
+        <w:rPr>
+          <w:rFonts w:eastAsia="黑体"/>
+        </w:rPr>
         <w:t xml:space="preserve"> </w:t>
       </w:r>
       <m:oMath>
@@ -1270,11 +1432,14 @@
         </m:r>
       </m:oMath>
       <w:r>
+        <w:rPr>
+          <w:rFonts w:eastAsia="黑体"/>
+        </w:rPr>
         <w:t xml:space="preserve"> </w:t>
       </w:r>
       <w:r>
         <w:rPr>
-          <w:rFonts w:hint="eastAsia"/>
+          <w:rFonts w:hint="eastAsia" w:eastAsia="黑体"/>
         </w:rPr>
         <w:t xml:space="preserve">个状态的循环。</w:t>
       </w:r>
@@ -1283,16 +1448,19 @@
       <w:pPr/>
       <w:r>
         <w:rPr>
-          <w:rFonts w:hint="eastAsia"/>
+          <w:rFonts w:hint="eastAsia" w:eastAsia="黑体"/>
         </w:rPr>
         <w:t xml:space="preserve">由此构成“one-hot</w:t>
       </w:r>
       <w:r>
+        <w:rPr>
+          <w:rFonts w:eastAsia="黑体"/>
+        </w:rPr>
         <w:t xml:space="preserve"> </w:t>
       </w:r>
       <w:r>
         <w:rPr>
-          <w:rFonts w:hint="eastAsia"/>
+          <w:rFonts w:hint="eastAsia" w:eastAsia="黑体"/>
         </w:rPr>
         <w:t xml:space="preserve">环形计数器”组态，</w:t>
       </w:r>
@@ -1302,15 +1470,21 @@
         </m:r>
       </m:oMath>
       <w:r>
+        <w:rPr>
+          <w:rFonts w:eastAsia="黑体"/>
+        </w:rPr>
         <w:t xml:space="preserve"> </w:t>
       </w:r>
       <w:r>
         <w:rPr>
-          <w:rFonts w:hint="eastAsia"/>
+          <w:rFonts w:hint="eastAsia" w:eastAsia="黑体"/>
         </w:rPr>
         <w:t xml:space="preserve">个触发器产生</w:t>
       </w:r>
       <w:r>
+        <w:rPr>
+          <w:rFonts w:eastAsia="黑体"/>
+        </w:rPr>
         <w:t xml:space="preserve"> </w:t>
       </w:r>
       <m:oMath>
@@ -1319,20 +1493,26 @@
         </m:r>
       </m:oMath>
       <w:r>
+        <w:rPr>
+          <w:rFonts w:eastAsia="黑体"/>
+        </w:rPr>
         <w:t xml:space="preserve"> </w:t>
       </w:r>
       <w:r>
         <w:rPr>
-          <w:rFonts w:hint="eastAsia"/>
+          <w:rFonts w:hint="eastAsia" w:eastAsia="黑体"/>
         </w:rPr>
         <w:t xml:space="preserve">个循环状态，输出为单位码（任意时刻仅一位为</w:t>
       </w:r>
       <w:r>
+        <w:rPr>
+          <w:rFonts w:eastAsia="黑体"/>
+        </w:rPr>
         <w:t xml:space="preserve"> </w:t>
       </w:r>
       <w:r>
         <w:rPr>
-          <w:rFonts w:hint="eastAsia"/>
+          <w:rFonts w:hint="eastAsia" w:eastAsia="黑体"/>
         </w:rPr>
         <w:t xml:space="preserve">1），可用于多相节拍/时序分配与译码。</w:t>
       </w:r>
@@ -1345,7 +1525,7 @@
       </w:pPr>
       <w:r>
         <w:rPr>
-          <w:rFonts w:hint="eastAsia"/>
+          <w:rFonts w:hint="eastAsia" w:eastAsia="黑体"/>
         </w:rPr>
         <w:t xml:space="preserve">工作原理</w:t>
       </w:r>
@@ -1356,43 +1536,55 @@
       </w:pPr>
       <w:r>
         <w:rPr>
-          <w:rFonts w:hint="eastAsia"/>
+          <w:rFonts w:hint="eastAsia" w:eastAsia="黑体"/>
         </w:rPr>
         <w:t xml:space="preserve">环形计数器中唯一的高电平在每个时钟沿向后移动一位，形成循环。n</w:t>
       </w:r>
       <w:r>
+        <w:rPr>
+          <w:rFonts w:eastAsia="黑体"/>
+        </w:rPr>
         <w:t xml:space="preserve"> </w:t>
       </w:r>
       <w:r>
         <w:rPr>
-          <w:rFonts w:hint="eastAsia"/>
+          <w:rFonts w:hint="eastAsia" w:eastAsia="黑体"/>
         </w:rPr>
         <w:t xml:space="preserve">个触发器组成</w:t>
       </w:r>
       <w:r>
+        <w:rPr>
+          <w:rFonts w:eastAsia="黑体"/>
+        </w:rPr>
         <w:t xml:space="preserve"> n </w:t>
       </w:r>
       <w:r>
         <w:rPr>
-          <w:rFonts w:hint="eastAsia"/>
+          <w:rFonts w:hint="eastAsia" w:eastAsia="黑体"/>
         </w:rPr>
         <w:t xml:space="preserve">个状态的循环计数，其输出为</w:t>
       </w:r>
       <w:r>
+        <w:rPr>
+          <w:rFonts w:eastAsia="黑体"/>
+        </w:rPr>
         <w:t xml:space="preserve"> one-hot </w:t>
       </w:r>
       <w:r>
         <w:rPr>
-          <w:rFonts w:hint="eastAsia"/>
+          <w:rFonts w:hint="eastAsia" w:eastAsia="黑体"/>
         </w:rPr>
         <w:t xml:space="preserve">编码（任何时刻仅一位为</w:t>
       </w:r>
       <w:r>
+        <w:rPr>
+          <w:rFonts w:eastAsia="黑体"/>
+        </w:rPr>
         <w:t xml:space="preserve"> </w:t>
       </w:r>
       <w:r>
         <w:rPr>
-          <w:rFonts w:hint="eastAsia"/>
+          <w:rFonts w:hint="eastAsia" w:eastAsia="黑体"/>
         </w:rPr>
         <w:t xml:space="preserve">1）。该状态可被译码成多个时隙的选通信号。</w:t>
       </w:r>
@@ -1405,7 +1597,7 @@
       </w:pPr>
       <w:r>
         <w:rPr>
-          <w:rFonts w:hint="eastAsia"/>
+          <w:rFonts w:hint="eastAsia" w:eastAsia="黑体"/>
         </w:rPr>
         <w:t xml:space="preserve">关键计算公式</w:t>
       </w:r>
@@ -1418,11 +1610,14 @@
         </w:numPr>
       </w:pPr>
       <w:r>
+        <w:rPr>
+          <w:rFonts w:eastAsia="黑体"/>
+        </w:rPr>
         <w:t xml:space="preserve">n </w:t>
       </w:r>
       <w:r>
         <w:rPr>
-          <w:rFonts w:hint="eastAsia"/>
+          <w:rFonts w:hint="eastAsia" w:eastAsia="黑体"/>
         </w:rPr>
         <w:t xml:space="preserve">级环形的状态数（模）：</w:t>
       </w:r>
@@ -1460,20 +1655,26 @@
         </w:numPr>
       </w:pPr>
       <w:r>
+        <w:rPr>
+          <w:rFonts w:eastAsia="黑体"/>
+        </w:rPr>
         <w:t xml:space="preserve">one-hot </w:t>
       </w:r>
       <w:r>
         <w:rPr>
-          <w:rFonts w:hint="eastAsia"/>
+          <w:rFonts w:hint="eastAsia" w:eastAsia="黑体"/>
         </w:rPr>
         <w:t xml:space="preserve">状态编码（第</w:t>
       </w:r>
       <w:r>
+        <w:rPr>
+          <w:rFonts w:eastAsia="黑体"/>
+        </w:rPr>
         <w:t xml:space="preserve"> i </w:t>
       </w:r>
       <w:r>
         <w:rPr>
-          <w:rFonts w:hint="eastAsia"/>
+          <w:rFonts w:hint="eastAsia" w:eastAsia="黑体"/>
         </w:rPr>
         <w:t xml:space="preserve">状态）：</w:t>
       </w:r>
@@ -1632,7 +1833,7 @@
       </w:pPr>
       <w:r>
         <w:rPr>
-          <w:rFonts w:hint="eastAsia"/>
+          <w:rFonts w:hint="eastAsia" w:eastAsia="黑体"/>
         </w:rPr>
         <w:t xml:space="preserve">每个状态的时钟节拍数：</w:t>
       </w:r>
@@ -1706,7 +1907,7 @@
             </w:pPr>
             <w:r>
               <w:rPr>
-                <w:rFonts w:hint="eastAsia"/>
+                <w:rFonts w:hint="eastAsia" w:eastAsia="黑体"/>
               </w:rPr>
               <w:t xml:space="preserve">符号</w:t>
             </w:r>
@@ -1720,7 +1921,7 @@
             </w:pPr>
             <w:r>
               <w:rPr>
-                <w:rFonts w:hint="eastAsia"/>
+                <w:rFonts w:hint="eastAsia" w:eastAsia="黑体"/>
               </w:rPr>
               <w:t xml:space="preserve">含义</w:t>
             </w:r>
@@ -1734,7 +1935,7 @@
             </w:pPr>
             <w:r>
               <w:rPr>
-                <w:rFonts w:hint="eastAsia"/>
+                <w:rFonts w:hint="eastAsia" w:eastAsia="黑体"/>
               </w:rPr>
               <w:t xml:space="preserve">单位</w:t>
             </w:r>
@@ -1754,6 +1955,9 @@
               </m:r>
             </m:oMath>
             <w:r>
+              <w:rPr>
+                <w:rFonts w:eastAsia="黑体"/>
+              </w:rPr>
               <w:t xml:space="preserve">​</w:t>
             </w:r>
           </w:p>
@@ -1766,7 +1970,7 @@
             </w:pPr>
             <w:r>
               <w:rPr>
-                <w:rFonts w:hint="eastAsia"/>
+                <w:rFonts w:hint="eastAsia" w:eastAsia="黑体"/>
               </w:rPr>
               <w:t xml:space="preserve">触发器级数</w:t>
             </w:r>
@@ -1779,6 +1983,9 @@
               <w:pStyle w:val="Compact"/>
             </w:pPr>
             <w:r>
+              <w:rPr>
+                <w:rFonts w:eastAsia="黑体"/>
+              </w:rPr>
               <w:t xml:space="preserve">—</w:t>
             </w:r>
           </w:p>
@@ -1797,6 +2004,9 @@
               </m:r>
             </m:oMath>
             <w:r>
+              <w:rPr>
+                <w:rFonts w:eastAsia="黑体"/>
+              </w:rPr>
               <w:t xml:space="preserve">​</w:t>
             </w:r>
           </w:p>
@@ -1809,7 +2019,7 @@
             </w:pPr>
             <w:r>
               <w:rPr>
-                <w:rFonts w:hint="eastAsia"/>
+                <w:rFonts w:hint="eastAsia" w:eastAsia="黑体"/>
               </w:rPr>
               <w:t xml:space="preserve">计数模</w:t>
             </w:r>
@@ -1822,6 +2032,9 @@
               <w:pStyle w:val="Compact"/>
             </w:pPr>
             <w:r>
+              <w:rPr>
+                <w:rFonts w:eastAsia="黑体"/>
+              </w:rPr>
               <w:t xml:space="preserve">—</w:t>
             </w:r>
           </w:p>
@@ -1849,6 +2062,9 @@
               </m:sSub>
             </m:oMath>
             <w:r>
+              <w:rPr>
+                <w:rFonts w:eastAsia="黑体"/>
+              </w:rPr>
               <w:t xml:space="preserve">​</w:t>
             </w:r>
           </w:p>
@@ -1861,16 +2077,19 @@
             </w:pPr>
             <w:r>
               <w:rPr>
-                <w:rFonts w:hint="eastAsia"/>
+                <w:rFonts w:hint="eastAsia" w:eastAsia="黑体"/>
               </w:rPr>
               <w:t xml:space="preserve">第</w:t>
             </w:r>
             <w:r>
+              <w:rPr>
+                <w:rFonts w:eastAsia="黑体"/>
+              </w:rPr>
               <w:t xml:space="preserve"> i </w:t>
             </w:r>
             <w:r>
               <w:rPr>
-                <w:rFonts w:hint="eastAsia"/>
+                <w:rFonts w:hint="eastAsia" w:eastAsia="黑体"/>
               </w:rPr>
               <w:t xml:space="preserve">位输出</w:t>
             </w:r>
@@ -1883,6 +2102,9 @@
               <w:pStyle w:val="Compact"/>
             </w:pPr>
             <w:r>
+              <w:rPr>
+                <w:rFonts w:eastAsia="黑体"/>
+              </w:rPr>
               <w:t xml:space="preserve">—</w:t>
             </w:r>
           </w:p>
@@ -1897,7 +2119,7 @@
       </w:pPr>
       <w:r>
         <w:rPr>
-          <w:rFonts w:hint="eastAsia"/>
+          <w:rFonts w:hint="eastAsia" w:eastAsia="黑体"/>
         </w:rPr>
         <w:t xml:space="preserve">元件调整影响</w:t>
       </w:r>
@@ -1912,7 +2134,7 @@
       </w:pPr>
       <w:r>
         <w:rPr>
-          <w:rFonts w:hint="eastAsia"/>
+          <w:rFonts w:hint="eastAsia" w:eastAsia="黑体"/>
           <w:b/>
           <w:bCs/>
         </w:rPr>
@@ -1920,6 +2142,7 @@
       </w:r>
       <w:r>
         <w:rPr>
+          <w:rFonts w:eastAsia="黑体"/>
           <w:b/>
           <w:bCs/>
         </w:rPr>
@@ -1927,21 +2150,27 @@
       </w:r>
       <w:r>
         <w:rPr>
-          <w:rFonts w:hint="eastAsia"/>
+          <w:rFonts w:hint="eastAsia" w:eastAsia="黑体"/>
           <w:b/>
           <w:bCs/>
         </w:rPr>
         <w:t xml:space="preserve">增大</w:t>
       </w:r>
       <w:r>
+        <w:rPr>
+          <w:rFonts w:eastAsia="黑体"/>
+        </w:rPr>
         <w:t xml:space="preserve"> </w:t>
       </w:r>
       <w:r>
+        <w:rPr>
+          <w:rFonts w:eastAsia="黑体"/>
+        </w:rPr>
         <w:t xml:space="preserve">→ </w:t>
       </w:r>
       <w:r>
         <w:rPr>
-          <w:rFonts w:hint="eastAsia"/>
+          <w:rFonts w:hint="eastAsia" w:eastAsia="黑体"/>
         </w:rPr>
         <w:t xml:space="preserve">状态数线性增加，但触发器利用率降低（</w:t>
       </w:r>
@@ -1951,15 +2180,21 @@
         </m:r>
       </m:oMath>
       <w:r>
+        <w:rPr>
+          <w:rFonts w:eastAsia="黑体"/>
+        </w:rPr>
         <w:t xml:space="preserve"> </w:t>
       </w:r>
       <w:r>
         <w:rPr>
-          <w:rFonts w:hint="eastAsia"/>
+          <w:rFonts w:hint="eastAsia" w:eastAsia="黑体"/>
         </w:rPr>
         <w:t xml:space="preserve">个触发器仅</w:t>
       </w:r>
       <w:r>
+        <w:rPr>
+          <w:rFonts w:eastAsia="黑体"/>
+        </w:rPr>
         <w:t xml:space="preserve"> </w:t>
       </w:r>
       <m:oMath>
@@ -1968,11 +2203,14 @@
         </m:r>
       </m:oMath>
       <w:r>
+        <w:rPr>
+          <w:rFonts w:eastAsia="黑体"/>
+        </w:rPr>
         <w:t xml:space="preserve"> </w:t>
       </w:r>
       <w:r>
         <w:rPr>
-          <w:rFonts w:hint="eastAsia"/>
+          <w:rFonts w:hint="eastAsia" w:eastAsia="黑体"/>
         </w:rPr>
         <w:t xml:space="preserve">态）。</w:t>
       </w:r>
@@ -1987,7 +2225,7 @@
       </w:pPr>
       <w:r>
         <w:rPr>
-          <w:rFonts w:hint="eastAsia"/>
+          <w:rFonts w:hint="eastAsia" w:eastAsia="黑体"/>
           <w:b/>
           <w:bCs/>
         </w:rPr>
@@ -1995,29 +2233,39 @@
       </w:r>
       <w:r>
         <w:rPr>
+          <w:rFonts w:eastAsia="黑体"/>
           <w:b/>
           <w:bCs/>
         </w:rPr>
         <w:t xml:space="preserve"> 1</w:t>
       </w:r>
       <w:r>
+        <w:rPr>
+          <w:rFonts w:eastAsia="黑体"/>
+        </w:rPr>
         <w:t xml:space="preserve"> </w:t>
       </w:r>
       <w:r>
+        <w:rPr>
+          <w:rFonts w:eastAsia="黑体"/>
+        </w:rPr>
         <w:t xml:space="preserve">→ </w:t>
       </w:r>
       <w:r>
         <w:rPr>
-          <w:rFonts w:hint="eastAsia"/>
+          <w:rFonts w:hint="eastAsia" w:eastAsia="黑体"/>
         </w:rPr>
         <w:t xml:space="preserve">可能进入多个</w:t>
       </w:r>
       <w:r>
+        <w:rPr>
+          <w:rFonts w:eastAsia="黑体"/>
+        </w:rPr>
         <w:t xml:space="preserve"> 1 </w:t>
       </w:r>
       <w:r>
         <w:rPr>
-          <w:rFonts w:hint="eastAsia"/>
+          <w:rFonts w:hint="eastAsia" w:eastAsia="黑体"/>
         </w:rPr>
         <w:t xml:space="preserve">的非法循环，需上电预置。</w:t>
       </w:r>
@@ -2032,30 +2280,39 @@
       </w:pPr>
       <w:r>
         <w:rPr>
-          <w:rFonts w:hint="eastAsia"/>
+          <w:rFonts w:hint="eastAsia" w:eastAsia="黑体"/>
           <w:b/>
           <w:bCs/>
         </w:rPr>
         <w:t xml:space="preserve">采用自校正电路</w:t>
       </w:r>
       <w:r>
+        <w:rPr>
+          <w:rFonts w:eastAsia="黑体"/>
+        </w:rPr>
         <w:t xml:space="preserve"> </w:t>
       </w:r>
       <w:r>
+        <w:rPr>
+          <w:rFonts w:eastAsia="黑体"/>
+        </w:rPr>
         <w:t xml:space="preserve">→ </w:t>
       </w:r>
       <w:r>
         <w:rPr>
-          <w:rFonts w:hint="eastAsia"/>
+          <w:rFonts w:hint="eastAsia" w:eastAsia="黑体"/>
         </w:rPr>
         <w:t xml:space="preserve">避免陷入非法状态循环，确保上电后自动回到有效</w:t>
       </w:r>
       <w:r>
+        <w:rPr>
+          <w:rFonts w:eastAsia="黑体"/>
+        </w:rPr>
         <w:t xml:space="preserve"> one-hot </w:t>
       </w:r>
       <w:r>
         <w:rPr>
-          <w:rFonts w:hint="eastAsia"/>
+          <w:rFonts w:hint="eastAsia" w:eastAsia="黑体"/>
         </w:rPr>
         <w:t xml:space="preserve">状态。</w:t>
       </w:r>
@@ -2070,21 +2327,27 @@
       </w:pPr>
       <w:r>
         <w:rPr>
-          <w:rFonts w:hint="eastAsia"/>
+          <w:rFonts w:hint="eastAsia" w:eastAsia="黑体"/>
           <w:b/>
           <w:bCs/>
         </w:rPr>
         <w:t xml:space="preserve">加入反馈取反</w:t>
       </w:r>
       <w:r>
+        <w:rPr>
+          <w:rFonts w:eastAsia="黑体"/>
+        </w:rPr>
         <w:t xml:space="preserve"> </w:t>
       </w:r>
       <w:r>
+        <w:rPr>
+          <w:rFonts w:eastAsia="黑体"/>
+        </w:rPr>
         <w:t xml:space="preserve">→ </w:t>
       </w:r>
       <w:r>
         <w:rPr>
-          <w:rFonts w:hint="eastAsia"/>
+          <w:rFonts w:hint="eastAsia" w:eastAsia="黑体"/>
         </w:rPr>
         <w:t xml:space="preserve">变为扭环形（约翰逊）计数器，状态数加倍。</w:t>
       </w:r>
@@ -2097,7 +2360,7 @@
       </w:pPr>
       <w:r>
         <w:rPr>
-          <w:rFonts w:hint="eastAsia"/>
+          <w:rFonts w:hint="eastAsia" w:eastAsia="黑体"/>
         </w:rPr>
         <w:t xml:space="preserve">典型参数示例</w:t>
       </w:r>
@@ -2111,11 +2374,14 @@
         </w:numPr>
       </w:pPr>
       <w:r>
+        <w:rPr>
+          <w:rFonts w:eastAsia="黑体"/>
+        </w:rPr>
         <w:t xml:space="preserve">4 </w:t>
       </w:r>
       <w:r>
         <w:rPr>
-          <w:rFonts w:hint="eastAsia"/>
+          <w:rFonts w:hint="eastAsia" w:eastAsia="黑体"/>
         </w:rPr>
         <w:t xml:space="preserve">级环形计数器：</w:t>
       </w:r>
@@ -2135,11 +2401,14 @@
       </m:oMath>
       <w:r>
         <w:rPr>
-          <w:rFonts w:hint="eastAsia"/>
+          <w:rFonts w:hint="eastAsia" w:eastAsia="黑体"/>
         </w:rPr>
         <w:t xml:space="preserve">，模</w:t>
       </w:r>
       <w:r>
+        <w:rPr>
+          <w:rFonts w:eastAsia="黑体"/>
+        </w:rPr>
         <w:t xml:space="preserve"> </w:t>
       </w:r>
       <m:oMath>
@@ -2158,11 +2427,14 @@
       </m:oMath>
       <w:r>
         <w:rPr>
-          <w:rFonts w:hint="eastAsia"/>
+          <w:rFonts w:hint="eastAsia" w:eastAsia="黑体"/>
         </w:rPr>
         <w:t xml:space="preserve">，循环状态为</w:t>
       </w:r>
       <w:r>
+        <w:rPr>
+          <w:rFonts w:eastAsia="黑体"/>
+        </w:rPr>
         <w:t xml:space="preserve"> 1000→0100→0010→0001→1000。</w:t>
       </w:r>
     </w:p>
@@ -2176,25 +2448,31 @@
       </w:pPr>
       <w:r>
         <w:rPr>
-          <w:rFonts w:hint="eastAsia"/>
+          <w:rFonts w:hint="eastAsia" w:eastAsia="黑体"/>
         </w:rPr>
         <w:t xml:space="preserve">译码应用：4</w:t>
       </w:r>
       <w:r>
+        <w:rPr>
+          <w:rFonts w:eastAsia="黑体"/>
+        </w:rPr>
         <w:t xml:space="preserve"> </w:t>
       </w:r>
       <w:r>
         <w:rPr>
-          <w:rFonts w:hint="eastAsia"/>
+          <w:rFonts w:hint="eastAsia" w:eastAsia="黑体"/>
         </w:rPr>
         <w:t xml:space="preserve">个输出可产生</w:t>
       </w:r>
       <w:r>
+        <w:rPr>
+          <w:rFonts w:eastAsia="黑体"/>
+        </w:rPr>
         <w:t xml:space="preserve"> 4 </w:t>
       </w:r>
       <w:r>
         <w:rPr>
-          <w:rFonts w:hint="eastAsia"/>
+          <w:rFonts w:hint="eastAsia" w:eastAsia="黑体"/>
         </w:rPr>
         <w:t xml:space="preserve">个不重叠的时隙选通信号，用于时序分配。</w:t>
       </w:r>
@@ -2207,7 +2485,7 @@
       </w:pPr>
       <w:r>
         <w:rPr>
-          <w:rFonts w:hint="eastAsia"/>
+          <w:rFonts w:hint="eastAsia" w:eastAsia="黑体"/>
         </w:rPr>
         <w:t xml:space="preserve">常见器件型号</w:t>
       </w:r>
@@ -2222,16 +2500,19 @@
       </w:pPr>
       <w:r>
         <w:rPr>
-          <w:rFonts w:hint="eastAsia"/>
+          <w:rFonts w:hint="eastAsia" w:eastAsia="黑体"/>
         </w:rPr>
         <w:t xml:space="preserve">74HC194：4</w:t>
       </w:r>
       <w:r>
+        <w:rPr>
+          <w:rFonts w:eastAsia="黑体"/>
+        </w:rPr>
         <w:t xml:space="preserve"> </w:t>
       </w:r>
       <w:r>
         <w:rPr>
-          <w:rFonts w:hint="eastAsia"/>
+          <w:rFonts w:hint="eastAsia" w:eastAsia="黑体"/>
         </w:rPr>
         <w:t xml:space="preserve">位双向移位寄存器（可构成环形计数器）。</w:t>
       </w:r>
@@ -2245,11 +2526,14 @@
         </w:numPr>
       </w:pPr>
       <w:r>
+        <w:rPr>
+          <w:rFonts w:eastAsia="黑体"/>
+        </w:rPr>
         <w:t xml:space="preserve">74HC164 / </w:t>
       </w:r>
       <w:r>
         <w:rPr>
-          <w:rFonts w:hint="eastAsia"/>
+          <w:rFonts w:hint="eastAsia" w:eastAsia="黑体"/>
         </w:rPr>
         <w:t xml:space="preserve">74HC595：移位寄存器，配合反馈构成环形计数。</w:t>
       </w:r>
@@ -2264,7 +2548,7 @@
       </w:pPr>
       <w:r>
         <w:rPr>
-          <w:rFonts w:hint="eastAsia"/>
+          <w:rFonts w:hint="eastAsia" w:eastAsia="黑体"/>
         </w:rPr>
         <w:t xml:space="preserve">常用：按需选型（环形计数器多由移位寄存器或触发器搭建）。</w:t>
       </w:r>
@@ -2277,7 +2561,7 @@
       </w:pPr>
       <w:r>
         <w:rPr>
-          <w:rFonts w:hint="eastAsia"/>
+          <w:rFonts w:hint="eastAsia" w:eastAsia="黑体"/>
         </w:rPr>
         <w:t xml:space="preserve">注意事项</w:t>
       </w:r>
@@ -2292,16 +2576,19 @@
       </w:pPr>
       <w:r>
         <w:rPr>
-          <w:rFonts w:hint="eastAsia"/>
+          <w:rFonts w:hint="eastAsia" w:eastAsia="黑体"/>
         </w:rPr>
         <w:t xml:space="preserve">保证上电后只有一位为</w:t>
       </w:r>
       <w:r>
+        <w:rPr>
+          <w:rFonts w:eastAsia="黑体"/>
+        </w:rPr>
         <w:t xml:space="preserve"> </w:t>
       </w:r>
       <w:r>
         <w:rPr>
-          <w:rFonts w:hint="eastAsia"/>
+          <w:rFonts w:hint="eastAsia" w:eastAsia="黑体"/>
         </w:rPr>
         <w:t xml:space="preserve">1，否则可能进入非法状态循环，需预置或自校正。</w:t>
       </w:r>
@@ -2316,34 +2603,43 @@
       </w:pPr>
       <w:r>
         <w:rPr>
-          <w:rFonts w:hint="eastAsia"/>
+          <w:rFonts w:hint="eastAsia" w:eastAsia="黑体"/>
         </w:rPr>
         <w:t xml:space="preserve">触发器利用率低（n</w:t>
       </w:r>
       <w:r>
+        <w:rPr>
+          <w:rFonts w:eastAsia="黑体"/>
+        </w:rPr>
         <w:t xml:space="preserve"> </w:t>
       </w:r>
       <w:r>
         <w:rPr>
-          <w:rFonts w:hint="eastAsia"/>
+          <w:rFonts w:hint="eastAsia" w:eastAsia="黑体"/>
         </w:rPr>
         <w:t xml:space="preserve">个触发器仅</w:t>
       </w:r>
       <w:r>
+        <w:rPr>
+          <w:rFonts w:eastAsia="黑体"/>
+        </w:rPr>
         <w:t xml:space="preserve"> n </w:t>
       </w:r>
       <w:r>
         <w:rPr>
-          <w:rFonts w:hint="eastAsia"/>
+          <w:rFonts w:hint="eastAsia" w:eastAsia="黑体"/>
         </w:rPr>
         <w:t xml:space="preserve">个状态），适合需要</w:t>
       </w:r>
       <w:r>
+        <w:rPr>
+          <w:rFonts w:eastAsia="黑体"/>
+        </w:rPr>
         <w:t xml:space="preserve"> one-hot </w:t>
       </w:r>
       <w:r>
         <w:rPr>
-          <w:rFonts w:hint="eastAsia"/>
+          <w:rFonts w:hint="eastAsia" w:eastAsia="黑体"/>
         </w:rPr>
         <w:t xml:space="preserve">编码的场合。</w:t>
       </w:r>
@@ -2358,7 +2654,7 @@
       </w:pPr>
       <w:r>
         <w:rPr>
-          <w:rFonts w:hint="eastAsia"/>
+          <w:rFonts w:hint="eastAsia" w:eastAsia="黑体"/>
         </w:rPr>
         <w:t xml:space="preserve">输出毛刺较少，适合作为多相时钟/节拍发生器。</w:t>
       </w:r>
@@ -2371,7 +2667,7 @@
       </w:pPr>
       <w:r>
         <w:rPr>
-          <w:rFonts w:hint="eastAsia"/>
+          <w:rFonts w:hint="eastAsia" w:eastAsia="黑体"/>
         </w:rPr>
         <w:t xml:space="preserve">参考资料</w:t>
       </w:r>
@@ -2386,7 +2682,7 @@
       </w:pPr>
       <w:r>
         <w:rPr>
-          <w:rFonts w:hint="eastAsia"/>
+          <w:rFonts w:hint="eastAsia" w:eastAsia="黑体"/>
         </w:rPr>
         <w:t xml:space="preserve">《数字电子技术基础》（阎石）。</w:t>
       </w:r>
@@ -2400,6 +2696,9 @@
         </w:numPr>
       </w:pPr>
       <w:r>
+        <w:rPr>
+          <w:rFonts w:eastAsia="黑体"/>
+        </w:rPr>
         <w:t xml:space="preserve">Wikipedia: Ring counter。</w:t>
       </w:r>
     </w:p>
@@ -2412,11 +2711,14 @@
         </w:numPr>
       </w:pPr>
       <w:r>
+        <w:rPr>
+          <w:rFonts w:eastAsia="黑体"/>
+        </w:rPr>
         <w:t xml:space="preserve">TI 74HC194 </w:t>
       </w:r>
       <w:r>
         <w:rPr>
-          <w:rFonts w:hint="eastAsia"/>
+          <w:rFonts w:hint="eastAsia" w:eastAsia="黑体"/>
         </w:rPr>
         <w:t xml:space="preserve">数据手册。</w:t>
       </w:r>
@@ -2430,11 +2732,11 @@
       </w:pPr>
       <w:r>
         <w:rPr>
-          <w:rFonts w:ascii="Times New Roman" w:hAnsi="Times New Roman"/>
+          <w:rFonts w:ascii="Times New Roman" w:hAnsi="Times New Roman" w:eastAsia="黑体"/>
           <w:color w:val="555555"/>
           <w:sz w:val="21"/>
         </w:rPr>
-        <w:t>材料收集者：杜文杰</w:t>
+        <w:t>材料收集者：杜文杰，WX手机：19519196569，QQ:3478827729</w:t>
       </w:r>
     </w:p>
     <w:sectPr>
@@ -2454,7 +2756,7 @@
 </file>
 
 <file path=word/footer1.xml><?xml version="1.0" encoding="utf-8"?>
-<w:ftr xmlns:m="http://schemas.openxmlformats.org/officeDocument/2006/math" xmlns:mc="http://schemas.openxmlformats.org/markup-compatibility/2006" xmlns:mo="http://schemas.microsoft.com/office/mac/office/2008/main" xmlns:mv="urn:schemas-microsoft-com:mac:vml" xmlns:o="urn:schemas-microsoft-com:office:office" xmlns:r="http://schemas.openxmlformats.org/officeDocument/2006/relationships" xmlns:v="urn:schemas-microsoft-com:vml" xmlns:w10="urn:schemas-microsoft-com:office:word" xmlns:w14="http://schemas.microsoft.com/office/word/2010/wordml" xmlns:w="http://schemas.openxmlformats.org/wordprocessingml/2006/main" xmlns:wne="http://schemas.microsoft.com/office/word/2006/wordml" xmlns:wp14="http://schemas.microsoft.com/office/word/2010/wordprocessingDrawing" xmlns:wp="http://schemas.openxmlformats.org/drawingml/2006/wordprocessingDrawing" xmlns:wpc="http://schemas.microsoft.com/office/word/2010/wordprocessingCanvas" xmlns:wpg="http://schemas.microsoft.com/office/word/2010/wordprocessingGroup" xmlns:wpi="http://schemas.microsoft.com/office/word/2010/wordprocessingInk" xmlns:wps="http://schemas.microsoft.com/office/word/2010/wordprocessingShape" mc:Ignorable="w14 wp14">
+<w:ftr xmlns:mc="http://schemas.openxmlformats.org/markup-compatibility/2006" xmlns:w="http://schemas.openxmlformats.org/wordprocessingml/2006/main" xmlns:m="http://schemas.openxmlformats.org/officeDocument/2006/math" xmlns:mo="http://schemas.microsoft.com/office/mac/office/2008/main" xmlns:mv="urn:schemas-microsoft-com:mac:vml" xmlns:o="urn:schemas-microsoft-com:office:office" xmlns:r="http://schemas.openxmlformats.org/officeDocument/2006/relationships" xmlns:v="urn:schemas-microsoft-com:vml" xmlns:w10="urn:schemas-microsoft-com:office:word" xmlns:w14="http://schemas.microsoft.com/office/word/2010/wordml" xmlns:wne="http://schemas.microsoft.com/office/word/2006/wordml" xmlns:wp14="http://schemas.microsoft.com/office/word/2010/wordprocessingDrawing" xmlns:wp="http://schemas.openxmlformats.org/drawingml/2006/wordprocessingDrawing" xmlns:wpc="http://schemas.microsoft.com/office/word/2010/wordprocessingCanvas" xmlns:wpg="http://schemas.microsoft.com/office/word/2010/wordprocessingGroup" xmlns:wpi="http://schemas.microsoft.com/office/word/2010/wordprocessingInk" xmlns:wps="http://schemas.microsoft.com/office/word/2010/wordprocessingShape" mc:Ignorable="w14 wp14">
   <w:p>
     <w:pPr>
       <w:pStyle w:val="Footer"/>
@@ -2462,12 +2764,14 @@
     </w:pPr>
     <w:r>
       <w:rPr>
+        <w:rFonts w:eastAsia="黑体"/>
         <w:sz w:val="18"/>
       </w:rPr>
       <w:t xml:space="preserve">第 </w:t>
     </w:r>
     <w:r>
       <w:rPr>
+        <w:rFonts w:eastAsia="黑体"/>
         <w:sz w:val="18"/>
       </w:rPr>
       <w:fldChar w:fldCharType="begin"/>
@@ -2476,6 +2780,7 @@
     </w:r>
     <w:r>
       <w:rPr>
+        <w:rFonts w:eastAsia="黑体"/>
         <w:sz w:val="18"/>
       </w:rPr>
       <w:t xml:space="preserve"> 页</w:t>
@@ -2489,6 +2794,9 @@
   <w:footnote w:type="continuationSeparator" w:id="0">
     <w:p>
       <w:r>
+        <w:rPr>
+          <w:rFonts w:eastAsia="黑体"/>
+        </w:rPr>
         <w:continuationSeparator/>
       </w:r>
     </w:p>
@@ -2496,6 +2804,9 @@
   <w:footnote w:type="separator" w:id="-1">
     <w:p>
       <w:r>
+        <w:rPr>
+          <w:rFonts w:eastAsia="黑体"/>
+        </w:rPr>
         <w:separator/>
       </w:r>
     </w:p>
@@ -2504,7 +2815,7 @@
 </file>
 
 <file path=word/header1.xml><?xml version="1.0" encoding="utf-8"?>
-<w:hdr xmlns:m="http://schemas.openxmlformats.org/officeDocument/2006/math" xmlns:mc="http://schemas.openxmlformats.org/markup-compatibility/2006" xmlns:mo="http://schemas.microsoft.com/office/mac/office/2008/main" xmlns:mv="urn:schemas-microsoft-com:mac:vml" xmlns:o="urn:schemas-microsoft-com:office:office" xmlns:r="http://schemas.openxmlformats.org/officeDocument/2006/relationships" xmlns:v="urn:schemas-microsoft-com:vml" xmlns:w10="urn:schemas-microsoft-com:office:word" xmlns:w14="http://schemas.microsoft.com/office/word/2010/wordml" xmlns:w="http://schemas.openxmlformats.org/wordprocessingml/2006/main" xmlns:wne="http://schemas.microsoft.com/office/word/2006/wordml" xmlns:wp14="http://schemas.microsoft.com/office/word/2010/wordprocessingDrawing" xmlns:wp="http://schemas.openxmlformats.org/drawingml/2006/wordprocessingDrawing" xmlns:wpc="http://schemas.microsoft.com/office/word/2010/wordprocessingCanvas" xmlns:wpg="http://schemas.microsoft.com/office/word/2010/wordprocessingGroup" xmlns:wpi="http://schemas.microsoft.com/office/word/2010/wordprocessingInk" xmlns:wps="http://schemas.microsoft.com/office/word/2010/wordprocessingShape" mc:Ignorable="w14 wp14">
+<w:hdr xmlns:mc="http://schemas.openxmlformats.org/markup-compatibility/2006" xmlns:w="http://schemas.openxmlformats.org/wordprocessingml/2006/main" xmlns:m="http://schemas.openxmlformats.org/officeDocument/2006/math" xmlns:mo="http://schemas.microsoft.com/office/mac/office/2008/main" xmlns:mv="urn:schemas-microsoft-com:mac:vml" xmlns:o="urn:schemas-microsoft-com:office:office" xmlns:r="http://schemas.openxmlformats.org/officeDocument/2006/relationships" xmlns:v="urn:schemas-microsoft-com:vml" xmlns:w10="urn:schemas-microsoft-com:office:word" xmlns:w14="http://schemas.microsoft.com/office/word/2010/wordml" xmlns:wne="http://schemas.microsoft.com/office/word/2006/wordml" xmlns:wp14="http://schemas.microsoft.com/office/word/2010/wordprocessingDrawing" xmlns:wp="http://schemas.openxmlformats.org/drawingml/2006/wordprocessingDrawing" xmlns:wpc="http://schemas.microsoft.com/office/word/2010/wordprocessingCanvas" xmlns:wpg="http://schemas.microsoft.com/office/word/2010/wordprocessingGroup" xmlns:wpi="http://schemas.microsoft.com/office/word/2010/wordprocessingInk" xmlns:wps="http://schemas.microsoft.com/office/word/2010/wordprocessingShape" mc:Ignorable="w14 wp14">
   <w:p>
     <w:pPr>
       <w:pStyle w:val="Header"/>
@@ -2512,7 +2823,7 @@
     </w:pPr>
     <w:r>
       <w:rPr>
-        <w:rFonts w:ascii="Times New Roman" w:hAnsi="Times New Roman"/>
+        <w:rFonts w:ascii="Times New Roman" w:hAnsi="Times New Roman" w:eastAsia="黑体"/>
         <w:sz w:val="18"/>
         <w:rFonts w:eastAsia="黑体"/>
         <w:rFonts w:eastAsia="黑体"/>
@@ -2524,7 +2835,7 @@
 </file>
 
 <file path=word/numbering.xml><?xml version="1.0" encoding="utf-8"?>
-<w:numbering xmlns:m="http://schemas.openxmlformats.org/officeDocument/2006/math" xmlns:mc="http://schemas.openxmlformats.org/markup-compatibility/2006" xmlns:mo="http://schemas.microsoft.com/office/mac/office/2008/main" xmlns:mv="urn:schemas-microsoft-com:mac:vml" xmlns:o="urn:schemas-microsoft-com:office:office" xmlns:r="http://schemas.openxmlformats.org/officeDocument/2006/relationships" xmlns:v="urn:schemas-microsoft-com:vml" xmlns:w="http://schemas.openxmlformats.org/wordprocessingml/2006/main" xmlns:w10="urn:schemas-microsoft-com:office:word" xmlns:w14="http://schemas.microsoft.com/office/word/2010/wordml" xmlns:wne="http://schemas.microsoft.com/office/word/2006/wordml" xmlns:wp="http://schemas.openxmlformats.org/drawingml/2006/wordprocessingDrawing" xmlns:wp14="http://schemas.microsoft.com/office/word/2010/wordprocessingDrawing" xmlns:wpc="http://schemas.microsoft.com/office/word/2010/wordprocessingCanvas" xmlns:wpg="http://schemas.microsoft.com/office/word/2010/wordprocessingGroup" xmlns:wpi="http://schemas.microsoft.com/office/word/2010/wordprocessingInk" xmlns:wps="http://schemas.microsoft.com/office/word/2010/wordprocessingShape" mc:Ignorable="w14 wp14">
+<w:numbering xmlns:mc="http://schemas.openxmlformats.org/markup-compatibility/2006" xmlns:w="http://schemas.openxmlformats.org/wordprocessingml/2006/main" xmlns:m="http://schemas.openxmlformats.org/officeDocument/2006/math" xmlns:mo="http://schemas.microsoft.com/office/mac/office/2008/main" xmlns:mv="urn:schemas-microsoft-com:mac:vml" xmlns:o="urn:schemas-microsoft-com:office:office" xmlns:r="http://schemas.openxmlformats.org/officeDocument/2006/relationships" xmlns:v="urn:schemas-microsoft-com:vml" xmlns:w10="urn:schemas-microsoft-com:office:word" xmlns:w14="http://schemas.microsoft.com/office/word/2010/wordml" xmlns:wne="http://schemas.microsoft.com/office/word/2006/wordml" xmlns:wp="http://schemas.openxmlformats.org/drawingml/2006/wordprocessingDrawing" xmlns:wp14="http://schemas.microsoft.com/office/word/2010/wordprocessingDrawing" xmlns:wpc="http://schemas.microsoft.com/office/word/2010/wordprocessingCanvas" xmlns:wpg="http://schemas.microsoft.com/office/word/2010/wordprocessingGroup" xmlns:wpi="http://schemas.microsoft.com/office/word/2010/wordprocessingInk" xmlns:wps="http://schemas.microsoft.com/office/word/2010/wordprocessingShape" mc:Ignorable="w14 wp14">
   <w:abstractNum w:abstractNumId="0">
     <w:nsid w:val="FFFFFF7C"/>
     <w:multiLevelType w:val="singleLevel"/>
@@ -2611,7 +2922,7 @@
         <w:ind w:hanging="360" w:left="1440"/>
       </w:pPr>
       <w:rPr>
-        <w:rFonts w:ascii="Symbol" w:hAnsi="Symbol" w:hint="default"/>
+        <w:rFonts w:ascii="Symbol" w:hAnsi="Symbol" w:hint="default" w:eastAsia="黑体"/>
       </w:rPr>
     </w:lvl>
   </w:abstractNum>
@@ -2632,7 +2943,7 @@
         <w:ind w:hanging="360" w:left="1080"/>
       </w:pPr>
       <w:rPr>
-        <w:rFonts w:ascii="Symbol" w:hAnsi="Symbol" w:hint="default"/>
+        <w:rFonts w:ascii="Symbol" w:hAnsi="Symbol" w:hint="default" w:eastAsia="黑体"/>
       </w:rPr>
     </w:lvl>
   </w:abstractNum>
@@ -2653,7 +2964,7 @@
         <w:ind w:hanging="360" w:left="720"/>
       </w:pPr>
       <w:rPr>
-        <w:rFonts w:ascii="Symbol" w:hAnsi="Symbol" w:hint="default"/>
+        <w:rFonts w:ascii="Symbol" w:hAnsi="Symbol" w:hint="default" w:eastAsia="黑体"/>
       </w:rPr>
     </w:lvl>
   </w:abstractNum>
@@ -2692,7 +3003,7 @@
         <w:ind w:hanging="360" w:left="360"/>
       </w:pPr>
       <w:rPr>
-        <w:rFonts w:ascii="Symbol" w:hAnsi="Symbol" w:hint="default"/>
+        <w:rFonts w:ascii="Symbol" w:hAnsi="Symbol" w:hint="default" w:eastAsia="黑体"/>
       </w:rPr>
     </w:lvl>
   </w:abstractNum>
@@ -2783,7 +3094,7 @@
         <w:ind w:left="720" w:hanging="360"/>
       </w:pPr>
       <w:rPr>
-        <w:rFonts w:ascii="Symbol" w:hAnsi="Symbol" w:cs="Symbol" w:hint="default"/>
+        <w:rFonts w:ascii="Symbol" w:hAnsi="Symbol" w:cs="Symbol" w:hint="default" w:eastAsia="黑体"/>
       </w:rPr>
     </w:lvl>
     <w:lvl w:ilvl="1">
@@ -2794,7 +3105,7 @@
         <w:ind w:left="1440" w:hanging="360"/>
       </w:pPr>
       <w:rPr>
-        <w:rFonts w:ascii="Courier New" w:hAnsi="Courier New" w:cs="Courier New" w:hint="default"/>
+        <w:rFonts w:ascii="Courier New" w:hAnsi="Courier New" w:cs="Courier New" w:hint="default" w:eastAsia="黑体"/>
       </w:rPr>
     </w:lvl>
     <w:lvl w:ilvl="2">
@@ -2805,7 +3116,7 @@
         <w:ind w:left="2160" w:hanging="360"/>
       </w:pPr>
       <w:rPr>
-        <w:rFonts w:ascii="Wingdings" w:hAnsi="Wingdings" w:cs="Wingdings" w:hint="default"/>
+        <w:rFonts w:ascii="Wingdings" w:hAnsi="Wingdings" w:cs="Wingdings" w:hint="default" w:eastAsia="黑体"/>
       </w:rPr>
     </w:lvl>
     <w:lvl w:ilvl="3">
@@ -2816,7 +3127,7 @@
         <w:ind w:left="2880" w:hanging="360"/>
       </w:pPr>
       <w:rPr>
-        <w:rFonts w:ascii="Symbol" w:hAnsi="Symbol" w:cs="Symbol" w:hint="default"/>
+        <w:rFonts w:ascii="Symbol" w:hAnsi="Symbol" w:cs="Symbol" w:hint="default" w:eastAsia="黑体"/>
       </w:rPr>
     </w:lvl>
     <w:lvl w:ilvl="4">
@@ -2827,7 +3138,7 @@
         <w:ind w:left="3600" w:hanging="360"/>
       </w:pPr>
       <w:rPr>
-        <w:rFonts w:ascii="Courier New" w:hAnsi="Courier New" w:cs="Courier New" w:hint="default"/>
+        <w:rFonts w:ascii="Courier New" w:hAnsi="Courier New" w:cs="Courier New" w:hint="default" w:eastAsia="黑体"/>
       </w:rPr>
     </w:lvl>
     <w:lvl w:ilvl="5">
@@ -2838,7 +3149,7 @@
         <w:ind w:left="4320" w:hanging="360"/>
       </w:pPr>
       <w:rPr>
-        <w:rFonts w:ascii="Wingdings" w:hAnsi="Wingdings" w:cs="Wingdings" w:hint="default"/>
+        <w:rFonts w:ascii="Wingdings" w:hAnsi="Wingdings" w:cs="Wingdings" w:hint="default" w:eastAsia="黑体"/>
       </w:rPr>
     </w:lvl>
     <w:lvl w:ilvl="6">
@@ -2849,7 +3160,7 @@
         <w:ind w:left="5040" w:hanging="360"/>
       </w:pPr>
       <w:rPr>
-        <w:rFonts w:ascii="Symbol" w:hAnsi="Symbol" w:cs="Symbol" w:hint="default"/>
+        <w:rFonts w:ascii="Symbol" w:hAnsi="Symbol" w:cs="Symbol" w:hint="default" w:eastAsia="黑体"/>
       </w:rPr>
     </w:lvl>
     <w:lvl w:ilvl="7">
@@ -2860,7 +3171,7 @@
         <w:ind w:left="5760" w:hanging="360"/>
       </w:pPr>
       <w:rPr>
-        <w:rFonts w:ascii="Courier New" w:hAnsi="Courier New" w:cs="Courier New" w:hint="default"/>
+        <w:rFonts w:ascii="Courier New" w:hAnsi="Courier New" w:cs="Courier New" w:hint="default" w:eastAsia="黑体"/>
       </w:rPr>
     </w:lvl>
     <w:lvl w:ilvl="8">
@@ -2871,7 +3182,7 @@
         <w:ind w:left="6480" w:hanging="360"/>
       </w:pPr>
       <w:rPr>
-        <w:rFonts w:ascii="Wingdings" w:hAnsi="Wingdings" w:cs="Wingdings" w:hint="default"/>
+        <w:rFonts w:ascii="Wingdings" w:hAnsi="Wingdings" w:cs="Wingdings" w:hint="default" w:eastAsia="黑体"/>
       </w:rPr>
     </w:lvl>
   </w:abstractNum>
@@ -2927,11 +3238,11 @@
 </file>
 
 <file path=word/styles.xml><?xml version="1.0" encoding="utf-8"?>
-<w:styles xmlns:mc="http://schemas.openxmlformats.org/markup-compatibility/2006" xmlns:r="http://schemas.openxmlformats.org/officeDocument/2006/relationships" xmlns:w="http://schemas.openxmlformats.org/wordprocessingml/2006/main" xmlns:w14="http://schemas.microsoft.com/office/word/2010/wordml" mc:Ignorable="w14">
+<w:styles xmlns:mc="http://schemas.openxmlformats.org/markup-compatibility/2006" xmlns:w="http://schemas.openxmlformats.org/wordprocessingml/2006/main" xmlns:r="http://schemas.openxmlformats.org/officeDocument/2006/relationships" xmlns:w14="http://schemas.microsoft.com/office/word/2010/wordml" mc:Ignorable="w14">
   <w:docDefaults>
     <w:rPrDefault>
       <w:rPr>
-        <w:rFonts w:asciiTheme="minorHAnsi" w:cstheme="minorBidi" w:eastAsiaTheme="minorEastAsia" w:hAnsiTheme="minorHAnsi"/>
+        <w:rFonts w:asciiTheme="minorHAnsi" w:cstheme="minorBidi" w:hAnsiTheme="minorHAnsi" w:eastAsia="黑体"/>
         <w:sz w:val="22"/>
         <w:szCs w:val="22"/>
         <w:lang w:bidi="ar-SA" w:eastAsia="en-US" w:val="en-US"/>
@@ -3153,7 +3464,7 @@
       <w:outlineLvl w:val="0"/>
     </w:pPr>
     <w:rPr>
-      <w:rFonts w:ascii="Times New Roman" w:asciiTheme="majorHAnsi" w:cstheme="majorBidi" w:eastAsia="黑体" w:eastAsiaTheme="majorEastAsia" w:hAnsi="Times New Roman" w:hAnsiTheme="majorHAnsi"/>
+      <w:rFonts w:ascii="Times New Roman" w:asciiTheme="majorHAnsi" w:cstheme="majorBidi" w:eastAsia="黑体" w:hAnsi="Times New Roman" w:hAnsiTheme="majorHAnsi"/>
       <w:b/>
       <w:bCs/>
       <w:color w:val="1F3864"/>
@@ -3177,7 +3488,7 @@
       <w:outlineLvl w:val="1"/>
     </w:pPr>
     <w:rPr>
-      <w:rFonts w:ascii="Times New Roman" w:asciiTheme="majorHAnsi" w:cstheme="majorBidi" w:eastAsia="黑体" w:eastAsiaTheme="majorEastAsia" w:hAnsi="Times New Roman" w:hAnsiTheme="majorHAnsi"/>
+      <w:rFonts w:ascii="Times New Roman" w:asciiTheme="majorHAnsi" w:cstheme="majorBidi" w:eastAsia="黑体" w:hAnsi="Times New Roman" w:hAnsiTheme="majorHAnsi"/>
       <w:b/>
       <w:bCs/>
       <w:color w:val="2E4E7E"/>
@@ -3201,7 +3512,7 @@
       <w:outlineLvl w:val="2"/>
     </w:pPr>
     <w:rPr>
-      <w:rFonts w:ascii="Times New Roman" w:asciiTheme="majorHAnsi" w:cstheme="majorBidi" w:eastAsia="黑体" w:eastAsiaTheme="majorEastAsia" w:hAnsi="Times New Roman" w:hAnsiTheme="majorHAnsi"/>
+      <w:rFonts w:ascii="Times New Roman" w:asciiTheme="majorHAnsi" w:cstheme="majorBidi" w:eastAsia="黑体" w:hAnsi="Times New Roman" w:hAnsiTheme="majorHAnsi"/>
       <w:b/>
       <w:bCs/>
       <w:color w:val="2E4E7E"/>
@@ -3225,7 +3536,7 @@
       <w:outlineLvl w:val="3"/>
     </w:pPr>
     <w:rPr>
-      <w:rFonts w:ascii="Times New Roman" w:asciiTheme="majorHAnsi" w:cstheme="majorBidi" w:eastAsia="黑体" w:eastAsiaTheme="majorEastAsia" w:hAnsi="Times New Roman" w:hAnsiTheme="majorHAnsi"/>
+      <w:rFonts w:ascii="Times New Roman" w:asciiTheme="majorHAnsi" w:cstheme="majorBidi" w:eastAsia="黑体" w:hAnsi="Times New Roman" w:hAnsiTheme="majorHAnsi"/>
       <w:b/>
       <w:bCs/>
       <w:i/>
@@ -3251,7 +3562,7 @@
       <w:outlineLvl w:val="4"/>
     </w:pPr>
     <w:rPr>
-      <w:rFonts w:ascii="Times New Roman" w:asciiTheme="majorHAnsi" w:cstheme="majorBidi" w:eastAsia="黑体" w:eastAsiaTheme="majorEastAsia" w:hAnsi="Times New Roman" w:hAnsiTheme="majorHAnsi"/>
+      <w:rFonts w:ascii="Times New Roman" w:asciiTheme="majorHAnsi" w:cstheme="majorBidi" w:eastAsia="黑体" w:hAnsi="Times New Roman" w:hAnsiTheme="majorHAnsi"/>
       <w:b/>
       <w:color w:val="333333"/>
       <w:sz w:val="22"/>
@@ -3274,7 +3585,7 @@
       <w:outlineLvl w:val="5"/>
     </w:pPr>
     <w:rPr>
-      <w:rFonts w:asciiTheme="majorHAnsi" w:cstheme="majorBidi" w:eastAsiaTheme="majorEastAsia" w:hAnsiTheme="majorHAnsi"/>
+      <w:rFonts w:asciiTheme="majorHAnsi" w:cstheme="majorBidi" w:hAnsiTheme="majorHAnsi" w:eastAsia="黑体"/>
       <w:i/>
       <w:iCs/>
       <w:color w:themeColor="accent1" w:themeShade="7F" w:val="243F60"/>
@@ -3297,7 +3608,7 @@
       <w:outlineLvl w:val="6"/>
     </w:pPr>
     <w:rPr>
-      <w:rFonts w:asciiTheme="majorHAnsi" w:cstheme="majorBidi" w:eastAsiaTheme="majorEastAsia" w:hAnsiTheme="majorHAnsi"/>
+      <w:rFonts w:asciiTheme="majorHAnsi" w:cstheme="majorBidi" w:hAnsiTheme="majorHAnsi" w:eastAsia="黑体"/>
       <w:i/>
       <w:iCs/>
       <w:color w:themeColor="text1" w:themeTint="BF" w:val="404040"/>
@@ -3320,7 +3631,7 @@
       <w:outlineLvl w:val="7"/>
     </w:pPr>
     <w:rPr>
-      <w:rFonts w:asciiTheme="majorHAnsi" w:cstheme="majorBidi" w:eastAsiaTheme="majorEastAsia" w:hAnsiTheme="majorHAnsi"/>
+      <w:rFonts w:asciiTheme="majorHAnsi" w:cstheme="majorBidi" w:hAnsiTheme="majorHAnsi" w:eastAsia="黑体"/>
       <w:color w:themeColor="accent1" w:val="4F81BD"/>
       <w:sz w:val="20"/>
       <w:szCs w:val="20"/>
@@ -3343,7 +3654,7 @@
       <w:outlineLvl w:val="8"/>
     </w:pPr>
     <w:rPr>
-      <w:rFonts w:asciiTheme="majorHAnsi" w:cstheme="majorBidi" w:eastAsiaTheme="majorEastAsia" w:hAnsiTheme="majorHAnsi"/>
+      <w:rFonts w:asciiTheme="majorHAnsi" w:cstheme="majorBidi" w:hAnsiTheme="majorHAnsi" w:eastAsia="黑体"/>
       <w:i/>
       <w:iCs/>
       <w:color w:themeColor="text1" w:themeTint="BF" w:val="404040"/>
@@ -3394,7 +3705,7 @@
     <w:uiPriority w:val="9"/>
     <w:rsid w:val="00FC693F"/>
     <w:rPr>
-      <w:rFonts w:asciiTheme="majorHAnsi" w:cstheme="majorBidi" w:eastAsiaTheme="majorEastAsia" w:hAnsiTheme="majorHAnsi"/>
+      <w:rFonts w:asciiTheme="majorHAnsi" w:cstheme="majorBidi" w:hAnsiTheme="majorHAnsi" w:eastAsia="黑体"/>
       <w:b/>
       <w:bCs/>
       <w:color w:themeColor="accent1" w:themeShade="BF" w:val="365F91"/>
@@ -3409,7 +3720,7 @@
     <w:uiPriority w:val="9"/>
     <w:rsid w:val="00FC693F"/>
     <w:rPr>
-      <w:rFonts w:asciiTheme="majorHAnsi" w:cstheme="majorBidi" w:eastAsiaTheme="majorEastAsia" w:hAnsiTheme="majorHAnsi"/>
+      <w:rFonts w:asciiTheme="majorHAnsi" w:cstheme="majorBidi" w:hAnsiTheme="majorHAnsi" w:eastAsia="黑体"/>
       <w:b/>
       <w:bCs/>
       <w:color w:themeColor="accent1" w:val="4F81BD"/>
@@ -3424,7 +3735,7 @@
     <w:uiPriority w:val="9"/>
     <w:rsid w:val="00FC693F"/>
     <w:rPr>
-      <w:rFonts w:asciiTheme="majorHAnsi" w:cstheme="majorBidi" w:eastAsiaTheme="majorEastAsia" w:hAnsiTheme="majorHAnsi"/>
+      <w:rFonts w:asciiTheme="majorHAnsi" w:cstheme="majorBidi" w:hAnsiTheme="majorHAnsi" w:eastAsia="黑体"/>
       <w:b/>
       <w:bCs/>
       <w:color w:themeColor="accent1" w:val="4F81BD"/>
@@ -3447,7 +3758,7 @@
       <w:contextualSpacing/>
     </w:pPr>
     <w:rPr>
-      <w:rFonts w:ascii="Times New Roman" w:asciiTheme="majorHAnsi" w:cstheme="majorBidi" w:eastAsia="黑体" w:eastAsiaTheme="majorEastAsia" w:hAnsi="Times New Roman" w:hAnsiTheme="majorHAnsi"/>
+      <w:rFonts w:ascii="Times New Roman" w:asciiTheme="majorHAnsi" w:cstheme="majorBidi" w:eastAsia="黑体" w:hAnsi="Times New Roman" w:hAnsiTheme="majorHAnsi"/>
       <w:b/>
       <w:color w:val="1F3864"/>
       <w:spacing w:val="5"/>
@@ -3463,7 +3774,7 @@
     <w:uiPriority w:val="10"/>
     <w:rsid w:val="00FC693F"/>
     <w:rPr>
-      <w:rFonts w:asciiTheme="majorHAnsi" w:cstheme="majorBidi" w:eastAsiaTheme="majorEastAsia" w:hAnsiTheme="majorHAnsi"/>
+      <w:rFonts w:asciiTheme="majorHAnsi" w:cstheme="majorBidi" w:hAnsiTheme="majorHAnsi" w:eastAsia="黑体"/>
       <w:color w:themeColor="text2" w:themeShade="BF" w:val="17365D"/>
       <w:spacing w:val="5"/>
       <w:kern w:val="28"/>
@@ -3485,7 +3796,7 @@
       </w:numPr>
     </w:pPr>
     <w:rPr>
-      <w:rFonts w:asciiTheme="majorHAnsi" w:cstheme="majorBidi" w:eastAsiaTheme="majorEastAsia" w:hAnsiTheme="majorHAnsi"/>
+      <w:rFonts w:asciiTheme="majorHAnsi" w:cstheme="majorBidi" w:hAnsiTheme="majorHAnsi" w:eastAsia="黑体"/>
       <w:i/>
       <w:iCs/>
       <w:color w:themeColor="accent1" w:val="4F81BD"/>
@@ -3501,7 +3812,7 @@
     <w:uiPriority w:val="11"/>
     <w:rsid w:val="00FC693F"/>
     <w:rPr>
-      <w:rFonts w:asciiTheme="majorHAnsi" w:cstheme="majorBidi" w:eastAsiaTheme="majorEastAsia" w:hAnsiTheme="majorHAnsi"/>
+      <w:rFonts w:asciiTheme="majorHAnsi" w:cstheme="majorBidi" w:hAnsiTheme="majorHAnsi" w:eastAsia="黑体"/>
       <w:i/>
       <w:iCs/>
       <w:color w:themeColor="accent1" w:val="4F81BD"/>
@@ -3568,6 +3879,7 @@
       <w:spacing w:after="120"/>
     </w:pPr>
     <w:rPr>
+      <w:rFonts w:eastAsia="黑体"/>
       <w:sz w:val="16"/>
       <w:szCs w:val="16"/>
     </w:rPr>
@@ -3579,6 +3891,7 @@
     <w:uiPriority w:val="99"/>
     <w:rsid w:val="00AA1D8D"/>
     <w:rPr>
+      <w:rFonts w:eastAsia="黑体"/>
       <w:sz w:val="16"/>
       <w:szCs w:val="16"/>
     </w:rPr>
@@ -3748,7 +4061,7 @@
       </w:tabs>
     </w:pPr>
     <w:rPr>
-      <w:rFonts w:ascii="Courier" w:hAnsi="Courier"/>
+      <w:rFonts w:ascii="Courier" w:hAnsi="Courier" w:eastAsia="黑体"/>
       <w:sz w:val="20"/>
       <w:szCs w:val="20"/>
     </w:rPr>
@@ -3760,7 +4073,7 @@
     <w:uiPriority w:val="99"/>
     <w:rsid w:val="0029639D"/>
     <w:rPr>
-      <w:rFonts w:ascii="Courier" w:hAnsi="Courier"/>
+      <w:rFonts w:ascii="Courier" w:hAnsi="Courier" w:eastAsia="黑体"/>
       <w:sz w:val="20"/>
       <w:szCs w:val="20"/>
     </w:rPr>
@@ -3796,6 +4109,7 @@
     <w:uiPriority w:val="29"/>
     <w:rsid w:val="00FC693F"/>
     <w:rPr>
+      <w:rFonts w:eastAsia="黑体"/>
       <w:i/>
       <w:iCs/>
       <w:color w:themeColor="text1" w:val="000000"/>
@@ -3809,7 +4123,7 @@
     <w:semiHidden/>
     <w:rsid w:val="00FC693F"/>
     <w:rPr>
-      <w:rFonts w:asciiTheme="majorHAnsi" w:cstheme="majorBidi" w:eastAsiaTheme="majorEastAsia" w:hAnsiTheme="majorHAnsi"/>
+      <w:rFonts w:asciiTheme="majorHAnsi" w:cstheme="majorBidi" w:hAnsiTheme="majorHAnsi" w:eastAsia="黑体"/>
       <w:b/>
       <w:bCs/>
       <w:i/>
@@ -3825,7 +4139,7 @@
     <w:semiHidden/>
     <w:rsid w:val="00FC693F"/>
     <w:rPr>
-      <w:rFonts w:asciiTheme="majorHAnsi" w:cstheme="majorBidi" w:eastAsiaTheme="majorEastAsia" w:hAnsiTheme="majorHAnsi"/>
+      <w:rFonts w:asciiTheme="majorHAnsi" w:cstheme="majorBidi" w:hAnsiTheme="majorHAnsi" w:eastAsia="黑体"/>
       <w:color w:themeColor="accent1" w:themeShade="7F" w:val="243F60"/>
     </w:rPr>
   </w:style>
@@ -3837,7 +4151,7 @@
     <w:semiHidden/>
     <w:rsid w:val="00FC693F"/>
     <w:rPr>
-      <w:rFonts w:asciiTheme="majorHAnsi" w:cstheme="majorBidi" w:eastAsiaTheme="majorEastAsia" w:hAnsiTheme="majorHAnsi"/>
+      <w:rFonts w:asciiTheme="majorHAnsi" w:cstheme="majorBidi" w:hAnsiTheme="majorHAnsi" w:eastAsia="黑体"/>
       <w:i/>
       <w:iCs/>
       <w:color w:themeColor="accent1" w:themeShade="7F" w:val="243F60"/>
@@ -3851,7 +4165,7 @@
     <w:semiHidden/>
     <w:rsid w:val="00FC693F"/>
     <w:rPr>
-      <w:rFonts w:asciiTheme="majorHAnsi" w:cstheme="majorBidi" w:eastAsiaTheme="majorEastAsia" w:hAnsiTheme="majorHAnsi"/>
+      <w:rFonts w:asciiTheme="majorHAnsi" w:cstheme="majorBidi" w:hAnsiTheme="majorHAnsi" w:eastAsia="黑体"/>
       <w:i/>
       <w:iCs/>
       <w:color w:themeColor="text1" w:themeTint="BF" w:val="404040"/>
@@ -3865,7 +4179,7 @@
     <w:semiHidden/>
     <w:rsid w:val="00FC693F"/>
     <w:rPr>
-      <w:rFonts w:asciiTheme="majorHAnsi" w:cstheme="majorBidi" w:eastAsiaTheme="majorEastAsia" w:hAnsiTheme="majorHAnsi"/>
+      <w:rFonts w:asciiTheme="majorHAnsi" w:cstheme="majorBidi" w:hAnsiTheme="majorHAnsi" w:eastAsia="黑体"/>
       <w:color w:themeColor="accent1" w:val="4F81BD"/>
       <w:sz w:val="20"/>
       <w:szCs w:val="20"/>
@@ -3879,7 +4193,7 @@
     <w:semiHidden/>
     <w:rsid w:val="00FC693F"/>
     <w:rPr>
-      <w:rFonts w:asciiTheme="majorHAnsi" w:cstheme="majorBidi" w:eastAsiaTheme="majorEastAsia" w:hAnsiTheme="majorHAnsi"/>
+      <w:rFonts w:asciiTheme="majorHAnsi" w:cstheme="majorBidi" w:hAnsiTheme="majorHAnsi" w:eastAsia="黑体"/>
       <w:i/>
       <w:iCs/>
       <w:color w:themeColor="text1" w:themeTint="BF" w:val="404040"/>
@@ -3900,6 +4214,7 @@
       <w:spacing w:line="240" w:lineRule="auto"/>
     </w:pPr>
     <w:rPr>
+      <w:rFonts w:eastAsia="黑体"/>
       <w:b/>
       <w:bCs/>
       <w:color w:themeColor="accent1" w:val="4F81BD"/>
@@ -3914,6 +4229,7 @@
     <w:qFormat/>
     <w:rsid w:val="00FC693F"/>
     <w:rPr>
+      <w:rFonts w:eastAsia="黑体"/>
       <w:b/>
       <w:bCs/>
     </w:rPr>
@@ -3925,6 +4241,7 @@
     <w:qFormat/>
     <w:rsid w:val="00FC693F"/>
     <w:rPr>
+      <w:rFonts w:eastAsia="黑体"/>
       <w:i/>
       <w:iCs/>
     </w:rPr>
@@ -3945,6 +4262,7 @@
       <w:ind w:left="936" w:right="936"/>
     </w:pPr>
     <w:rPr>
+      <w:rFonts w:eastAsia="黑体"/>
       <w:b/>
       <w:bCs/>
       <w:i/>
@@ -3959,6 +4277,7 @@
     <w:uiPriority w:val="30"/>
     <w:rsid w:val="00FC693F"/>
     <w:rPr>
+      <w:rFonts w:eastAsia="黑体"/>
       <w:b/>
       <w:bCs/>
       <w:i/>
@@ -3973,6 +4292,7 @@
     <w:qFormat/>
     <w:rsid w:val="00FC693F"/>
     <w:rPr>
+      <w:rFonts w:eastAsia="黑体"/>
       <w:i/>
       <w:iCs/>
       <w:color w:themeColor="text1" w:themeTint="7F" w:val="808080"/>
@@ -3985,6 +4305,7 @@
     <w:qFormat/>
     <w:rsid w:val="00FC693F"/>
     <w:rPr>
+      <w:rFonts w:eastAsia="黑体"/>
       <w:b/>
       <w:bCs/>
       <w:i/>
@@ -3999,6 +4320,7 @@
     <w:qFormat/>
     <w:rsid w:val="00FC693F"/>
     <w:rPr>
+      <w:rFonts w:eastAsia="黑体"/>
       <w:smallCaps/>
       <w:color w:themeColor="accent2" w:val="C0504D"/>
       <w:u w:val="single"/>
@@ -4011,6 +4333,7 @@
     <w:qFormat/>
     <w:rsid w:val="00FC693F"/>
     <w:rPr>
+      <w:rFonts w:eastAsia="黑体"/>
       <w:b/>
       <w:bCs/>
       <w:smallCaps/>
@@ -4026,6 +4349,7 @@
     <w:qFormat/>
     <w:rsid w:val="00FC693F"/>
     <w:rPr>
+      <w:rFonts w:eastAsia="黑体"/>
       <w:b/>
       <w:bCs/>
       <w:smallCaps/>
@@ -4080,6 +4404,7 @@
       <w:spacing w:after="0" w:line="240" w:lineRule="auto"/>
     </w:pPr>
     <w:rPr>
+      <w:rFonts w:eastAsia="黑体"/>
       <w:color w:themeColor="text1" w:themeShade="BF" w:val="000000"/>
     </w:rPr>
     <w:tblPr>
@@ -4102,6 +4427,7 @@
         <w:spacing w:after="0" w:before="0" w:line="240" w:lineRule="auto"/>
       </w:pPr>
       <w:rPr>
+        <w:rFonts w:eastAsia="黑体"/>
         <w:b/>
         <w:bCs/>
       </w:rPr>
@@ -4122,6 +4448,7 @@
         <w:spacing w:after="0" w:before="0" w:line="240" w:lineRule="auto"/>
       </w:pPr>
       <w:rPr>
+        <w:rFonts w:eastAsia="黑体"/>
         <w:b/>
         <w:bCs/>
       </w:rPr>
@@ -4139,12 +4466,14 @@
     </w:tblStylePr>
     <w:tblStylePr w:type="firstCol">
       <w:rPr>
+        <w:rFonts w:eastAsia="黑体"/>
         <w:b/>
         <w:bCs/>
       </w:rPr>
     </w:tblStylePr>
     <w:tblStylePr w:type="lastCol">
       <w:rPr>
+        <w:rFonts w:eastAsia="黑体"/>
         <w:b/>
         <w:bCs/>
       </w:rPr>
@@ -4183,6 +4512,7 @@
       <w:spacing w:after="0" w:line="240" w:lineRule="auto"/>
     </w:pPr>
     <w:rPr>
+      <w:rFonts w:eastAsia="黑体"/>
       <w:color w:themeColor="accent1" w:themeShade="BF" w:val="365F91"/>
     </w:rPr>
     <w:tblPr>
@@ -4205,6 +4535,7 @@
         <w:spacing w:after="0" w:before="0" w:line="240" w:lineRule="auto"/>
       </w:pPr>
       <w:rPr>
+        <w:rFonts w:eastAsia="黑体"/>
         <w:b/>
         <w:bCs/>
       </w:rPr>
@@ -4225,6 +4556,7 @@
         <w:spacing w:after="0" w:before="0" w:line="240" w:lineRule="auto"/>
       </w:pPr>
       <w:rPr>
+        <w:rFonts w:eastAsia="黑体"/>
         <w:b/>
         <w:bCs/>
       </w:rPr>
@@ -4242,12 +4574,14 @@
     </w:tblStylePr>
     <w:tblStylePr w:type="firstCol">
       <w:rPr>
+        <w:rFonts w:eastAsia="黑体"/>
         <w:b/>
         <w:bCs/>
       </w:rPr>
     </w:tblStylePr>
     <w:tblStylePr w:type="lastCol">
       <w:rPr>
+        <w:rFonts w:eastAsia="黑体"/>
         <w:b/>
         <w:bCs/>
       </w:rPr>
@@ -4286,6 +4620,7 @@
       <w:spacing w:after="0" w:line="240" w:lineRule="auto"/>
     </w:pPr>
     <w:rPr>
+      <w:rFonts w:eastAsia="黑体"/>
       <w:color w:themeColor="accent2" w:themeShade="BF" w:val="943634"/>
     </w:rPr>
     <w:tblPr>
@@ -4308,6 +4643,7 @@
         <w:spacing w:after="0" w:before="0" w:line="240" w:lineRule="auto"/>
       </w:pPr>
       <w:rPr>
+        <w:rFonts w:eastAsia="黑体"/>
         <w:b/>
         <w:bCs/>
       </w:rPr>
@@ -4328,6 +4664,7 @@
         <w:spacing w:after="0" w:before="0" w:line="240" w:lineRule="auto"/>
       </w:pPr>
       <w:rPr>
+        <w:rFonts w:eastAsia="黑体"/>
         <w:b/>
         <w:bCs/>
       </w:rPr>
@@ -4345,12 +4682,14 @@
     </w:tblStylePr>
     <w:tblStylePr w:type="firstCol">
       <w:rPr>
+        <w:rFonts w:eastAsia="黑体"/>
         <w:b/>
         <w:bCs/>
       </w:rPr>
     </w:tblStylePr>
     <w:tblStylePr w:type="lastCol">
       <w:rPr>
+        <w:rFonts w:eastAsia="黑体"/>
         <w:b/>
         <w:bCs/>
       </w:rPr>
@@ -4389,6 +4728,7 @@
       <w:spacing w:after="0" w:line="240" w:lineRule="auto"/>
     </w:pPr>
     <w:rPr>
+      <w:rFonts w:eastAsia="黑体"/>
       <w:color w:themeColor="accent3" w:themeShade="BF" w:val="76923C"/>
     </w:rPr>
     <w:tblPr>
@@ -4411,6 +4751,7 @@
         <w:spacing w:after="0" w:before="0" w:line="240" w:lineRule="auto"/>
       </w:pPr>
       <w:rPr>
+        <w:rFonts w:eastAsia="黑体"/>
         <w:b/>
         <w:bCs/>
       </w:rPr>
@@ -4431,6 +4772,7 @@
         <w:spacing w:after="0" w:before="0" w:line="240" w:lineRule="auto"/>
       </w:pPr>
       <w:rPr>
+        <w:rFonts w:eastAsia="黑体"/>
         <w:b/>
         <w:bCs/>
       </w:rPr>
@@ -4448,12 +4790,14 @@
     </w:tblStylePr>
     <w:tblStylePr w:type="firstCol">
       <w:rPr>
+        <w:rFonts w:eastAsia="黑体"/>
         <w:b/>
         <w:bCs/>
       </w:rPr>
     </w:tblStylePr>
     <w:tblStylePr w:type="lastCol">
       <w:rPr>
+        <w:rFonts w:eastAsia="黑体"/>
         <w:b/>
         <w:bCs/>
       </w:rPr>
@@ -4492,6 +4836,7 @@
       <w:spacing w:after="0" w:line="240" w:lineRule="auto"/>
     </w:pPr>
     <w:rPr>
+      <w:rFonts w:eastAsia="黑体"/>
       <w:color w:themeColor="accent4" w:themeShade="BF" w:val="5F497A"/>
     </w:rPr>
     <w:tblPr>
@@ -4514,6 +4859,7 @@
         <w:spacing w:after="0" w:before="0" w:line="240" w:lineRule="auto"/>
       </w:pPr>
       <w:rPr>
+        <w:rFonts w:eastAsia="黑体"/>
         <w:b/>
         <w:bCs/>
       </w:rPr>
@@ -4534,6 +4880,7 @@
         <w:spacing w:after="0" w:before="0" w:line="240" w:lineRule="auto"/>
       </w:pPr>
       <w:rPr>
+        <w:rFonts w:eastAsia="黑体"/>
         <w:b/>
         <w:bCs/>
       </w:rPr>
@@ -4551,12 +4898,14 @@
     </w:tblStylePr>
     <w:tblStylePr w:type="firstCol">
       <w:rPr>
+        <w:rFonts w:eastAsia="黑体"/>
         <w:b/>
         <w:bCs/>
       </w:rPr>
     </w:tblStylePr>
     <w:tblStylePr w:type="lastCol">
       <w:rPr>
+        <w:rFonts w:eastAsia="黑体"/>
         <w:b/>
         <w:bCs/>
       </w:rPr>
@@ -4595,6 +4944,7 @@
       <w:spacing w:after="0" w:line="240" w:lineRule="auto"/>
     </w:pPr>
     <w:rPr>
+      <w:rFonts w:eastAsia="黑体"/>
       <w:color w:themeColor="accent5" w:themeShade="BF" w:val="31849B"/>
     </w:rPr>
     <w:tblPr>
@@ -4617,6 +4967,7 @@
         <w:spacing w:after="0" w:before="0" w:line="240" w:lineRule="auto"/>
       </w:pPr>
       <w:rPr>
+        <w:rFonts w:eastAsia="黑体"/>
         <w:b/>
         <w:bCs/>
       </w:rPr>
@@ -4637,6 +4988,7 @@
         <w:spacing w:after="0" w:before="0" w:line="240" w:lineRule="auto"/>
       </w:pPr>
       <w:rPr>
+        <w:rFonts w:eastAsia="黑体"/>
         <w:b/>
         <w:bCs/>
       </w:rPr>
@@ -4654,12 +5006,14 @@
     </w:tblStylePr>
     <w:tblStylePr w:type="firstCol">
       <w:rPr>
+        <w:rFonts w:eastAsia="黑体"/>
         <w:b/>
         <w:bCs/>
       </w:rPr>
     </w:tblStylePr>
     <w:tblStylePr w:type="lastCol">
       <w:rPr>
+        <w:rFonts w:eastAsia="黑体"/>
         <w:b/>
         <w:bCs/>
       </w:rPr>
@@ -4698,6 +5052,7 @@
       <w:spacing w:after="0" w:line="240" w:lineRule="auto"/>
     </w:pPr>
     <w:rPr>
+      <w:rFonts w:eastAsia="黑体"/>
       <w:color w:themeColor="accent6" w:themeShade="BF" w:val="E36C0A"/>
     </w:rPr>
     <w:tblPr>
@@ -4720,6 +5075,7 @@
         <w:spacing w:after="0" w:before="0" w:line="240" w:lineRule="auto"/>
       </w:pPr>
       <w:rPr>
+        <w:rFonts w:eastAsia="黑体"/>
         <w:b/>
         <w:bCs/>
       </w:rPr>
@@ -4740,6 +5096,7 @@
         <w:spacing w:after="0" w:before="0" w:line="240" w:lineRule="auto"/>
       </w:pPr>
       <w:rPr>
+        <w:rFonts w:eastAsia="黑体"/>
         <w:b/>
         <w:bCs/>
       </w:rPr>
@@ -4757,12 +5114,14 @@
     </w:tblStylePr>
     <w:tblStylePr w:type="firstCol">
       <w:rPr>
+        <w:rFonts w:eastAsia="黑体"/>
         <w:b/>
         <w:bCs/>
       </w:rPr>
     </w:tblStylePr>
     <w:tblStylePr w:type="lastCol">
       <w:rPr>
+        <w:rFonts w:eastAsia="黑体"/>
         <w:b/>
         <w:bCs/>
       </w:rPr>
@@ -4822,6 +5181,7 @@
         <w:spacing w:after="0" w:before="0" w:line="240" w:lineRule="auto"/>
       </w:pPr>
       <w:rPr>
+        <w:rFonts w:eastAsia="黑体"/>
         <w:b/>
         <w:bCs/>
         <w:color w:themeColor="background1" w:val="FFFFFF"/>
@@ -4836,6 +5196,7 @@
         <w:spacing w:after="0" w:before="0" w:line="240" w:lineRule="auto"/>
       </w:pPr>
       <w:rPr>
+        <w:rFonts w:eastAsia="黑体"/>
         <w:b/>
         <w:bCs/>
       </w:rPr>
@@ -4851,12 +5212,14 @@
     </w:tblStylePr>
     <w:tblStylePr w:type="firstCol">
       <w:rPr>
+        <w:rFonts w:eastAsia="黑体"/>
         <w:b/>
         <w:bCs/>
       </w:rPr>
     </w:tblStylePr>
     <w:tblStylePr w:type="lastCol">
       <w:rPr>
+        <w:rFonts w:eastAsia="黑体"/>
         <w:b/>
         <w:bCs/>
       </w:rPr>
@@ -4914,6 +5277,7 @@
         <w:spacing w:after="0" w:before="0" w:line="240" w:lineRule="auto"/>
       </w:pPr>
       <w:rPr>
+        <w:rFonts w:eastAsia="黑体"/>
         <w:b/>
         <w:bCs/>
         <w:color w:themeColor="background1" w:val="FFFFFF"/>
@@ -4928,6 +5292,7 @@
         <w:spacing w:after="0" w:before="0" w:line="240" w:lineRule="auto"/>
       </w:pPr>
       <w:rPr>
+        <w:rFonts w:eastAsia="黑体"/>
         <w:b/>
         <w:bCs/>
       </w:rPr>
@@ -4943,12 +5308,14 @@
     </w:tblStylePr>
     <w:tblStylePr w:type="firstCol">
       <w:rPr>
+        <w:rFonts w:eastAsia="黑体"/>
         <w:b/>
         <w:bCs/>
       </w:rPr>
     </w:tblStylePr>
     <w:tblStylePr w:type="lastCol">
       <w:rPr>
+        <w:rFonts w:eastAsia="黑体"/>
         <w:b/>
         <w:bCs/>
       </w:rPr>
@@ -5006,6 +5373,7 @@
         <w:spacing w:after="0" w:before="0" w:line="240" w:lineRule="auto"/>
       </w:pPr>
       <w:rPr>
+        <w:rFonts w:eastAsia="黑体"/>
         <w:b/>
         <w:bCs/>
         <w:color w:themeColor="background1" w:val="FFFFFF"/>
@@ -5020,6 +5388,7 @@
         <w:spacing w:after="0" w:before="0" w:line="240" w:lineRule="auto"/>
       </w:pPr>
       <w:rPr>
+        <w:rFonts w:eastAsia="黑体"/>
         <w:b/>
         <w:bCs/>
       </w:rPr>
@@ -5035,12 +5404,14 @@
     </w:tblStylePr>
     <w:tblStylePr w:type="firstCol">
       <w:rPr>
+        <w:rFonts w:eastAsia="黑体"/>
         <w:b/>
         <w:bCs/>
       </w:rPr>
     </w:tblStylePr>
     <w:tblStylePr w:type="lastCol">
       <w:rPr>
+        <w:rFonts w:eastAsia="黑体"/>
         <w:b/>
         <w:bCs/>
       </w:rPr>
@@ -5098,6 +5469,7 @@
         <w:spacing w:after="0" w:before="0" w:line="240" w:lineRule="auto"/>
       </w:pPr>
       <w:rPr>
+        <w:rFonts w:eastAsia="黑体"/>
         <w:b/>
         <w:bCs/>
         <w:color w:themeColor="background1" w:val="FFFFFF"/>
@@ -5112,6 +5484,7 @@
         <w:spacing w:after="0" w:before="0" w:line="240" w:lineRule="auto"/>
       </w:pPr>
       <w:rPr>
+        <w:rFonts w:eastAsia="黑体"/>
         <w:b/>
         <w:bCs/>
       </w:rPr>
@@ -5127,12 +5500,14 @@
     </w:tblStylePr>
     <w:tblStylePr w:type="firstCol">
       <w:rPr>
+        <w:rFonts w:eastAsia="黑体"/>
         <w:b/>
         <w:bCs/>
       </w:rPr>
     </w:tblStylePr>
     <w:tblStylePr w:type="lastCol">
       <w:rPr>
+        <w:rFonts w:eastAsia="黑体"/>
         <w:b/>
         <w:bCs/>
       </w:rPr>
@@ -5190,6 +5565,7 @@
         <w:spacing w:after="0" w:before="0" w:line="240" w:lineRule="auto"/>
       </w:pPr>
       <w:rPr>
+        <w:rFonts w:eastAsia="黑体"/>
         <w:b/>
         <w:bCs/>
         <w:color w:themeColor="background1" w:val="FFFFFF"/>
@@ -5204,6 +5580,7 @@
         <w:spacing w:after="0" w:before="0" w:line="240" w:lineRule="auto"/>
       </w:pPr>
       <w:rPr>
+        <w:rFonts w:eastAsia="黑体"/>
         <w:b/>
         <w:bCs/>
       </w:rPr>
@@ -5219,12 +5596,14 @@
     </w:tblStylePr>
     <w:tblStylePr w:type="firstCol">
       <w:rPr>
+        <w:rFonts w:eastAsia="黑体"/>
         <w:b/>
         <w:bCs/>
       </w:rPr>
     </w:tblStylePr>
     <w:tblStylePr w:type="lastCol">
       <w:rPr>
+        <w:rFonts w:eastAsia="黑体"/>
         <w:b/>
         <w:bCs/>
       </w:rPr>
@@ -5282,6 +5661,7 @@
         <w:spacing w:after="0" w:before="0" w:line="240" w:lineRule="auto"/>
       </w:pPr>
       <w:rPr>
+        <w:rFonts w:eastAsia="黑体"/>
         <w:b/>
         <w:bCs/>
         <w:color w:themeColor="background1" w:val="FFFFFF"/>
@@ -5296,6 +5676,7 @@
         <w:spacing w:after="0" w:before="0" w:line="240" w:lineRule="auto"/>
       </w:pPr>
       <w:rPr>
+        <w:rFonts w:eastAsia="黑体"/>
         <w:b/>
         <w:bCs/>
       </w:rPr>
@@ -5311,12 +5692,14 @@
     </w:tblStylePr>
     <w:tblStylePr w:type="firstCol">
       <w:rPr>
+        <w:rFonts w:eastAsia="黑体"/>
         <w:b/>
         <w:bCs/>
       </w:rPr>
     </w:tblStylePr>
     <w:tblStylePr w:type="lastCol">
       <w:rPr>
+        <w:rFonts w:eastAsia="黑体"/>
         <w:b/>
         <w:bCs/>
       </w:rPr>
@@ -5374,6 +5757,7 @@
         <w:spacing w:after="0" w:before="0" w:line="240" w:lineRule="auto"/>
       </w:pPr>
       <w:rPr>
+        <w:rFonts w:eastAsia="黑体"/>
         <w:b/>
         <w:bCs/>
         <w:color w:themeColor="background1" w:val="FFFFFF"/>
@@ -5388,6 +5772,7 @@
         <w:spacing w:after="0" w:before="0" w:line="240" w:lineRule="auto"/>
       </w:pPr>
       <w:rPr>
+        <w:rFonts w:eastAsia="黑体"/>
         <w:b/>
         <w:bCs/>
       </w:rPr>
@@ -5403,12 +5788,14 @@
     </w:tblStylePr>
     <w:tblStylePr w:type="firstCol">
       <w:rPr>
+        <w:rFonts w:eastAsia="黑体"/>
         <w:b/>
         <w:bCs/>
       </w:rPr>
     </w:tblStylePr>
     <w:tblStylePr w:type="lastCol">
       <w:rPr>
+        <w:rFonts w:eastAsia="黑体"/>
         <w:b/>
         <w:bCs/>
       </w:rPr>
@@ -5468,7 +5855,7 @@
         <w:spacing w:after="0" w:before="0" w:line="240" w:lineRule="auto"/>
       </w:pPr>
       <w:rPr>
-        <w:rFonts w:asciiTheme="majorHAnsi" w:cstheme="majorBidi" w:eastAsiaTheme="majorEastAsia" w:hAnsiTheme="majorHAnsi"/>
+        <w:rFonts w:asciiTheme="majorHAnsi" w:cstheme="majorBidi" w:hAnsiTheme="majorHAnsi" w:eastAsia="黑体"/>
         <w:b/>
         <w:bCs/>
       </w:rPr>
@@ -5489,7 +5876,7 @@
         <w:spacing w:after="0" w:before="0" w:line="240" w:lineRule="auto"/>
       </w:pPr>
       <w:rPr>
-        <w:rFonts w:asciiTheme="majorHAnsi" w:cstheme="majorBidi" w:eastAsiaTheme="majorEastAsia" w:hAnsiTheme="majorHAnsi"/>
+        <w:rFonts w:asciiTheme="majorHAnsi" w:cstheme="majorBidi" w:hAnsiTheme="majorHAnsi" w:eastAsia="黑体"/>
         <w:b/>
         <w:bCs/>
       </w:rPr>
@@ -5507,14 +5894,14 @@
     </w:tblStylePr>
     <w:tblStylePr w:type="firstCol">
       <w:rPr>
-        <w:rFonts w:asciiTheme="majorHAnsi" w:cstheme="majorBidi" w:eastAsiaTheme="majorEastAsia" w:hAnsiTheme="majorHAnsi"/>
+        <w:rFonts w:asciiTheme="majorHAnsi" w:cstheme="majorBidi" w:hAnsiTheme="majorHAnsi" w:eastAsia="黑体"/>
         <w:b/>
         <w:bCs/>
       </w:rPr>
     </w:tblStylePr>
     <w:tblStylePr w:type="lastCol">
       <w:rPr>
-        <w:rFonts w:asciiTheme="majorHAnsi" w:cstheme="majorBidi" w:eastAsiaTheme="majorEastAsia" w:hAnsiTheme="majorHAnsi"/>
+        <w:rFonts w:asciiTheme="majorHAnsi" w:cstheme="majorBidi" w:hAnsiTheme="majorHAnsi" w:eastAsia="黑体"/>
         <w:b/>
         <w:bCs/>
       </w:rPr>
@@ -5598,7 +5985,7 @@
         <w:spacing w:after="0" w:before="0" w:line="240" w:lineRule="auto"/>
       </w:pPr>
       <w:rPr>
-        <w:rFonts w:asciiTheme="majorHAnsi" w:cstheme="majorBidi" w:eastAsiaTheme="majorEastAsia" w:hAnsiTheme="majorHAnsi"/>
+        <w:rFonts w:asciiTheme="majorHAnsi" w:cstheme="majorBidi" w:hAnsiTheme="majorHAnsi" w:eastAsia="黑体"/>
         <w:b/>
         <w:bCs/>
       </w:rPr>
@@ -5619,7 +6006,7 @@
         <w:spacing w:after="0" w:before="0" w:line="240" w:lineRule="auto"/>
       </w:pPr>
       <w:rPr>
-        <w:rFonts w:asciiTheme="majorHAnsi" w:cstheme="majorBidi" w:eastAsiaTheme="majorEastAsia" w:hAnsiTheme="majorHAnsi"/>
+        <w:rFonts w:asciiTheme="majorHAnsi" w:cstheme="majorBidi" w:hAnsiTheme="majorHAnsi" w:eastAsia="黑体"/>
         <w:b/>
         <w:bCs/>
       </w:rPr>
@@ -5637,14 +6024,14 @@
     </w:tblStylePr>
     <w:tblStylePr w:type="firstCol">
       <w:rPr>
-        <w:rFonts w:asciiTheme="majorHAnsi" w:cstheme="majorBidi" w:eastAsiaTheme="majorEastAsia" w:hAnsiTheme="majorHAnsi"/>
+        <w:rFonts w:asciiTheme="majorHAnsi" w:cstheme="majorBidi" w:hAnsiTheme="majorHAnsi" w:eastAsia="黑体"/>
         <w:b/>
         <w:bCs/>
       </w:rPr>
     </w:tblStylePr>
     <w:tblStylePr w:type="lastCol">
       <w:rPr>
-        <w:rFonts w:asciiTheme="majorHAnsi" w:cstheme="majorBidi" w:eastAsiaTheme="majorEastAsia" w:hAnsiTheme="majorHAnsi"/>
+        <w:rFonts w:asciiTheme="majorHAnsi" w:cstheme="majorBidi" w:hAnsiTheme="majorHAnsi" w:eastAsia="黑体"/>
         <w:b/>
         <w:bCs/>
       </w:rPr>
@@ -5728,7 +6115,7 @@
         <w:spacing w:after="0" w:before="0" w:line="240" w:lineRule="auto"/>
       </w:pPr>
       <w:rPr>
-        <w:rFonts w:asciiTheme="majorHAnsi" w:cstheme="majorBidi" w:eastAsiaTheme="majorEastAsia" w:hAnsiTheme="majorHAnsi"/>
+        <w:rFonts w:asciiTheme="majorHAnsi" w:cstheme="majorBidi" w:hAnsiTheme="majorHAnsi" w:eastAsia="黑体"/>
         <w:b/>
         <w:bCs/>
       </w:rPr>
@@ -5749,7 +6136,7 @@
         <w:spacing w:after="0" w:before="0" w:line="240" w:lineRule="auto"/>
       </w:pPr>
       <w:rPr>
-        <w:rFonts w:asciiTheme="majorHAnsi" w:cstheme="majorBidi" w:eastAsiaTheme="majorEastAsia" w:hAnsiTheme="majorHAnsi"/>
+        <w:rFonts w:asciiTheme="majorHAnsi" w:cstheme="majorBidi" w:hAnsiTheme="majorHAnsi" w:eastAsia="黑体"/>
         <w:b/>
         <w:bCs/>
       </w:rPr>
@@ -5767,14 +6154,14 @@
     </w:tblStylePr>
     <w:tblStylePr w:type="firstCol">
       <w:rPr>
-        <w:rFonts w:asciiTheme="majorHAnsi" w:cstheme="majorBidi" w:eastAsiaTheme="majorEastAsia" w:hAnsiTheme="majorHAnsi"/>
+        <w:rFonts w:asciiTheme="majorHAnsi" w:cstheme="majorBidi" w:hAnsiTheme="majorHAnsi" w:eastAsia="黑体"/>
         <w:b/>
         <w:bCs/>
       </w:rPr>
     </w:tblStylePr>
     <w:tblStylePr w:type="lastCol">
       <w:rPr>
-        <w:rFonts w:asciiTheme="majorHAnsi" w:cstheme="majorBidi" w:eastAsiaTheme="majorEastAsia" w:hAnsiTheme="majorHAnsi"/>
+        <w:rFonts w:asciiTheme="majorHAnsi" w:cstheme="majorBidi" w:hAnsiTheme="majorHAnsi" w:eastAsia="黑体"/>
         <w:b/>
         <w:bCs/>
       </w:rPr>
@@ -5858,7 +6245,7 @@
         <w:spacing w:after="0" w:before="0" w:line="240" w:lineRule="auto"/>
       </w:pPr>
       <w:rPr>
-        <w:rFonts w:asciiTheme="majorHAnsi" w:cstheme="majorBidi" w:eastAsiaTheme="majorEastAsia" w:hAnsiTheme="majorHAnsi"/>
+        <w:rFonts w:asciiTheme="majorHAnsi" w:cstheme="majorBidi" w:hAnsiTheme="majorHAnsi" w:eastAsia="黑体"/>
         <w:b/>
         <w:bCs/>
       </w:rPr>
@@ -5879,7 +6266,7 @@
         <w:spacing w:after="0" w:before="0" w:line="240" w:lineRule="auto"/>
       </w:pPr>
       <w:rPr>
-        <w:rFonts w:asciiTheme="majorHAnsi" w:cstheme="majorBidi" w:eastAsiaTheme="majorEastAsia" w:hAnsiTheme="majorHAnsi"/>
+        <w:rFonts w:asciiTheme="majorHAnsi" w:cstheme="majorBidi" w:hAnsiTheme="majorHAnsi" w:eastAsia="黑体"/>
         <w:b/>
         <w:bCs/>
       </w:rPr>
@@ -5897,14 +6284,14 @@
     </w:tblStylePr>
     <w:tblStylePr w:type="firstCol">
       <w:rPr>
-        <w:rFonts w:asciiTheme="majorHAnsi" w:cstheme="majorBidi" w:eastAsiaTheme="majorEastAsia" w:hAnsiTheme="majorHAnsi"/>
+        <w:rFonts w:asciiTheme="majorHAnsi" w:cstheme="majorBidi" w:hAnsiTheme="majorHAnsi" w:eastAsia="黑体"/>
         <w:b/>
         <w:bCs/>
       </w:rPr>
     </w:tblStylePr>
     <w:tblStylePr w:type="lastCol">
       <w:rPr>
-        <w:rFonts w:asciiTheme="majorHAnsi" w:cstheme="majorBidi" w:eastAsiaTheme="majorEastAsia" w:hAnsiTheme="majorHAnsi"/>
+        <w:rFonts w:asciiTheme="majorHAnsi" w:cstheme="majorBidi" w:hAnsiTheme="majorHAnsi" w:eastAsia="黑体"/>
         <w:b/>
         <w:bCs/>
       </w:rPr>
@@ -5988,7 +6375,7 @@
         <w:spacing w:after="0" w:before="0" w:line="240" w:lineRule="auto"/>
       </w:pPr>
       <w:rPr>
-        <w:rFonts w:asciiTheme="majorHAnsi" w:cstheme="majorBidi" w:eastAsiaTheme="majorEastAsia" w:hAnsiTheme="majorHAnsi"/>
+        <w:rFonts w:asciiTheme="majorHAnsi" w:cstheme="majorBidi" w:hAnsiTheme="majorHAnsi" w:eastAsia="黑体"/>
         <w:b/>
         <w:bCs/>
       </w:rPr>
@@ -6009,7 +6396,7 @@
         <w:spacing w:after="0" w:before="0" w:line="240" w:lineRule="auto"/>
       </w:pPr>
       <w:rPr>
-        <w:rFonts w:asciiTheme="majorHAnsi" w:cstheme="majorBidi" w:eastAsiaTheme="majorEastAsia" w:hAnsiTheme="majorHAnsi"/>
+        <w:rFonts w:asciiTheme="majorHAnsi" w:cstheme="majorBidi" w:hAnsiTheme="majorHAnsi" w:eastAsia="黑体"/>
         <w:b/>
         <w:bCs/>
       </w:rPr>
@@ -6027,14 +6414,14 @@
     </w:tblStylePr>
     <w:tblStylePr w:type="firstCol">
       <w:rPr>
-        <w:rFonts w:asciiTheme="majorHAnsi" w:cstheme="majorBidi" w:eastAsiaTheme="majorEastAsia" w:hAnsiTheme="majorHAnsi"/>
+        <w:rFonts w:asciiTheme="majorHAnsi" w:cstheme="majorBidi" w:hAnsiTheme="majorHAnsi" w:eastAsia="黑体"/>
         <w:b/>
         <w:bCs/>
       </w:rPr>
     </w:tblStylePr>
     <w:tblStylePr w:type="lastCol">
       <w:rPr>
-        <w:rFonts w:asciiTheme="majorHAnsi" w:cstheme="majorBidi" w:eastAsiaTheme="majorEastAsia" w:hAnsiTheme="majorHAnsi"/>
+        <w:rFonts w:asciiTheme="majorHAnsi" w:cstheme="majorBidi" w:hAnsiTheme="majorHAnsi" w:eastAsia="黑体"/>
         <w:b/>
         <w:bCs/>
       </w:rPr>
@@ -6118,7 +6505,7 @@
         <w:spacing w:after="0" w:before="0" w:line="240" w:lineRule="auto"/>
       </w:pPr>
       <w:rPr>
-        <w:rFonts w:asciiTheme="majorHAnsi" w:cstheme="majorBidi" w:eastAsiaTheme="majorEastAsia" w:hAnsiTheme="majorHAnsi"/>
+        <w:rFonts w:asciiTheme="majorHAnsi" w:cstheme="majorBidi" w:hAnsiTheme="majorHAnsi" w:eastAsia="黑体"/>
         <w:b/>
         <w:bCs/>
       </w:rPr>
@@ -6139,7 +6526,7 @@
         <w:spacing w:after="0" w:before="0" w:line="240" w:lineRule="auto"/>
       </w:pPr>
       <w:rPr>
-        <w:rFonts w:asciiTheme="majorHAnsi" w:cstheme="majorBidi" w:eastAsiaTheme="majorEastAsia" w:hAnsiTheme="majorHAnsi"/>
+        <w:rFonts w:asciiTheme="majorHAnsi" w:cstheme="majorBidi" w:hAnsiTheme="majorHAnsi" w:eastAsia="黑体"/>
         <w:b/>
         <w:bCs/>
       </w:rPr>
@@ -6157,14 +6544,14 @@
     </w:tblStylePr>
     <w:tblStylePr w:type="firstCol">
       <w:rPr>
-        <w:rFonts w:asciiTheme="majorHAnsi" w:cstheme="majorBidi" w:eastAsiaTheme="majorEastAsia" w:hAnsiTheme="majorHAnsi"/>
+        <w:rFonts w:asciiTheme="majorHAnsi" w:cstheme="majorBidi" w:hAnsiTheme="majorHAnsi" w:eastAsia="黑体"/>
         <w:b/>
         <w:bCs/>
       </w:rPr>
     </w:tblStylePr>
     <w:tblStylePr w:type="lastCol">
       <w:rPr>
-        <w:rFonts w:asciiTheme="majorHAnsi" w:cstheme="majorBidi" w:eastAsiaTheme="majorEastAsia" w:hAnsiTheme="majorHAnsi"/>
+        <w:rFonts w:asciiTheme="majorHAnsi" w:cstheme="majorBidi" w:hAnsiTheme="majorHAnsi" w:eastAsia="黑体"/>
         <w:b/>
         <w:bCs/>
       </w:rPr>
@@ -6248,7 +6635,7 @@
         <w:spacing w:after="0" w:before="0" w:line="240" w:lineRule="auto"/>
       </w:pPr>
       <w:rPr>
-        <w:rFonts w:asciiTheme="majorHAnsi" w:cstheme="majorBidi" w:eastAsiaTheme="majorEastAsia" w:hAnsiTheme="majorHAnsi"/>
+        <w:rFonts w:asciiTheme="majorHAnsi" w:cstheme="majorBidi" w:hAnsiTheme="majorHAnsi" w:eastAsia="黑体"/>
         <w:b/>
         <w:bCs/>
       </w:rPr>
@@ -6269,7 +6656,7 @@
         <w:spacing w:after="0" w:before="0" w:line="240" w:lineRule="auto"/>
       </w:pPr>
       <w:rPr>
-        <w:rFonts w:asciiTheme="majorHAnsi" w:cstheme="majorBidi" w:eastAsiaTheme="majorEastAsia" w:hAnsiTheme="majorHAnsi"/>
+        <w:rFonts w:asciiTheme="majorHAnsi" w:cstheme="majorBidi" w:hAnsiTheme="majorHAnsi" w:eastAsia="黑体"/>
         <w:b/>
         <w:bCs/>
       </w:rPr>
@@ -6287,14 +6674,14 @@
     </w:tblStylePr>
     <w:tblStylePr w:type="firstCol">
       <w:rPr>
-        <w:rFonts w:asciiTheme="majorHAnsi" w:cstheme="majorBidi" w:eastAsiaTheme="majorEastAsia" w:hAnsiTheme="majorHAnsi"/>
+        <w:rFonts w:asciiTheme="majorHAnsi" w:cstheme="majorBidi" w:hAnsiTheme="majorHAnsi" w:eastAsia="黑体"/>
         <w:b/>
         <w:bCs/>
       </w:rPr>
     </w:tblStylePr>
     <w:tblStylePr w:type="lastCol">
       <w:rPr>
-        <w:rFonts w:asciiTheme="majorHAnsi" w:cstheme="majorBidi" w:eastAsiaTheme="majorEastAsia" w:hAnsiTheme="majorHAnsi"/>
+        <w:rFonts w:asciiTheme="majorHAnsi" w:cstheme="majorBidi" w:hAnsiTheme="majorHAnsi" w:eastAsia="黑体"/>
         <w:b/>
         <w:bCs/>
       </w:rPr>
@@ -6377,6 +6764,7 @@
         <w:spacing w:after="0" w:before="0" w:line="240" w:lineRule="auto"/>
       </w:pPr>
       <w:rPr>
+        <w:rFonts w:eastAsia="黑体"/>
         <w:b/>
         <w:bCs/>
         <w:color w:themeColor="background1" w:val="FFFFFF"/>
@@ -6399,6 +6787,7 @@
         <w:spacing w:after="0" w:before="0" w:line="240" w:lineRule="auto"/>
       </w:pPr>
       <w:rPr>
+        <w:rFonts w:eastAsia="黑体"/>
         <w:b/>
         <w:bCs/>
       </w:rPr>
@@ -6416,12 +6805,14 @@
     </w:tblStylePr>
     <w:tblStylePr w:type="firstCol">
       <w:rPr>
+        <w:rFonts w:eastAsia="黑体"/>
         <w:b/>
         <w:bCs/>
       </w:rPr>
     </w:tblStylePr>
     <w:tblStylePr w:type="lastCol">
       <w:rPr>
+        <w:rFonts w:eastAsia="黑体"/>
         <w:b/>
         <w:bCs/>
       </w:rPr>
@@ -6483,6 +6874,7 @@
         <w:spacing w:after="0" w:before="0" w:line="240" w:lineRule="auto"/>
       </w:pPr>
       <w:rPr>
+        <w:rFonts w:eastAsia="黑体"/>
         <w:b/>
         <w:bCs/>
         <w:color w:themeColor="background1" w:val="FFFFFF"/>
@@ -6505,6 +6897,7 @@
         <w:spacing w:after="0" w:before="0" w:line="240" w:lineRule="auto"/>
       </w:pPr>
       <w:rPr>
+        <w:rFonts w:eastAsia="黑体"/>
         <w:b/>
         <w:bCs/>
       </w:rPr>
@@ -6522,12 +6915,14 @@
     </w:tblStylePr>
     <w:tblStylePr w:type="firstCol">
       <w:rPr>
+        <w:rFonts w:eastAsia="黑体"/>
         <w:b/>
         <w:bCs/>
       </w:rPr>
     </w:tblStylePr>
     <w:tblStylePr w:type="lastCol">
       <w:rPr>
+        <w:rFonts w:eastAsia="黑体"/>
         <w:b/>
         <w:bCs/>
       </w:rPr>
@@ -6589,6 +6984,7 @@
         <w:spacing w:after="0" w:before="0" w:line="240" w:lineRule="auto"/>
       </w:pPr>
       <w:rPr>
+        <w:rFonts w:eastAsia="黑体"/>
         <w:b/>
         <w:bCs/>
         <w:color w:themeColor="background1" w:val="FFFFFF"/>
@@ -6611,6 +7007,7 @@
         <w:spacing w:after="0" w:before="0" w:line="240" w:lineRule="auto"/>
       </w:pPr>
       <w:rPr>
+        <w:rFonts w:eastAsia="黑体"/>
         <w:b/>
         <w:bCs/>
       </w:rPr>
@@ -6628,12 +7025,14 @@
     </w:tblStylePr>
     <w:tblStylePr w:type="firstCol">
       <w:rPr>
+        <w:rFonts w:eastAsia="黑体"/>
         <w:b/>
         <w:bCs/>
       </w:rPr>
     </w:tblStylePr>
     <w:tblStylePr w:type="lastCol">
       <w:rPr>
+        <w:rFonts w:eastAsia="黑体"/>
         <w:b/>
         <w:bCs/>
       </w:rPr>
@@ -6695,6 +7094,7 @@
         <w:spacing w:after="0" w:before="0" w:line="240" w:lineRule="auto"/>
       </w:pPr>
       <w:rPr>
+        <w:rFonts w:eastAsia="黑体"/>
         <w:b/>
         <w:bCs/>
         <w:color w:themeColor="background1" w:val="FFFFFF"/>
@@ -6717,6 +7117,7 @@
         <w:spacing w:after="0" w:before="0" w:line="240" w:lineRule="auto"/>
       </w:pPr>
       <w:rPr>
+        <w:rFonts w:eastAsia="黑体"/>
         <w:b/>
         <w:bCs/>
       </w:rPr>
@@ -6734,12 +7135,14 @@
     </w:tblStylePr>
     <w:tblStylePr w:type="firstCol">
       <w:rPr>
+        <w:rFonts w:eastAsia="黑体"/>
         <w:b/>
         <w:bCs/>
       </w:rPr>
     </w:tblStylePr>
     <w:tblStylePr w:type="lastCol">
       <w:rPr>
+        <w:rFonts w:eastAsia="黑体"/>
         <w:b/>
         <w:bCs/>
       </w:rPr>
@@ -6801,6 +7204,7 @@
         <w:spacing w:after="0" w:before="0" w:line="240" w:lineRule="auto"/>
       </w:pPr>
       <w:rPr>
+        <w:rFonts w:eastAsia="黑体"/>
         <w:b/>
         <w:bCs/>
         <w:color w:themeColor="background1" w:val="FFFFFF"/>
@@ -6823,6 +7227,7 @@
         <w:spacing w:after="0" w:before="0" w:line="240" w:lineRule="auto"/>
       </w:pPr>
       <w:rPr>
+        <w:rFonts w:eastAsia="黑体"/>
         <w:b/>
         <w:bCs/>
       </w:rPr>
@@ -6840,12 +7245,14 @@
     </w:tblStylePr>
     <w:tblStylePr w:type="firstCol">
       <w:rPr>
+        <w:rFonts w:eastAsia="黑体"/>
         <w:b/>
         <w:bCs/>
       </w:rPr>
     </w:tblStylePr>
     <w:tblStylePr w:type="lastCol">
       <w:rPr>
+        <w:rFonts w:eastAsia="黑体"/>
         <w:b/>
         <w:bCs/>
       </w:rPr>
@@ -6907,6 +7314,7 @@
         <w:spacing w:after="0" w:before="0" w:line="240" w:lineRule="auto"/>
       </w:pPr>
       <w:rPr>
+        <w:rFonts w:eastAsia="黑体"/>
         <w:b/>
         <w:bCs/>
         <w:color w:themeColor="background1" w:val="FFFFFF"/>
@@ -6929,6 +7337,7 @@
         <w:spacing w:after="0" w:before="0" w:line="240" w:lineRule="auto"/>
       </w:pPr>
       <w:rPr>
+        <w:rFonts w:eastAsia="黑体"/>
         <w:b/>
         <w:bCs/>
       </w:rPr>
@@ -6946,12 +7355,14 @@
     </w:tblStylePr>
     <w:tblStylePr w:type="firstCol">
       <w:rPr>
+        <w:rFonts w:eastAsia="黑体"/>
         <w:b/>
         <w:bCs/>
       </w:rPr>
     </w:tblStylePr>
     <w:tblStylePr w:type="lastCol">
       <w:rPr>
+        <w:rFonts w:eastAsia="黑体"/>
         <w:b/>
         <w:bCs/>
       </w:rPr>
@@ -7013,6 +7424,7 @@
         <w:spacing w:after="0" w:before="0" w:line="240" w:lineRule="auto"/>
       </w:pPr>
       <w:rPr>
+        <w:rFonts w:eastAsia="黑体"/>
         <w:b/>
         <w:bCs/>
         <w:color w:themeColor="background1" w:val="FFFFFF"/>
@@ -7035,6 +7447,7 @@
         <w:spacing w:after="0" w:before="0" w:line="240" w:lineRule="auto"/>
       </w:pPr>
       <w:rPr>
+        <w:rFonts w:eastAsia="黑体"/>
         <w:b/>
         <w:bCs/>
       </w:rPr>
@@ -7052,12 +7465,14 @@
     </w:tblStylePr>
     <w:tblStylePr w:type="firstCol">
       <w:rPr>
+        <w:rFonts w:eastAsia="黑体"/>
         <w:b/>
         <w:bCs/>
       </w:rPr>
     </w:tblStylePr>
     <w:tblStylePr w:type="lastCol">
       <w:rPr>
+        <w:rFonts w:eastAsia="黑体"/>
         <w:b/>
         <w:bCs/>
       </w:rPr>
@@ -7116,6 +7531,7 @@
         <w:spacing w:after="0" w:before="0" w:line="240" w:lineRule="auto"/>
       </w:pPr>
       <w:rPr>
+        <w:rFonts w:eastAsia="黑体"/>
         <w:b/>
         <w:bCs/>
         <w:color w:themeColor="background1" w:val="FFFFFF"/>
@@ -7138,6 +7554,7 @@
         <w:spacing w:after="0" w:before="0" w:line="240" w:lineRule="auto"/>
       </w:pPr>
       <w:rPr>
+        <w:rFonts w:eastAsia="黑体"/>
         <w:color w:val="auto"/>
       </w:rPr>
       <w:tblPr/>
@@ -7155,6 +7572,7 @@
     </w:tblStylePr>
     <w:tblStylePr w:type="firstCol">
       <w:rPr>
+        <w:rFonts w:eastAsia="黑体"/>
         <w:b/>
         <w:bCs/>
         <w:color w:themeColor="background1" w:val="FFFFFF"/>
@@ -7174,6 +7592,7 @@
     </w:tblStylePr>
     <w:tblStylePr w:type="lastCol">
       <w:rPr>
+        <w:rFonts w:eastAsia="黑体"/>
         <w:b/>
         <w:bCs/>
         <w:color w:themeColor="background1" w:val="FFFFFF"/>
@@ -7222,6 +7641,7 @@
     </w:tblStylePr>
     <w:tblStylePr w:type="nwCell">
       <w:rPr>
+        <w:rFonts w:eastAsia="黑体"/>
         <w:color w:themeColor="background1" w:val="FFFFFF"/>
       </w:rPr>
       <w:tblPr/>
@@ -7265,6 +7685,7 @@
         <w:spacing w:after="0" w:before="0" w:line="240" w:lineRule="auto"/>
       </w:pPr>
       <w:rPr>
+        <w:rFonts w:eastAsia="黑体"/>
         <w:b/>
         <w:bCs/>
         <w:color w:themeColor="background1" w:val="FFFFFF"/>
@@ -7287,6 +7708,7 @@
         <w:spacing w:after="0" w:before="0" w:line="240" w:lineRule="auto"/>
       </w:pPr>
       <w:rPr>
+        <w:rFonts w:eastAsia="黑体"/>
         <w:color w:val="auto"/>
       </w:rPr>
       <w:tblPr/>
@@ -7304,6 +7726,7 @@
     </w:tblStylePr>
     <w:tblStylePr w:type="firstCol">
       <w:rPr>
+        <w:rFonts w:eastAsia="黑体"/>
         <w:b/>
         <w:bCs/>
         <w:color w:themeColor="background1" w:val="FFFFFF"/>
@@ -7323,6 +7746,7 @@
     </w:tblStylePr>
     <w:tblStylePr w:type="lastCol">
       <w:rPr>
+        <w:rFonts w:eastAsia="黑体"/>
         <w:b/>
         <w:bCs/>
         <w:color w:themeColor="background1" w:val="FFFFFF"/>
@@ -7371,6 +7795,7 @@
     </w:tblStylePr>
     <w:tblStylePr w:type="nwCell">
       <w:rPr>
+        <w:rFonts w:eastAsia="黑体"/>
         <w:color w:themeColor="background1" w:val="FFFFFF"/>
       </w:rPr>
       <w:tblPr/>
@@ -7414,6 +7839,7 @@
         <w:spacing w:after="0" w:before="0" w:line="240" w:lineRule="auto"/>
       </w:pPr>
       <w:rPr>
+        <w:rFonts w:eastAsia="黑体"/>
         <w:b/>
         <w:bCs/>
         <w:color w:themeColor="background1" w:val="FFFFFF"/>
@@ -7436,6 +7862,7 @@
         <w:spacing w:after="0" w:before="0" w:line="240" w:lineRule="auto"/>
       </w:pPr>
       <w:rPr>
+        <w:rFonts w:eastAsia="黑体"/>
         <w:color w:val="auto"/>
       </w:rPr>
       <w:tblPr/>
@@ -7453,6 +7880,7 @@
     </w:tblStylePr>
     <w:tblStylePr w:type="firstCol">
       <w:rPr>
+        <w:rFonts w:eastAsia="黑体"/>
         <w:b/>
         <w:bCs/>
         <w:color w:themeColor="background1" w:val="FFFFFF"/>
@@ -7472,6 +7900,7 @@
     </w:tblStylePr>
     <w:tblStylePr w:type="lastCol">
       <w:rPr>
+        <w:rFonts w:eastAsia="黑体"/>
         <w:b/>
         <w:bCs/>
         <w:color w:themeColor="background1" w:val="FFFFFF"/>
@@ -7520,6 +7949,7 @@
     </w:tblStylePr>
     <w:tblStylePr w:type="nwCell">
       <w:rPr>
+        <w:rFonts w:eastAsia="黑体"/>
         <w:color w:themeColor="background1" w:val="FFFFFF"/>
       </w:rPr>
       <w:tblPr/>
@@ -7563,6 +7993,7 @@
         <w:spacing w:after="0" w:before="0" w:line="240" w:lineRule="auto"/>
       </w:pPr>
       <w:rPr>
+        <w:rFonts w:eastAsia="黑体"/>
         <w:b/>
         <w:bCs/>
         <w:color w:themeColor="background1" w:val="FFFFFF"/>
@@ -7585,6 +8016,7 @@
         <w:spacing w:after="0" w:before="0" w:line="240" w:lineRule="auto"/>
       </w:pPr>
       <w:rPr>
+        <w:rFonts w:eastAsia="黑体"/>
         <w:color w:val="auto"/>
       </w:rPr>
       <w:tblPr/>
@@ -7602,6 +8034,7 @@
     </w:tblStylePr>
     <w:tblStylePr w:type="firstCol">
       <w:rPr>
+        <w:rFonts w:eastAsia="黑体"/>
         <w:b/>
         <w:bCs/>
         <w:color w:themeColor="background1" w:val="FFFFFF"/>
@@ -7621,6 +8054,7 @@
     </w:tblStylePr>
     <w:tblStylePr w:type="lastCol">
       <w:rPr>
+        <w:rFonts w:eastAsia="黑体"/>
         <w:b/>
         <w:bCs/>
         <w:color w:themeColor="background1" w:val="FFFFFF"/>
@@ -7669,6 +8103,7 @@
     </w:tblStylePr>
     <w:tblStylePr w:type="nwCell">
       <w:rPr>
+        <w:rFonts w:eastAsia="黑体"/>
         <w:color w:themeColor="background1" w:val="FFFFFF"/>
       </w:rPr>
       <w:tblPr/>
@@ -7712,6 +8147,7 @@
         <w:spacing w:after="0" w:before="0" w:line="240" w:lineRule="auto"/>
       </w:pPr>
       <w:rPr>
+        <w:rFonts w:eastAsia="黑体"/>
         <w:b/>
         <w:bCs/>
         <w:color w:themeColor="background1" w:val="FFFFFF"/>
@@ -7734,6 +8170,7 @@
         <w:spacing w:after="0" w:before="0" w:line="240" w:lineRule="auto"/>
       </w:pPr>
       <w:rPr>
+        <w:rFonts w:eastAsia="黑体"/>
         <w:color w:val="auto"/>
       </w:rPr>
       <w:tblPr/>
@@ -7751,6 +8188,7 @@
     </w:tblStylePr>
     <w:tblStylePr w:type="firstCol">
       <w:rPr>
+        <w:rFonts w:eastAsia="黑体"/>
         <w:b/>
         <w:bCs/>
         <w:color w:themeColor="background1" w:val="FFFFFF"/>
@@ -7770,6 +8208,7 @@
     </w:tblStylePr>
     <w:tblStylePr w:type="lastCol">
       <w:rPr>
+        <w:rFonts w:eastAsia="黑体"/>
         <w:b/>
         <w:bCs/>
         <w:color w:themeColor="background1" w:val="FFFFFF"/>
@@ -7818,6 +8257,7 @@
     </w:tblStylePr>
     <w:tblStylePr w:type="nwCell">
       <w:rPr>
+        <w:rFonts w:eastAsia="黑体"/>
         <w:color w:themeColor="background1" w:val="FFFFFF"/>
       </w:rPr>
       <w:tblPr/>
@@ -7861,6 +8301,7 @@
         <w:spacing w:after="0" w:before="0" w:line="240" w:lineRule="auto"/>
       </w:pPr>
       <w:rPr>
+        <w:rFonts w:eastAsia="黑体"/>
         <w:b/>
         <w:bCs/>
         <w:color w:themeColor="background1" w:val="FFFFFF"/>
@@ -7883,6 +8324,7 @@
         <w:spacing w:after="0" w:before="0" w:line="240" w:lineRule="auto"/>
       </w:pPr>
       <w:rPr>
+        <w:rFonts w:eastAsia="黑体"/>
         <w:color w:val="auto"/>
       </w:rPr>
       <w:tblPr/>
@@ -7900,6 +8342,7 @@
     </w:tblStylePr>
     <w:tblStylePr w:type="firstCol">
       <w:rPr>
+        <w:rFonts w:eastAsia="黑体"/>
         <w:b/>
         <w:bCs/>
         <w:color w:themeColor="background1" w:val="FFFFFF"/>
@@ -7919,6 +8362,7 @@
     </w:tblStylePr>
     <w:tblStylePr w:type="lastCol">
       <w:rPr>
+        <w:rFonts w:eastAsia="黑体"/>
         <w:b/>
         <w:bCs/>
         <w:color w:themeColor="background1" w:val="FFFFFF"/>
@@ -7967,6 +8411,7 @@
     </w:tblStylePr>
     <w:tblStylePr w:type="nwCell">
       <w:rPr>
+        <w:rFonts w:eastAsia="黑体"/>
         <w:color w:themeColor="background1" w:val="FFFFFF"/>
       </w:rPr>
       <w:tblPr/>
@@ -8010,6 +8455,7 @@
         <w:spacing w:after="0" w:before="0" w:line="240" w:lineRule="auto"/>
       </w:pPr>
       <w:rPr>
+        <w:rFonts w:eastAsia="黑体"/>
         <w:b/>
         <w:bCs/>
         <w:color w:themeColor="background1" w:val="FFFFFF"/>
@@ -8032,6 +8478,7 @@
         <w:spacing w:after="0" w:before="0" w:line="240" w:lineRule="auto"/>
       </w:pPr>
       <w:rPr>
+        <w:rFonts w:eastAsia="黑体"/>
         <w:color w:val="auto"/>
       </w:rPr>
       <w:tblPr/>
@@ -8049,6 +8496,7 @@
     </w:tblStylePr>
     <w:tblStylePr w:type="firstCol">
       <w:rPr>
+        <w:rFonts w:eastAsia="黑体"/>
         <w:b/>
         <w:bCs/>
         <w:color w:themeColor="background1" w:val="FFFFFF"/>
@@ -8068,6 +8516,7 @@
     </w:tblStylePr>
     <w:tblStylePr w:type="lastCol">
       <w:rPr>
+        <w:rFonts w:eastAsia="黑体"/>
         <w:b/>
         <w:bCs/>
         <w:color w:themeColor="background1" w:val="FFFFFF"/>
@@ -8116,6 +8565,7 @@
     </w:tblStylePr>
     <w:tblStylePr w:type="nwCell">
       <w:rPr>
+        <w:rFonts w:eastAsia="黑体"/>
         <w:color w:themeColor="background1" w:val="FFFFFF"/>
       </w:rPr>
       <w:tblPr/>
@@ -8140,6 +8590,7 @@
       <w:spacing w:after="0" w:line="240" w:lineRule="auto"/>
     </w:pPr>
     <w:rPr>
+      <w:rFonts w:eastAsia="黑体"/>
       <w:color w:themeColor="text1" w:val="000000"/>
     </w:rPr>
     <w:tblPr>
@@ -8159,7 +8610,7 @@
     </w:tblPr>
     <w:tblStylePr w:type="firstRow">
       <w:rPr>
-        <w:rFonts w:asciiTheme="majorHAnsi" w:cstheme="majorBidi" w:eastAsiaTheme="majorEastAsia" w:hAnsiTheme="majorHAnsi"/>
+        <w:rFonts w:asciiTheme="majorHAnsi" w:cstheme="majorBidi" w:hAnsiTheme="majorHAnsi" w:eastAsia="黑体"/>
       </w:rPr>
       <w:tblPr/>
       <w:tcPr>
@@ -8171,6 +8622,7 @@
     </w:tblStylePr>
     <w:tblStylePr w:type="lastRow">
       <w:rPr>
+        <w:rFonts w:eastAsia="黑体"/>
         <w:b/>
         <w:bCs/>
         <w:color w:themeColor="text2" w:val="1F497D"/>
@@ -8185,12 +8637,14 @@
     </w:tblStylePr>
     <w:tblStylePr w:type="firstCol">
       <w:rPr>
+        <w:rFonts w:eastAsia="黑体"/>
         <w:b/>
         <w:bCs/>
       </w:rPr>
     </w:tblStylePr>
     <w:tblStylePr w:type="lastCol">
       <w:rPr>
+        <w:rFonts w:eastAsia="黑体"/>
         <w:b/>
         <w:bCs/>
       </w:rPr>
@@ -8224,6 +8678,7 @@
       <w:spacing w:after="0" w:line="240" w:lineRule="auto"/>
     </w:pPr>
     <w:rPr>
+      <w:rFonts w:eastAsia="黑体"/>
       <w:color w:themeColor="text1" w:val="000000"/>
     </w:rPr>
     <w:tblPr>
@@ -8243,7 +8698,7 @@
     </w:tblPr>
     <w:tblStylePr w:type="firstRow">
       <w:rPr>
-        <w:rFonts w:asciiTheme="majorHAnsi" w:cstheme="majorBidi" w:eastAsiaTheme="majorEastAsia" w:hAnsiTheme="majorHAnsi"/>
+        <w:rFonts w:asciiTheme="majorHAnsi" w:cstheme="majorBidi" w:hAnsiTheme="majorHAnsi" w:eastAsia="黑体"/>
       </w:rPr>
       <w:tblPr/>
       <w:tcPr>
@@ -8255,6 +8710,7 @@
     </w:tblStylePr>
     <w:tblStylePr w:type="lastRow">
       <w:rPr>
+        <w:rFonts w:eastAsia="黑体"/>
         <w:b/>
         <w:bCs/>
         <w:color w:themeColor="text2" w:val="1F497D"/>
@@ -8269,12 +8725,14 @@
     </w:tblStylePr>
     <w:tblStylePr w:type="firstCol">
       <w:rPr>
+        <w:rFonts w:eastAsia="黑体"/>
         <w:b/>
         <w:bCs/>
       </w:rPr>
     </w:tblStylePr>
     <w:tblStylePr w:type="lastCol">
       <w:rPr>
+        <w:rFonts w:eastAsia="黑体"/>
         <w:b/>
         <w:bCs/>
       </w:rPr>
@@ -8308,6 +8766,7 @@
       <w:spacing w:after="0" w:line="240" w:lineRule="auto"/>
     </w:pPr>
     <w:rPr>
+      <w:rFonts w:eastAsia="黑体"/>
       <w:color w:themeColor="text1" w:val="000000"/>
     </w:rPr>
     <w:tblPr>
@@ -8327,7 +8786,7 @@
     </w:tblPr>
     <w:tblStylePr w:type="firstRow">
       <w:rPr>
-        <w:rFonts w:asciiTheme="majorHAnsi" w:cstheme="majorBidi" w:eastAsiaTheme="majorEastAsia" w:hAnsiTheme="majorHAnsi"/>
+        <w:rFonts w:asciiTheme="majorHAnsi" w:cstheme="majorBidi" w:hAnsiTheme="majorHAnsi" w:eastAsia="黑体"/>
       </w:rPr>
       <w:tblPr/>
       <w:tcPr>
@@ -8339,6 +8798,7 @@
     </w:tblStylePr>
     <w:tblStylePr w:type="lastRow">
       <w:rPr>
+        <w:rFonts w:eastAsia="黑体"/>
         <w:b/>
         <w:bCs/>
         <w:color w:themeColor="text2" w:val="1F497D"/>
@@ -8353,12 +8813,14 @@
     </w:tblStylePr>
     <w:tblStylePr w:type="firstCol">
       <w:rPr>
+        <w:rFonts w:eastAsia="黑体"/>
         <w:b/>
         <w:bCs/>
       </w:rPr>
     </w:tblStylePr>
     <w:tblStylePr w:type="lastCol">
       <w:rPr>
+        <w:rFonts w:eastAsia="黑体"/>
         <w:b/>
         <w:bCs/>
       </w:rPr>
@@ -8392,6 +8854,7 @@
       <w:spacing w:after="0" w:line="240" w:lineRule="auto"/>
     </w:pPr>
     <w:rPr>
+      <w:rFonts w:eastAsia="黑体"/>
       <w:color w:themeColor="text1" w:val="000000"/>
     </w:rPr>
     <w:tblPr>
@@ -8411,7 +8874,7 @@
     </w:tblPr>
     <w:tblStylePr w:type="firstRow">
       <w:rPr>
-        <w:rFonts w:asciiTheme="majorHAnsi" w:cstheme="majorBidi" w:eastAsiaTheme="majorEastAsia" w:hAnsiTheme="majorHAnsi"/>
+        <w:rFonts w:asciiTheme="majorHAnsi" w:cstheme="majorBidi" w:hAnsiTheme="majorHAnsi" w:eastAsia="黑体"/>
       </w:rPr>
       <w:tblPr/>
       <w:tcPr>
@@ -8423,6 +8886,7 @@
     </w:tblStylePr>
     <w:tblStylePr w:type="lastRow">
       <w:rPr>
+        <w:rFonts w:eastAsia="黑体"/>
         <w:b/>
         <w:bCs/>
         <w:color w:themeColor="text2" w:val="1F497D"/>
@@ -8437,12 +8901,14 @@
     </w:tblStylePr>
     <w:tblStylePr w:type="firstCol">
       <w:rPr>
+        <w:rFonts w:eastAsia="黑体"/>
         <w:b/>
         <w:bCs/>
       </w:rPr>
     </w:tblStylePr>
     <w:tblStylePr w:type="lastCol">
       <w:rPr>
+        <w:rFonts w:eastAsia="黑体"/>
         <w:b/>
         <w:bCs/>
       </w:rPr>
@@ -8476,6 +8942,7 @@
       <w:spacing w:after="0" w:line="240" w:lineRule="auto"/>
     </w:pPr>
     <w:rPr>
+      <w:rFonts w:eastAsia="黑体"/>
       <w:color w:themeColor="text1" w:val="000000"/>
     </w:rPr>
     <w:tblPr>
@@ -8495,7 +8962,7 @@
     </w:tblPr>
     <w:tblStylePr w:type="firstRow">
       <w:rPr>
-        <w:rFonts w:asciiTheme="majorHAnsi" w:cstheme="majorBidi" w:eastAsiaTheme="majorEastAsia" w:hAnsiTheme="majorHAnsi"/>
+        <w:rFonts w:asciiTheme="majorHAnsi" w:cstheme="majorBidi" w:hAnsiTheme="majorHAnsi" w:eastAsia="黑体"/>
       </w:rPr>
       <w:tblPr/>
       <w:tcPr>
@@ -8507,6 +8974,7 @@
     </w:tblStylePr>
     <w:tblStylePr w:type="lastRow">
       <w:rPr>
+        <w:rFonts w:eastAsia="黑体"/>
         <w:b/>
         <w:bCs/>
         <w:color w:themeColor="text2" w:val="1F497D"/>
@@ -8521,12 +8989,14 @@
     </w:tblStylePr>
     <w:tblStylePr w:type="firstCol">
       <w:rPr>
+        <w:rFonts w:eastAsia="黑体"/>
         <w:b/>
         <w:bCs/>
       </w:rPr>
     </w:tblStylePr>
     <w:tblStylePr w:type="lastCol">
       <w:rPr>
+        <w:rFonts w:eastAsia="黑体"/>
         <w:b/>
         <w:bCs/>
       </w:rPr>
@@ -8560,6 +9030,7 @@
       <w:spacing w:after="0" w:line="240" w:lineRule="auto"/>
     </w:pPr>
     <w:rPr>
+      <w:rFonts w:eastAsia="黑体"/>
       <w:color w:themeColor="text1" w:val="000000"/>
     </w:rPr>
     <w:tblPr>
@@ -8579,7 +9050,7 @@
     </w:tblPr>
     <w:tblStylePr w:type="firstRow">
       <w:rPr>
-        <w:rFonts w:asciiTheme="majorHAnsi" w:cstheme="majorBidi" w:eastAsiaTheme="majorEastAsia" w:hAnsiTheme="majorHAnsi"/>
+        <w:rFonts w:asciiTheme="majorHAnsi" w:cstheme="majorBidi" w:hAnsiTheme="majorHAnsi" w:eastAsia="黑体"/>
       </w:rPr>
       <w:tblPr/>
       <w:tcPr>
@@ -8591,6 +9062,7 @@
     </w:tblStylePr>
     <w:tblStylePr w:type="lastRow">
       <w:rPr>
+        <w:rFonts w:eastAsia="黑体"/>
         <w:b/>
         <w:bCs/>
         <w:color w:themeColor="text2" w:val="1F497D"/>
@@ -8605,12 +9077,14 @@
     </w:tblStylePr>
     <w:tblStylePr w:type="firstCol">
       <w:rPr>
+        <w:rFonts w:eastAsia="黑体"/>
         <w:b/>
         <w:bCs/>
       </w:rPr>
     </w:tblStylePr>
     <w:tblStylePr w:type="lastCol">
       <w:rPr>
+        <w:rFonts w:eastAsia="黑体"/>
         <w:b/>
         <w:bCs/>
       </w:rPr>
@@ -8644,6 +9118,7 @@
       <w:spacing w:after="0" w:line="240" w:lineRule="auto"/>
     </w:pPr>
     <w:rPr>
+      <w:rFonts w:eastAsia="黑体"/>
       <w:color w:themeColor="text1" w:val="000000"/>
     </w:rPr>
     <w:tblPr>
@@ -8663,7 +9138,7 @@
     </w:tblPr>
     <w:tblStylePr w:type="firstRow">
       <w:rPr>
-        <w:rFonts w:asciiTheme="majorHAnsi" w:cstheme="majorBidi" w:eastAsiaTheme="majorEastAsia" w:hAnsiTheme="majorHAnsi"/>
+        <w:rFonts w:asciiTheme="majorHAnsi" w:cstheme="majorBidi" w:hAnsiTheme="majorHAnsi" w:eastAsia="黑体"/>
       </w:rPr>
       <w:tblPr/>
       <w:tcPr>
@@ -8675,6 +9150,7 @@
     </w:tblStylePr>
     <w:tblStylePr w:type="lastRow">
       <w:rPr>
+        <w:rFonts w:eastAsia="黑体"/>
         <w:b/>
         <w:bCs/>
         <w:color w:themeColor="text2" w:val="1F497D"/>
@@ -8689,12 +9165,14 @@
     </w:tblStylePr>
     <w:tblStylePr w:type="firstCol">
       <w:rPr>
+        <w:rFonts w:eastAsia="黑体"/>
         <w:b/>
         <w:bCs/>
       </w:rPr>
     </w:tblStylePr>
     <w:tblStylePr w:type="lastCol">
       <w:rPr>
+        <w:rFonts w:eastAsia="黑体"/>
         <w:b/>
         <w:bCs/>
       </w:rPr>
@@ -8728,7 +9206,7 @@
       <w:spacing w:after="0" w:line="240" w:lineRule="auto"/>
     </w:pPr>
     <w:rPr>
-      <w:rFonts w:asciiTheme="majorHAnsi" w:cstheme="majorBidi" w:eastAsiaTheme="majorEastAsia" w:hAnsiTheme="majorHAnsi"/>
+      <w:rFonts w:asciiTheme="majorHAnsi" w:cstheme="majorBidi" w:hAnsiTheme="majorHAnsi" w:eastAsia="黑体"/>
       <w:color w:themeColor="text1" w:val="000000"/>
     </w:rPr>
     <w:tblPr>
@@ -8750,6 +9228,7 @@
     </w:tblPr>
     <w:tblStylePr w:type="firstRow">
       <w:rPr>
+        <w:rFonts w:eastAsia="黑体"/>
         <w:sz w:val="24"/>
         <w:szCs w:val="24"/>
       </w:rPr>
@@ -8856,7 +9335,7 @@
       <w:spacing w:after="0" w:line="240" w:lineRule="auto"/>
     </w:pPr>
     <w:rPr>
-      <w:rFonts w:asciiTheme="majorHAnsi" w:cstheme="majorBidi" w:eastAsiaTheme="majorEastAsia" w:hAnsiTheme="majorHAnsi"/>
+      <w:rFonts w:asciiTheme="majorHAnsi" w:cstheme="majorBidi" w:hAnsiTheme="majorHAnsi" w:eastAsia="黑体"/>
       <w:color w:themeColor="text1" w:val="000000"/>
     </w:rPr>
     <w:tblPr>
@@ -8878,6 +9357,7 @@
     </w:tblPr>
     <w:tblStylePr w:type="firstRow">
       <w:rPr>
+        <w:rFonts w:eastAsia="黑体"/>
         <w:sz w:val="24"/>
         <w:szCs w:val="24"/>
       </w:rPr>
@@ -8984,7 +9464,7 @@
       <w:spacing w:after="0" w:line="240" w:lineRule="auto"/>
     </w:pPr>
     <w:rPr>
-      <w:rFonts w:asciiTheme="majorHAnsi" w:cstheme="majorBidi" w:eastAsiaTheme="majorEastAsia" w:hAnsiTheme="majorHAnsi"/>
+      <w:rFonts w:asciiTheme="majorHAnsi" w:cstheme="majorBidi" w:hAnsiTheme="majorHAnsi" w:eastAsia="黑体"/>
       <w:color w:themeColor="text1" w:val="000000"/>
     </w:rPr>
     <w:tblPr>
@@ -9006,6 +9486,7 @@
     </w:tblPr>
     <w:tblStylePr w:type="firstRow">
       <w:rPr>
+        <w:rFonts w:eastAsia="黑体"/>
         <w:sz w:val="24"/>
         <w:szCs w:val="24"/>
       </w:rPr>
@@ -9112,7 +9593,7 @@
       <w:spacing w:after="0" w:line="240" w:lineRule="auto"/>
     </w:pPr>
     <w:rPr>
-      <w:rFonts w:asciiTheme="majorHAnsi" w:cstheme="majorBidi" w:eastAsiaTheme="majorEastAsia" w:hAnsiTheme="majorHAnsi"/>
+      <w:rFonts w:asciiTheme="majorHAnsi" w:cstheme="majorBidi" w:hAnsiTheme="majorHAnsi" w:eastAsia="黑体"/>
       <w:color w:themeColor="text1" w:val="000000"/>
     </w:rPr>
     <w:tblPr>
@@ -9134,6 +9615,7 @@
     </w:tblPr>
     <w:tblStylePr w:type="firstRow">
       <w:rPr>
+        <w:rFonts w:eastAsia="黑体"/>
         <w:sz w:val="24"/>
         <w:szCs w:val="24"/>
       </w:rPr>
@@ -9240,7 +9722,7 @@
       <w:spacing w:after="0" w:line="240" w:lineRule="auto"/>
     </w:pPr>
     <w:rPr>
-      <w:rFonts w:asciiTheme="majorHAnsi" w:cstheme="majorBidi" w:eastAsiaTheme="majorEastAsia" w:hAnsiTheme="majorHAnsi"/>
+      <w:rFonts w:asciiTheme="majorHAnsi" w:cstheme="majorBidi" w:hAnsiTheme="majorHAnsi" w:eastAsia="黑体"/>
       <w:color w:themeColor="text1" w:val="000000"/>
     </w:rPr>
     <w:tblPr>
@@ -9262,6 +9744,7 @@
     </w:tblPr>
     <w:tblStylePr w:type="firstRow">
       <w:rPr>
+        <w:rFonts w:eastAsia="黑体"/>
         <w:sz w:val="24"/>
         <w:szCs w:val="24"/>
       </w:rPr>
@@ -9368,7 +9851,7 @@
       <w:spacing w:after="0" w:line="240" w:lineRule="auto"/>
     </w:pPr>
     <w:rPr>
-      <w:rFonts w:asciiTheme="majorHAnsi" w:cstheme="majorBidi" w:eastAsiaTheme="majorEastAsia" w:hAnsiTheme="majorHAnsi"/>
+      <w:rFonts w:asciiTheme="majorHAnsi" w:cstheme="majorBidi" w:hAnsiTheme="majorHAnsi" w:eastAsia="黑体"/>
       <w:color w:themeColor="text1" w:val="000000"/>
     </w:rPr>
     <w:tblPr>
@@ -9390,6 +9873,7 @@
     </w:tblPr>
     <w:tblStylePr w:type="firstRow">
       <w:rPr>
+        <w:rFonts w:eastAsia="黑体"/>
         <w:sz w:val="24"/>
         <w:szCs w:val="24"/>
       </w:rPr>
@@ -9496,7 +9980,7 @@
       <w:spacing w:after="0" w:line="240" w:lineRule="auto"/>
     </w:pPr>
     <w:rPr>
-      <w:rFonts w:asciiTheme="majorHAnsi" w:cstheme="majorBidi" w:eastAsiaTheme="majorEastAsia" w:hAnsiTheme="majorHAnsi"/>
+      <w:rFonts w:asciiTheme="majorHAnsi" w:cstheme="majorBidi" w:hAnsiTheme="majorHAnsi" w:eastAsia="黑体"/>
       <w:color w:themeColor="text1" w:val="000000"/>
     </w:rPr>
     <w:tblPr>
@@ -9518,6 +10002,7 @@
     </w:tblPr>
     <w:tblStylePr w:type="firstRow">
       <w:rPr>
+        <w:rFonts w:eastAsia="黑体"/>
         <w:sz w:val="24"/>
         <w:szCs w:val="24"/>
       </w:rPr>
@@ -9647,12 +10132,14 @@
     </w:tcPr>
     <w:tblStylePr w:type="firstRow">
       <w:rPr>
+        <w:rFonts w:eastAsia="黑体"/>
         <w:b/>
         <w:bCs/>
       </w:rPr>
     </w:tblStylePr>
     <w:tblStylePr w:type="lastRow">
       <w:rPr>
+        <w:rFonts w:eastAsia="黑体"/>
         <w:b/>
         <w:bCs/>
       </w:rPr>
@@ -9665,12 +10152,14 @@
     </w:tblStylePr>
     <w:tblStylePr w:type="firstCol">
       <w:rPr>
+        <w:rFonts w:eastAsia="黑体"/>
         <w:b/>
         <w:bCs/>
       </w:rPr>
     </w:tblStylePr>
     <w:tblStylePr w:type="lastCol">
       <w:rPr>
+        <w:rFonts w:eastAsia="黑体"/>
         <w:b/>
         <w:bCs/>
       </w:rPr>
@@ -9720,12 +10209,14 @@
     </w:tcPr>
     <w:tblStylePr w:type="firstRow">
       <w:rPr>
+        <w:rFonts w:eastAsia="黑体"/>
         <w:b/>
         <w:bCs/>
       </w:rPr>
     </w:tblStylePr>
     <w:tblStylePr w:type="lastRow">
       <w:rPr>
+        <w:rFonts w:eastAsia="黑体"/>
         <w:b/>
         <w:bCs/>
       </w:rPr>
@@ -9738,12 +10229,14 @@
     </w:tblStylePr>
     <w:tblStylePr w:type="firstCol">
       <w:rPr>
+        <w:rFonts w:eastAsia="黑体"/>
         <w:b/>
         <w:bCs/>
       </w:rPr>
     </w:tblStylePr>
     <w:tblStylePr w:type="lastCol">
       <w:rPr>
+        <w:rFonts w:eastAsia="黑体"/>
         <w:b/>
         <w:bCs/>
       </w:rPr>
@@ -9793,12 +10286,14 @@
     </w:tcPr>
     <w:tblStylePr w:type="firstRow">
       <w:rPr>
+        <w:rFonts w:eastAsia="黑体"/>
         <w:b/>
         <w:bCs/>
       </w:rPr>
     </w:tblStylePr>
     <w:tblStylePr w:type="lastRow">
       <w:rPr>
+        <w:rFonts w:eastAsia="黑体"/>
         <w:b/>
         <w:bCs/>
       </w:rPr>
@@ -9811,12 +10306,14 @@
     </w:tblStylePr>
     <w:tblStylePr w:type="firstCol">
       <w:rPr>
+        <w:rFonts w:eastAsia="黑体"/>
         <w:b/>
         <w:bCs/>
       </w:rPr>
     </w:tblStylePr>
     <w:tblStylePr w:type="lastCol">
       <w:rPr>
+        <w:rFonts w:eastAsia="黑体"/>
         <w:b/>
         <w:bCs/>
       </w:rPr>
@@ -9866,12 +10363,14 @@
     </w:tcPr>
     <w:tblStylePr w:type="firstRow">
       <w:rPr>
+        <w:rFonts w:eastAsia="黑体"/>
         <w:b/>
         <w:bCs/>
       </w:rPr>
     </w:tblStylePr>
     <w:tblStylePr w:type="lastRow">
       <w:rPr>
+        <w:rFonts w:eastAsia="黑体"/>
         <w:b/>
         <w:bCs/>
       </w:rPr>
@@ -9884,12 +10383,14 @@
     </w:tblStylePr>
     <w:tblStylePr w:type="firstCol">
       <w:rPr>
+        <w:rFonts w:eastAsia="黑体"/>
         <w:b/>
         <w:bCs/>
       </w:rPr>
     </w:tblStylePr>
     <w:tblStylePr w:type="lastCol">
       <w:rPr>
+        <w:rFonts w:eastAsia="黑体"/>
         <w:b/>
         <w:bCs/>
       </w:rPr>
@@ -9939,12 +10440,14 @@
     </w:tcPr>
     <w:tblStylePr w:type="firstRow">
       <w:rPr>
+        <w:rFonts w:eastAsia="黑体"/>
         <w:b/>
         <w:bCs/>
       </w:rPr>
     </w:tblStylePr>
     <w:tblStylePr w:type="lastRow">
       <w:rPr>
+        <w:rFonts w:eastAsia="黑体"/>
         <w:b/>
         <w:bCs/>
       </w:rPr>
@@ -9957,12 +10460,14 @@
     </w:tblStylePr>
     <w:tblStylePr w:type="firstCol">
       <w:rPr>
+        <w:rFonts w:eastAsia="黑体"/>
         <w:b/>
         <w:bCs/>
       </w:rPr>
     </w:tblStylePr>
     <w:tblStylePr w:type="lastCol">
       <w:rPr>
+        <w:rFonts w:eastAsia="黑体"/>
         <w:b/>
         <w:bCs/>
       </w:rPr>
@@ -10012,12 +10517,14 @@
     </w:tcPr>
     <w:tblStylePr w:type="firstRow">
       <w:rPr>
+        <w:rFonts w:eastAsia="黑体"/>
         <w:b/>
         <w:bCs/>
       </w:rPr>
     </w:tblStylePr>
     <w:tblStylePr w:type="lastRow">
       <w:rPr>
+        <w:rFonts w:eastAsia="黑体"/>
         <w:b/>
         <w:bCs/>
       </w:rPr>
@@ -10030,12 +10537,14 @@
     </w:tblStylePr>
     <w:tblStylePr w:type="firstCol">
       <w:rPr>
+        <w:rFonts w:eastAsia="黑体"/>
         <w:b/>
         <w:bCs/>
       </w:rPr>
     </w:tblStylePr>
     <w:tblStylePr w:type="lastCol">
       <w:rPr>
+        <w:rFonts w:eastAsia="黑体"/>
         <w:b/>
         <w:bCs/>
       </w:rPr>
@@ -10085,12 +10594,14 @@
     </w:tcPr>
     <w:tblStylePr w:type="firstRow">
       <w:rPr>
+        <w:rFonts w:eastAsia="黑体"/>
         <w:b/>
         <w:bCs/>
       </w:rPr>
     </w:tblStylePr>
     <w:tblStylePr w:type="lastRow">
       <w:rPr>
+        <w:rFonts w:eastAsia="黑体"/>
         <w:b/>
         <w:bCs/>
       </w:rPr>
@@ -10103,12 +10614,14 @@
     </w:tblStylePr>
     <w:tblStylePr w:type="firstCol">
       <w:rPr>
+        <w:rFonts w:eastAsia="黑体"/>
         <w:b/>
         <w:bCs/>
       </w:rPr>
     </w:tblStylePr>
     <w:tblStylePr w:type="lastCol">
       <w:rPr>
+        <w:rFonts w:eastAsia="黑体"/>
         <w:b/>
         <w:bCs/>
       </w:rPr>
@@ -10135,7 +10648,7 @@
       <w:spacing w:after="0" w:line="240" w:lineRule="auto"/>
     </w:pPr>
     <w:rPr>
-      <w:rFonts w:asciiTheme="majorHAnsi" w:cstheme="majorBidi" w:eastAsiaTheme="majorEastAsia" w:hAnsiTheme="majorHAnsi"/>
+      <w:rFonts w:asciiTheme="majorHAnsi" w:cstheme="majorBidi" w:hAnsiTheme="majorHAnsi" w:eastAsia="黑体"/>
       <w:color w:themeColor="text1" w:val="000000"/>
     </w:rPr>
     <w:tblPr>
@@ -10162,6 +10675,7 @@
     </w:tcPr>
     <w:tblStylePr w:type="firstRow">
       <w:rPr>
+        <w:rFonts w:eastAsia="黑体"/>
         <w:b/>
         <w:bCs/>
         <w:color w:themeColor="text1" w:val="000000"/>
@@ -10173,6 +10687,7 @@
     </w:tblStylePr>
     <w:tblStylePr w:type="lastRow">
       <w:rPr>
+        <w:rFonts w:eastAsia="黑体"/>
         <w:b/>
         <w:bCs/>
         <w:color w:themeColor="text1" w:val="000000"/>
@@ -10192,6 +10707,7 @@
     </w:tblStylePr>
     <w:tblStylePr w:type="firstCol">
       <w:rPr>
+        <w:rFonts w:eastAsia="黑体"/>
         <w:b/>
         <w:bCs/>
         <w:color w:themeColor="text1" w:val="000000"/>
@@ -10211,6 +10727,7 @@
     </w:tblStylePr>
     <w:tblStylePr w:type="lastCol">
       <w:rPr>
+        <w:rFonts w:eastAsia="黑体"/>
         <w:b w:val="0"/>
         <w:bCs w:val="0"/>
         <w:color w:themeColor="text1" w:val="000000"/>
@@ -10260,7 +10777,7 @@
       <w:spacing w:after="0" w:line="240" w:lineRule="auto"/>
     </w:pPr>
     <w:rPr>
-      <w:rFonts w:asciiTheme="majorHAnsi" w:cstheme="majorBidi" w:eastAsiaTheme="majorEastAsia" w:hAnsiTheme="majorHAnsi"/>
+      <w:rFonts w:asciiTheme="majorHAnsi" w:cstheme="majorBidi" w:hAnsiTheme="majorHAnsi" w:eastAsia="黑体"/>
       <w:color w:themeColor="text1" w:val="000000"/>
     </w:rPr>
     <w:tblPr>
@@ -10287,6 +10804,7 @@
     </w:tcPr>
     <w:tblStylePr w:type="firstRow">
       <w:rPr>
+        <w:rFonts w:eastAsia="黑体"/>
         <w:b/>
         <w:bCs/>
         <w:color w:themeColor="text1" w:val="000000"/>
@@ -10298,6 +10816,7 @@
     </w:tblStylePr>
     <w:tblStylePr w:type="lastRow">
       <w:rPr>
+        <w:rFonts w:eastAsia="黑体"/>
         <w:b/>
         <w:bCs/>
         <w:color w:themeColor="text1" w:val="000000"/>
@@ -10317,6 +10836,7 @@
     </w:tblStylePr>
     <w:tblStylePr w:type="firstCol">
       <w:rPr>
+        <w:rFonts w:eastAsia="黑体"/>
         <w:b/>
         <w:bCs/>
         <w:color w:themeColor="text1" w:val="000000"/>
@@ -10336,6 +10856,7 @@
     </w:tblStylePr>
     <w:tblStylePr w:type="lastCol">
       <w:rPr>
+        <w:rFonts w:eastAsia="黑体"/>
         <w:b w:val="0"/>
         <w:bCs w:val="0"/>
         <w:color w:themeColor="text1" w:val="000000"/>
@@ -10385,7 +10906,7 @@
       <w:spacing w:after="0" w:line="240" w:lineRule="auto"/>
     </w:pPr>
     <w:rPr>
-      <w:rFonts w:asciiTheme="majorHAnsi" w:cstheme="majorBidi" w:eastAsiaTheme="majorEastAsia" w:hAnsiTheme="majorHAnsi"/>
+      <w:rFonts w:asciiTheme="majorHAnsi" w:cstheme="majorBidi" w:hAnsiTheme="majorHAnsi" w:eastAsia="黑体"/>
       <w:color w:themeColor="text1" w:val="000000"/>
     </w:rPr>
     <w:tblPr>
@@ -10412,6 +10933,7 @@
     </w:tcPr>
     <w:tblStylePr w:type="firstRow">
       <w:rPr>
+        <w:rFonts w:eastAsia="黑体"/>
         <w:b/>
         <w:bCs/>
         <w:color w:themeColor="text1" w:val="000000"/>
@@ -10423,6 +10945,7 @@
     </w:tblStylePr>
     <w:tblStylePr w:type="lastRow">
       <w:rPr>
+        <w:rFonts w:eastAsia="黑体"/>
         <w:b/>
         <w:bCs/>
         <w:color w:themeColor="text1" w:val="000000"/>
@@ -10442,6 +10965,7 @@
     </w:tblStylePr>
     <w:tblStylePr w:type="firstCol">
       <w:rPr>
+        <w:rFonts w:eastAsia="黑体"/>
         <w:b/>
         <w:bCs/>
         <w:color w:themeColor="text1" w:val="000000"/>
@@ -10461,6 +10985,7 @@
     </w:tblStylePr>
     <w:tblStylePr w:type="lastCol">
       <w:rPr>
+        <w:rFonts w:eastAsia="黑体"/>
         <w:b w:val="0"/>
         <w:bCs w:val="0"/>
         <w:color w:themeColor="text1" w:val="000000"/>
@@ -10510,7 +11035,7 @@
       <w:spacing w:after="0" w:line="240" w:lineRule="auto"/>
     </w:pPr>
     <w:rPr>
-      <w:rFonts w:asciiTheme="majorHAnsi" w:cstheme="majorBidi" w:eastAsiaTheme="majorEastAsia" w:hAnsiTheme="majorHAnsi"/>
+      <w:rFonts w:asciiTheme="majorHAnsi" w:cstheme="majorBidi" w:hAnsiTheme="majorHAnsi" w:eastAsia="黑体"/>
       <w:color w:themeColor="text1" w:val="000000"/>
     </w:rPr>
     <w:tblPr>
@@ -10537,6 +11062,7 @@
     </w:tcPr>
     <w:tblStylePr w:type="firstRow">
       <w:rPr>
+        <w:rFonts w:eastAsia="黑体"/>
         <w:b/>
         <w:bCs/>
         <w:color w:themeColor="text1" w:val="000000"/>
@@ -10548,6 +11074,7 @@
     </w:tblStylePr>
     <w:tblStylePr w:type="lastRow">
       <w:rPr>
+        <w:rFonts w:eastAsia="黑体"/>
         <w:b/>
         <w:bCs/>
         <w:color w:themeColor="text1" w:val="000000"/>
@@ -10567,6 +11094,7 @@
     </w:tblStylePr>
     <w:tblStylePr w:type="firstCol">
       <w:rPr>
+        <w:rFonts w:eastAsia="黑体"/>
         <w:b/>
         <w:bCs/>
         <w:color w:themeColor="text1" w:val="000000"/>
@@ -10586,6 +11114,7 @@
     </w:tblStylePr>
     <w:tblStylePr w:type="lastCol">
       <w:rPr>
+        <w:rFonts w:eastAsia="黑体"/>
         <w:b w:val="0"/>
         <w:bCs w:val="0"/>
         <w:color w:themeColor="text1" w:val="000000"/>
@@ -10635,7 +11164,7 @@
       <w:spacing w:after="0" w:line="240" w:lineRule="auto"/>
     </w:pPr>
     <w:rPr>
-      <w:rFonts w:asciiTheme="majorHAnsi" w:cstheme="majorBidi" w:eastAsiaTheme="majorEastAsia" w:hAnsiTheme="majorHAnsi"/>
+      <w:rFonts w:asciiTheme="majorHAnsi" w:cstheme="majorBidi" w:hAnsiTheme="majorHAnsi" w:eastAsia="黑体"/>
       <w:color w:themeColor="text1" w:val="000000"/>
     </w:rPr>
     <w:tblPr>
@@ -10662,6 +11191,7 @@
     </w:tcPr>
     <w:tblStylePr w:type="firstRow">
       <w:rPr>
+        <w:rFonts w:eastAsia="黑体"/>
         <w:b/>
         <w:bCs/>
         <w:color w:themeColor="text1" w:val="000000"/>
@@ -10673,6 +11203,7 @@
     </w:tblStylePr>
     <w:tblStylePr w:type="lastRow">
       <w:rPr>
+        <w:rFonts w:eastAsia="黑体"/>
         <w:b/>
         <w:bCs/>
         <w:color w:themeColor="text1" w:val="000000"/>
@@ -10692,6 +11223,7 @@
     </w:tblStylePr>
     <w:tblStylePr w:type="firstCol">
       <w:rPr>
+        <w:rFonts w:eastAsia="黑体"/>
         <w:b/>
         <w:bCs/>
         <w:color w:themeColor="text1" w:val="000000"/>
@@ -10711,6 +11243,7 @@
     </w:tblStylePr>
     <w:tblStylePr w:type="lastCol">
       <w:rPr>
+        <w:rFonts w:eastAsia="黑体"/>
         <w:b w:val="0"/>
         <w:bCs w:val="0"/>
         <w:color w:themeColor="text1" w:val="000000"/>
@@ -10760,7 +11293,7 @@
       <w:spacing w:after="0" w:line="240" w:lineRule="auto"/>
     </w:pPr>
     <w:rPr>
-      <w:rFonts w:asciiTheme="majorHAnsi" w:cstheme="majorBidi" w:eastAsiaTheme="majorEastAsia" w:hAnsiTheme="majorHAnsi"/>
+      <w:rFonts w:asciiTheme="majorHAnsi" w:cstheme="majorBidi" w:hAnsiTheme="majorHAnsi" w:eastAsia="黑体"/>
       <w:color w:themeColor="text1" w:val="000000"/>
     </w:rPr>
     <w:tblPr>
@@ -10787,6 +11320,7 @@
     </w:tcPr>
     <w:tblStylePr w:type="firstRow">
       <w:rPr>
+        <w:rFonts w:eastAsia="黑体"/>
         <w:b/>
         <w:bCs/>
         <w:color w:themeColor="text1" w:val="000000"/>
@@ -10798,6 +11332,7 @@
     </w:tblStylePr>
     <w:tblStylePr w:type="lastRow">
       <w:rPr>
+        <w:rFonts w:eastAsia="黑体"/>
         <w:b/>
         <w:bCs/>
         <w:color w:themeColor="text1" w:val="000000"/>
@@ -10817,6 +11352,7 @@
     </w:tblStylePr>
     <w:tblStylePr w:type="firstCol">
       <w:rPr>
+        <w:rFonts w:eastAsia="黑体"/>
         <w:b/>
         <w:bCs/>
         <w:color w:themeColor="text1" w:val="000000"/>
@@ -10836,6 +11372,7 @@
     </w:tblStylePr>
     <w:tblStylePr w:type="lastCol">
       <w:rPr>
+        <w:rFonts w:eastAsia="黑体"/>
         <w:b w:val="0"/>
         <w:bCs w:val="0"/>
         <w:color w:themeColor="text1" w:val="000000"/>
@@ -10885,7 +11422,7 @@
       <w:spacing w:after="0" w:line="240" w:lineRule="auto"/>
     </w:pPr>
     <w:rPr>
-      <w:rFonts w:asciiTheme="majorHAnsi" w:cstheme="majorBidi" w:eastAsiaTheme="majorEastAsia" w:hAnsiTheme="majorHAnsi"/>
+      <w:rFonts w:asciiTheme="majorHAnsi" w:cstheme="majorBidi" w:hAnsiTheme="majorHAnsi" w:eastAsia="黑体"/>
       <w:color w:themeColor="text1" w:val="000000"/>
     </w:rPr>
     <w:tblPr>
@@ -10912,6 +11449,7 @@
     </w:tcPr>
     <w:tblStylePr w:type="firstRow">
       <w:rPr>
+        <w:rFonts w:eastAsia="黑体"/>
         <w:b/>
         <w:bCs/>
         <w:color w:themeColor="text1" w:val="000000"/>
@@ -10923,6 +11461,7 @@
     </w:tblStylePr>
     <w:tblStylePr w:type="lastRow">
       <w:rPr>
+        <w:rFonts w:eastAsia="黑体"/>
         <w:b/>
         <w:bCs/>
         <w:color w:themeColor="text1" w:val="000000"/>
@@ -10942,6 +11481,7 @@
     </w:tblStylePr>
     <w:tblStylePr w:type="firstCol">
       <w:rPr>
+        <w:rFonts w:eastAsia="黑体"/>
         <w:b/>
         <w:bCs/>
         <w:color w:themeColor="text1" w:val="000000"/>
@@ -10961,6 +11501,7 @@
     </w:tblStylePr>
     <w:tblStylePr w:type="lastCol">
       <w:rPr>
+        <w:rFonts w:eastAsia="黑体"/>
         <w:b w:val="0"/>
         <w:bCs w:val="0"/>
         <w:color w:themeColor="text1" w:val="000000"/>
@@ -11033,6 +11574,7 @@
     </w:tcPr>
     <w:tblStylePr w:type="firstRow">
       <w:rPr>
+        <w:rFonts w:eastAsia="黑体"/>
         <w:b/>
         <w:bCs/>
         <w:i w:val="0"/>
@@ -11054,6 +11596,7 @@
     </w:tblStylePr>
     <w:tblStylePr w:type="lastRow">
       <w:rPr>
+        <w:rFonts w:eastAsia="黑体"/>
         <w:b/>
         <w:bCs/>
         <w:i w:val="0"/>
@@ -11075,6 +11618,7 @@
     </w:tblStylePr>
     <w:tblStylePr w:type="firstCol">
       <w:rPr>
+        <w:rFonts w:eastAsia="黑体"/>
         <w:b/>
         <w:bCs/>
         <w:i w:val="0"/>
@@ -11094,6 +11638,7 @@
     </w:tblStylePr>
     <w:tblStylePr w:type="lastCol">
       <w:rPr>
+        <w:rFonts w:eastAsia="黑体"/>
         <w:b/>
         <w:bCs/>
         <w:i w:val="0"/>
@@ -11174,6 +11719,7 @@
     </w:tcPr>
     <w:tblStylePr w:type="firstRow">
       <w:rPr>
+        <w:rFonts w:eastAsia="黑体"/>
         <w:b/>
         <w:bCs/>
         <w:i w:val="0"/>
@@ -11195,6 +11741,7 @@
     </w:tblStylePr>
     <w:tblStylePr w:type="lastRow">
       <w:rPr>
+        <w:rFonts w:eastAsia="黑体"/>
         <w:b/>
         <w:bCs/>
         <w:i w:val="0"/>
@@ -11216,6 +11763,7 @@
     </w:tblStylePr>
     <w:tblStylePr w:type="firstCol">
       <w:rPr>
+        <w:rFonts w:eastAsia="黑体"/>
         <w:b/>
         <w:bCs/>
         <w:i w:val="0"/>
@@ -11235,6 +11783,7 @@
     </w:tblStylePr>
     <w:tblStylePr w:type="lastCol">
       <w:rPr>
+        <w:rFonts w:eastAsia="黑体"/>
         <w:b/>
         <w:bCs/>
         <w:i w:val="0"/>
@@ -11315,6 +11864,7 @@
     </w:tcPr>
     <w:tblStylePr w:type="firstRow">
       <w:rPr>
+        <w:rFonts w:eastAsia="黑体"/>
         <w:b/>
         <w:bCs/>
         <w:i w:val="0"/>
@@ -11336,6 +11886,7 @@
     </w:tblStylePr>
     <w:tblStylePr w:type="lastRow">
       <w:rPr>
+        <w:rFonts w:eastAsia="黑体"/>
         <w:b/>
         <w:bCs/>
         <w:i w:val="0"/>
@@ -11357,6 +11908,7 @@
     </w:tblStylePr>
     <w:tblStylePr w:type="firstCol">
       <w:rPr>
+        <w:rFonts w:eastAsia="黑体"/>
         <w:b/>
         <w:bCs/>
         <w:i w:val="0"/>
@@ -11376,6 +11928,7 @@
     </w:tblStylePr>
     <w:tblStylePr w:type="lastCol">
       <w:rPr>
+        <w:rFonts w:eastAsia="黑体"/>
         <w:b/>
         <w:bCs/>
         <w:i w:val="0"/>
@@ -11456,6 +12009,7 @@
     </w:tcPr>
     <w:tblStylePr w:type="firstRow">
       <w:rPr>
+        <w:rFonts w:eastAsia="黑体"/>
         <w:b/>
         <w:bCs/>
         <w:i w:val="0"/>
@@ -11477,6 +12031,7 @@
     </w:tblStylePr>
     <w:tblStylePr w:type="lastRow">
       <w:rPr>
+        <w:rFonts w:eastAsia="黑体"/>
         <w:b/>
         <w:bCs/>
         <w:i w:val="0"/>
@@ -11498,6 +12053,7 @@
     </w:tblStylePr>
     <w:tblStylePr w:type="firstCol">
       <w:rPr>
+        <w:rFonts w:eastAsia="黑体"/>
         <w:b/>
         <w:bCs/>
         <w:i w:val="0"/>
@@ -11517,6 +12073,7 @@
     </w:tblStylePr>
     <w:tblStylePr w:type="lastCol">
       <w:rPr>
+        <w:rFonts w:eastAsia="黑体"/>
         <w:b/>
         <w:bCs/>
         <w:i w:val="0"/>
@@ -11597,6 +12154,7 @@
     </w:tcPr>
     <w:tblStylePr w:type="firstRow">
       <w:rPr>
+        <w:rFonts w:eastAsia="黑体"/>
         <w:b/>
         <w:bCs/>
         <w:i w:val="0"/>
@@ -11618,6 +12176,7 @@
     </w:tblStylePr>
     <w:tblStylePr w:type="lastRow">
       <w:rPr>
+        <w:rFonts w:eastAsia="黑体"/>
         <w:b/>
         <w:bCs/>
         <w:i w:val="0"/>
@@ -11639,6 +12198,7 @@
     </w:tblStylePr>
     <w:tblStylePr w:type="firstCol">
       <w:rPr>
+        <w:rFonts w:eastAsia="黑体"/>
         <w:b/>
         <w:bCs/>
         <w:i w:val="0"/>
@@ -11658,6 +12218,7 @@
     </w:tblStylePr>
     <w:tblStylePr w:type="lastCol">
       <w:rPr>
+        <w:rFonts w:eastAsia="黑体"/>
         <w:b/>
         <w:bCs/>
         <w:i w:val="0"/>
@@ -11738,6 +12299,7 @@
     </w:tcPr>
     <w:tblStylePr w:type="firstRow">
       <w:rPr>
+        <w:rFonts w:eastAsia="黑体"/>
         <w:b/>
         <w:bCs/>
         <w:i w:val="0"/>
@@ -11759,6 +12321,7 @@
     </w:tblStylePr>
     <w:tblStylePr w:type="lastRow">
       <w:rPr>
+        <w:rFonts w:eastAsia="黑体"/>
         <w:b/>
         <w:bCs/>
         <w:i w:val="0"/>
@@ -11780,6 +12343,7 @@
     </w:tblStylePr>
     <w:tblStylePr w:type="firstCol">
       <w:rPr>
+        <w:rFonts w:eastAsia="黑体"/>
         <w:b/>
         <w:bCs/>
         <w:i w:val="0"/>
@@ -11799,6 +12363,7 @@
     </w:tblStylePr>
     <w:tblStylePr w:type="lastCol">
       <w:rPr>
+        <w:rFonts w:eastAsia="黑体"/>
         <w:b/>
         <w:bCs/>
         <w:i w:val="0"/>
@@ -11879,6 +12444,7 @@
     </w:tcPr>
     <w:tblStylePr w:type="firstRow">
       <w:rPr>
+        <w:rFonts w:eastAsia="黑体"/>
         <w:b/>
         <w:bCs/>
         <w:i w:val="0"/>
@@ -11900,6 +12466,7 @@
     </w:tblStylePr>
     <w:tblStylePr w:type="lastRow">
       <w:rPr>
+        <w:rFonts w:eastAsia="黑体"/>
         <w:b/>
         <w:bCs/>
         <w:i w:val="0"/>
@@ -11921,6 +12488,7 @@
     </w:tblStylePr>
     <w:tblStylePr w:type="firstCol">
       <w:rPr>
+        <w:rFonts w:eastAsia="黑体"/>
         <w:b/>
         <w:bCs/>
         <w:i w:val="0"/>
@@ -11940,6 +12508,7 @@
     </w:tblStylePr>
     <w:tblStylePr w:type="lastCol">
       <w:rPr>
+        <w:rFonts w:eastAsia="黑体"/>
         <w:b/>
         <w:bCs/>
         <w:i w:val="0"/>
@@ -11997,6 +12566,7 @@
       <w:spacing w:after="0" w:line="240" w:lineRule="auto"/>
     </w:pPr>
     <w:rPr>
+      <w:rFonts w:eastAsia="黑体"/>
       <w:color w:themeColor="background1" w:val="FFFFFF"/>
     </w:rPr>
     <w:tblPr>
@@ -12015,6 +12585,7 @@
     </w:tcPr>
     <w:tblStylePr w:type="firstRow">
       <w:rPr>
+        <w:rFonts w:eastAsia="黑体"/>
         <w:b/>
         <w:bCs/>
       </w:rPr>
@@ -12111,6 +12682,7 @@
       <w:spacing w:after="0" w:line="240" w:lineRule="auto"/>
     </w:pPr>
     <w:rPr>
+      <w:rFonts w:eastAsia="黑体"/>
       <w:color w:themeColor="background1" w:val="FFFFFF"/>
     </w:rPr>
     <w:tblPr>
@@ -12129,6 +12701,7 @@
     </w:tcPr>
     <w:tblStylePr w:type="firstRow">
       <w:rPr>
+        <w:rFonts w:eastAsia="黑体"/>
         <w:b/>
         <w:bCs/>
       </w:rPr>
@@ -12225,6 +12798,7 @@
       <w:spacing w:after="0" w:line="240" w:lineRule="auto"/>
     </w:pPr>
     <w:rPr>
+      <w:rFonts w:eastAsia="黑体"/>
       <w:color w:themeColor="background1" w:val="FFFFFF"/>
     </w:rPr>
     <w:tblPr>
@@ -12243,6 +12817,7 @@
     </w:tcPr>
     <w:tblStylePr w:type="firstRow">
       <w:rPr>
+        <w:rFonts w:eastAsia="黑体"/>
         <w:b/>
         <w:bCs/>
       </w:rPr>
@@ -12339,6 +12914,7 @@
       <w:spacing w:after="0" w:line="240" w:lineRule="auto"/>
     </w:pPr>
     <w:rPr>
+      <w:rFonts w:eastAsia="黑体"/>
       <w:color w:themeColor="background1" w:val="FFFFFF"/>
     </w:rPr>
     <w:tblPr>
@@ -12357,6 +12933,7 @@
     </w:tcPr>
     <w:tblStylePr w:type="firstRow">
       <w:rPr>
+        <w:rFonts w:eastAsia="黑体"/>
         <w:b/>
         <w:bCs/>
       </w:rPr>
@@ -12453,6 +13030,7 @@
       <w:spacing w:after="0" w:line="240" w:lineRule="auto"/>
     </w:pPr>
     <w:rPr>
+      <w:rFonts w:eastAsia="黑体"/>
       <w:color w:themeColor="background1" w:val="FFFFFF"/>
     </w:rPr>
     <w:tblPr>
@@ -12471,6 +13049,7 @@
     </w:tcPr>
     <w:tblStylePr w:type="firstRow">
       <w:rPr>
+        <w:rFonts w:eastAsia="黑体"/>
         <w:b/>
         <w:bCs/>
       </w:rPr>
@@ -12567,6 +13146,7 @@
       <w:spacing w:after="0" w:line="240" w:lineRule="auto"/>
     </w:pPr>
     <w:rPr>
+      <w:rFonts w:eastAsia="黑体"/>
       <w:color w:themeColor="background1" w:val="FFFFFF"/>
     </w:rPr>
     <w:tblPr>
@@ -12585,6 +13165,7 @@
     </w:tcPr>
     <w:tblStylePr w:type="firstRow">
       <w:rPr>
+        <w:rFonts w:eastAsia="黑体"/>
         <w:b/>
         <w:bCs/>
       </w:rPr>
@@ -12681,6 +13262,7 @@
       <w:spacing w:after="0" w:line="240" w:lineRule="auto"/>
     </w:pPr>
     <w:rPr>
+      <w:rFonts w:eastAsia="黑体"/>
       <w:color w:themeColor="background1" w:val="FFFFFF"/>
     </w:rPr>
     <w:tblPr>
@@ -12699,6 +13281,7 @@
     </w:tcPr>
     <w:tblStylePr w:type="firstRow">
       <w:rPr>
+        <w:rFonts w:eastAsia="黑体"/>
         <w:b/>
         <w:bCs/>
       </w:rPr>
@@ -12795,6 +13378,7 @@
       <w:spacing w:after="0" w:line="240" w:lineRule="auto"/>
     </w:pPr>
     <w:rPr>
+      <w:rFonts w:eastAsia="黑体"/>
       <w:color w:themeColor="text1" w:val="000000"/>
     </w:rPr>
     <w:tblPr>
@@ -12821,6 +13405,7 @@
     </w:tcPr>
     <w:tblStylePr w:type="firstRow">
       <w:rPr>
+        <w:rFonts w:eastAsia="黑体"/>
         <w:b/>
         <w:bCs/>
       </w:rPr>
@@ -12839,6 +13424,7 @@
     </w:tblStylePr>
     <w:tblStylePr w:type="lastRow">
       <w:rPr>
+        <w:rFonts w:eastAsia="黑体"/>
         <w:b/>
         <w:bCs/>
         <w:color w:themeColor="background1" w:val="FFFFFF"/>
@@ -12853,6 +13439,7 @@
     </w:tblStylePr>
     <w:tblStylePr w:type="firstCol">
       <w:rPr>
+        <w:rFonts w:eastAsia="黑体"/>
         <w:color w:themeColor="background1" w:val="FFFFFF"/>
       </w:rPr>
       <w:tblPr/>
@@ -12870,6 +13457,7 @@
     </w:tblStylePr>
     <w:tblStylePr w:type="lastCol">
       <w:rPr>
+        <w:rFonts w:eastAsia="黑体"/>
         <w:color w:themeColor="background1" w:val="FFFFFF"/>
       </w:rPr>
       <w:tblPr/>
@@ -12899,11 +13487,13 @@
     </w:tblStylePr>
     <w:tblStylePr w:type="neCell">
       <w:rPr>
+        <w:rFonts w:eastAsia="黑体"/>
         <w:color w:themeColor="text1" w:val="000000"/>
       </w:rPr>
     </w:tblStylePr>
     <w:tblStylePr w:type="nwCell">
       <w:rPr>
+        <w:rFonts w:eastAsia="黑体"/>
         <w:color w:themeColor="text1" w:val="000000"/>
       </w:rPr>
     </w:tblStylePr>
@@ -12917,6 +13507,7 @@
       <w:spacing w:after="0" w:line="240" w:lineRule="auto"/>
     </w:pPr>
     <w:rPr>
+      <w:rFonts w:eastAsia="黑体"/>
       <w:color w:themeColor="text1" w:val="000000"/>
     </w:rPr>
     <w:tblPr>
@@ -12943,6 +13534,7 @@
     </w:tcPr>
     <w:tblStylePr w:type="firstRow">
       <w:rPr>
+        <w:rFonts w:eastAsia="黑体"/>
         <w:b/>
         <w:bCs/>
       </w:rPr>
@@ -12961,6 +13553,7 @@
     </w:tblStylePr>
     <w:tblStylePr w:type="lastRow">
       <w:rPr>
+        <w:rFonts w:eastAsia="黑体"/>
         <w:b/>
         <w:bCs/>
         <w:color w:themeColor="background1" w:val="FFFFFF"/>
@@ -12975,6 +13568,7 @@
     </w:tblStylePr>
     <w:tblStylePr w:type="firstCol">
       <w:rPr>
+        <w:rFonts w:eastAsia="黑体"/>
         <w:color w:themeColor="background1" w:val="FFFFFF"/>
       </w:rPr>
       <w:tblPr/>
@@ -12992,6 +13586,7 @@
     </w:tblStylePr>
     <w:tblStylePr w:type="lastCol">
       <w:rPr>
+        <w:rFonts w:eastAsia="黑体"/>
         <w:color w:themeColor="background1" w:val="FFFFFF"/>
       </w:rPr>
       <w:tblPr/>
@@ -13021,11 +13616,13 @@
     </w:tblStylePr>
     <w:tblStylePr w:type="neCell">
       <w:rPr>
+        <w:rFonts w:eastAsia="黑体"/>
         <w:color w:themeColor="text1" w:val="000000"/>
       </w:rPr>
     </w:tblStylePr>
     <w:tblStylePr w:type="nwCell">
       <w:rPr>
+        <w:rFonts w:eastAsia="黑体"/>
         <w:color w:themeColor="text1" w:val="000000"/>
       </w:rPr>
     </w:tblStylePr>
@@ -13039,6 +13636,7 @@
       <w:spacing w:after="0" w:line="240" w:lineRule="auto"/>
     </w:pPr>
     <w:rPr>
+      <w:rFonts w:eastAsia="黑体"/>
       <w:color w:themeColor="text1" w:val="000000"/>
     </w:rPr>
     <w:tblPr>
@@ -13065,6 +13663,7 @@
     </w:tcPr>
     <w:tblStylePr w:type="firstRow">
       <w:rPr>
+        <w:rFonts w:eastAsia="黑体"/>
         <w:b/>
         <w:bCs/>
       </w:rPr>
@@ -13083,6 +13682,7 @@
     </w:tblStylePr>
     <w:tblStylePr w:type="lastRow">
       <w:rPr>
+        <w:rFonts w:eastAsia="黑体"/>
         <w:b/>
         <w:bCs/>
         <w:color w:themeColor="background1" w:val="FFFFFF"/>
@@ -13097,6 +13697,7 @@
     </w:tblStylePr>
     <w:tblStylePr w:type="firstCol">
       <w:rPr>
+        <w:rFonts w:eastAsia="黑体"/>
         <w:color w:themeColor="background1" w:val="FFFFFF"/>
       </w:rPr>
       <w:tblPr/>
@@ -13114,6 +13715,7 @@
     </w:tblStylePr>
     <w:tblStylePr w:type="lastCol">
       <w:rPr>
+        <w:rFonts w:eastAsia="黑体"/>
         <w:color w:themeColor="background1" w:val="FFFFFF"/>
       </w:rPr>
       <w:tblPr/>
@@ -13143,11 +13745,13 @@
     </w:tblStylePr>
     <w:tblStylePr w:type="neCell">
       <w:rPr>
+        <w:rFonts w:eastAsia="黑体"/>
         <w:color w:themeColor="text1" w:val="000000"/>
       </w:rPr>
     </w:tblStylePr>
     <w:tblStylePr w:type="nwCell">
       <w:rPr>
+        <w:rFonts w:eastAsia="黑体"/>
         <w:color w:themeColor="text1" w:val="000000"/>
       </w:rPr>
     </w:tblStylePr>
@@ -13161,6 +13765,7 @@
       <w:spacing w:after="0" w:line="240" w:lineRule="auto"/>
     </w:pPr>
     <w:rPr>
+      <w:rFonts w:eastAsia="黑体"/>
       <w:color w:themeColor="text1" w:val="000000"/>
     </w:rPr>
     <w:tblPr>
@@ -13187,6 +13792,7 @@
     </w:tcPr>
     <w:tblStylePr w:type="firstRow">
       <w:rPr>
+        <w:rFonts w:eastAsia="黑体"/>
         <w:b/>
         <w:bCs/>
       </w:rPr>
@@ -13205,6 +13811,7 @@
     </w:tblStylePr>
     <w:tblStylePr w:type="lastRow">
       <w:rPr>
+        <w:rFonts w:eastAsia="黑体"/>
         <w:b/>
         <w:bCs/>
         <w:color w:themeColor="background1" w:val="FFFFFF"/>
@@ -13219,6 +13826,7 @@
     </w:tblStylePr>
     <w:tblStylePr w:type="firstCol">
       <w:rPr>
+        <w:rFonts w:eastAsia="黑体"/>
         <w:color w:themeColor="background1" w:val="FFFFFF"/>
       </w:rPr>
       <w:tblPr/>
@@ -13236,6 +13844,7 @@
     </w:tblStylePr>
     <w:tblStylePr w:type="lastCol">
       <w:rPr>
+        <w:rFonts w:eastAsia="黑体"/>
         <w:color w:themeColor="background1" w:val="FFFFFF"/>
       </w:rPr>
       <w:tblPr/>
@@ -13273,6 +13882,7 @@
       <w:spacing w:after="0" w:line="240" w:lineRule="auto"/>
     </w:pPr>
     <w:rPr>
+      <w:rFonts w:eastAsia="黑体"/>
       <w:color w:themeColor="text1" w:val="000000"/>
     </w:rPr>
     <w:tblPr>
@@ -13299,6 +13909,7 @@
     </w:tcPr>
     <w:tblStylePr w:type="firstRow">
       <w:rPr>
+        <w:rFonts w:eastAsia="黑体"/>
         <w:b/>
         <w:bCs/>
       </w:rPr>
@@ -13317,6 +13928,7 @@
     </w:tblStylePr>
     <w:tblStylePr w:type="lastRow">
       <w:rPr>
+        <w:rFonts w:eastAsia="黑体"/>
         <w:b/>
         <w:bCs/>
         <w:color w:themeColor="background1" w:val="FFFFFF"/>
@@ -13331,6 +13943,7 @@
     </w:tblStylePr>
     <w:tblStylePr w:type="firstCol">
       <w:rPr>
+        <w:rFonts w:eastAsia="黑体"/>
         <w:color w:themeColor="background1" w:val="FFFFFF"/>
       </w:rPr>
       <w:tblPr/>
@@ -13348,6 +13961,7 @@
     </w:tblStylePr>
     <w:tblStylePr w:type="lastCol">
       <w:rPr>
+        <w:rFonts w:eastAsia="黑体"/>
         <w:color w:themeColor="background1" w:val="FFFFFF"/>
       </w:rPr>
       <w:tblPr/>
@@ -13377,11 +13991,13 @@
     </w:tblStylePr>
     <w:tblStylePr w:type="neCell">
       <w:rPr>
+        <w:rFonts w:eastAsia="黑体"/>
         <w:color w:themeColor="text1" w:val="000000"/>
       </w:rPr>
     </w:tblStylePr>
     <w:tblStylePr w:type="nwCell">
       <w:rPr>
+        <w:rFonts w:eastAsia="黑体"/>
         <w:color w:themeColor="text1" w:val="000000"/>
       </w:rPr>
     </w:tblStylePr>
@@ -13395,6 +14011,7 @@
       <w:spacing w:after="0" w:line="240" w:lineRule="auto"/>
     </w:pPr>
     <w:rPr>
+      <w:rFonts w:eastAsia="黑体"/>
       <w:color w:themeColor="text1" w:val="000000"/>
     </w:rPr>
     <w:tblPr>
@@ -13421,6 +14038,7 @@
     </w:tcPr>
     <w:tblStylePr w:type="firstRow">
       <w:rPr>
+        <w:rFonts w:eastAsia="黑体"/>
         <w:b/>
         <w:bCs/>
       </w:rPr>
@@ -13439,6 +14057,7 @@
     </w:tblStylePr>
     <w:tblStylePr w:type="lastRow">
       <w:rPr>
+        <w:rFonts w:eastAsia="黑体"/>
         <w:b/>
         <w:bCs/>
         <w:color w:themeColor="background1" w:val="FFFFFF"/>
@@ -13453,6 +14072,7 @@
     </w:tblStylePr>
     <w:tblStylePr w:type="firstCol">
       <w:rPr>
+        <w:rFonts w:eastAsia="黑体"/>
         <w:color w:themeColor="background1" w:val="FFFFFF"/>
       </w:rPr>
       <w:tblPr/>
@@ -13470,6 +14090,7 @@
     </w:tblStylePr>
     <w:tblStylePr w:type="lastCol">
       <w:rPr>
+        <w:rFonts w:eastAsia="黑体"/>
         <w:color w:themeColor="background1" w:val="FFFFFF"/>
       </w:rPr>
       <w:tblPr/>
@@ -13499,11 +14120,13 @@
     </w:tblStylePr>
     <w:tblStylePr w:type="neCell">
       <w:rPr>
+        <w:rFonts w:eastAsia="黑体"/>
         <w:color w:themeColor="text1" w:val="000000"/>
       </w:rPr>
     </w:tblStylePr>
     <w:tblStylePr w:type="nwCell">
       <w:rPr>
+        <w:rFonts w:eastAsia="黑体"/>
         <w:color w:themeColor="text1" w:val="000000"/>
       </w:rPr>
     </w:tblStylePr>
@@ -13517,6 +14140,7 @@
       <w:spacing w:after="0" w:line="240" w:lineRule="auto"/>
     </w:pPr>
     <w:rPr>
+      <w:rFonts w:eastAsia="黑体"/>
       <w:color w:themeColor="text1" w:val="000000"/>
     </w:rPr>
     <w:tblPr>
@@ -13543,6 +14167,7 @@
     </w:tcPr>
     <w:tblStylePr w:type="firstRow">
       <w:rPr>
+        <w:rFonts w:eastAsia="黑体"/>
         <w:b/>
         <w:bCs/>
       </w:rPr>
@@ -13561,6 +14186,7 @@
     </w:tblStylePr>
     <w:tblStylePr w:type="lastRow">
       <w:rPr>
+        <w:rFonts w:eastAsia="黑体"/>
         <w:b/>
         <w:bCs/>
         <w:color w:themeColor="background1" w:val="FFFFFF"/>
@@ -13575,6 +14201,7 @@
     </w:tblStylePr>
     <w:tblStylePr w:type="firstCol">
       <w:rPr>
+        <w:rFonts w:eastAsia="黑体"/>
         <w:color w:themeColor="background1" w:val="FFFFFF"/>
       </w:rPr>
       <w:tblPr/>
@@ -13592,6 +14219,7 @@
     </w:tblStylePr>
     <w:tblStylePr w:type="lastCol">
       <w:rPr>
+        <w:rFonts w:eastAsia="黑体"/>
         <w:color w:themeColor="background1" w:val="FFFFFF"/>
       </w:rPr>
       <w:tblPr/>
@@ -13621,11 +14249,13 @@
     </w:tblStylePr>
     <w:tblStylePr w:type="neCell">
       <w:rPr>
+        <w:rFonts w:eastAsia="黑体"/>
         <w:color w:themeColor="text1" w:val="000000"/>
       </w:rPr>
     </w:tblStylePr>
     <w:tblStylePr w:type="nwCell">
       <w:rPr>
+        <w:rFonts w:eastAsia="黑体"/>
         <w:color w:themeColor="text1" w:val="000000"/>
       </w:rPr>
     </w:tblStylePr>
@@ -13639,6 +14269,7 @@
       <w:spacing w:after="0" w:line="240" w:lineRule="auto"/>
     </w:pPr>
     <w:rPr>
+      <w:rFonts w:eastAsia="黑体"/>
       <w:color w:themeColor="text1" w:val="000000"/>
     </w:rPr>
     <w:tblPr>
@@ -13657,6 +14288,7 @@
     </w:tcPr>
     <w:tblStylePr w:type="firstRow">
       <w:rPr>
+        <w:rFonts w:eastAsia="黑体"/>
         <w:b/>
         <w:bCs/>
         <w:color w:themeColor="background1" w:val="FFFFFF"/>
@@ -13671,6 +14303,7 @@
     </w:tblStylePr>
     <w:tblStylePr w:type="lastRow">
       <w:rPr>
+        <w:rFonts w:eastAsia="黑体"/>
         <w:b/>
         <w:bCs/>
         <w:color w:themeColor="accent2" w:themeShade="CC" w:val="9E3A38"/>
@@ -13685,12 +14318,14 @@
     </w:tblStylePr>
     <w:tblStylePr w:type="firstCol">
       <w:rPr>
+        <w:rFonts w:eastAsia="黑体"/>
         <w:b/>
         <w:bCs/>
       </w:rPr>
     </w:tblStylePr>
     <w:tblStylePr w:type="lastCol">
       <w:rPr>
+        <w:rFonts w:eastAsia="黑体"/>
         <w:b/>
         <w:bCs/>
       </w:rPr>
@@ -13725,6 +14360,7 @@
       <w:spacing w:after="0" w:line="240" w:lineRule="auto"/>
     </w:pPr>
     <w:rPr>
+      <w:rFonts w:eastAsia="黑体"/>
       <w:color w:themeColor="text1" w:val="000000"/>
     </w:rPr>
     <w:tblPr>
@@ -13743,6 +14379,7 @@
     </w:tcPr>
     <w:tblStylePr w:type="firstRow">
       <w:rPr>
+        <w:rFonts w:eastAsia="黑体"/>
         <w:b/>
         <w:bCs/>
         <w:color w:themeColor="background1" w:val="FFFFFF"/>
@@ -13757,6 +14394,7 @@
     </w:tblStylePr>
     <w:tblStylePr w:type="lastRow">
       <w:rPr>
+        <w:rFonts w:eastAsia="黑体"/>
         <w:b/>
         <w:bCs/>
         <w:color w:themeColor="accent2" w:themeShade="CC" w:val="9E3A38"/>
@@ -13771,12 +14409,14 @@
     </w:tblStylePr>
     <w:tblStylePr w:type="firstCol">
       <w:rPr>
+        <w:rFonts w:eastAsia="黑体"/>
         <w:b/>
         <w:bCs/>
       </w:rPr>
     </w:tblStylePr>
     <w:tblStylePr w:type="lastCol">
       <w:rPr>
+        <w:rFonts w:eastAsia="黑体"/>
         <w:b/>
         <w:bCs/>
       </w:rPr>
@@ -13811,6 +14451,7 @@
       <w:spacing w:after="0" w:line="240" w:lineRule="auto"/>
     </w:pPr>
     <w:rPr>
+      <w:rFonts w:eastAsia="黑体"/>
       <w:color w:themeColor="text1" w:val="000000"/>
     </w:rPr>
     <w:tblPr>
@@ -13829,6 +14470,7 @@
     </w:tcPr>
     <w:tblStylePr w:type="firstRow">
       <w:rPr>
+        <w:rFonts w:eastAsia="黑体"/>
         <w:b/>
         <w:bCs/>
         <w:color w:themeColor="background1" w:val="FFFFFF"/>
@@ -13843,6 +14485,7 @@
     </w:tblStylePr>
     <w:tblStylePr w:type="lastRow">
       <w:rPr>
+        <w:rFonts w:eastAsia="黑体"/>
         <w:b/>
         <w:bCs/>
         <w:color w:themeColor="accent2" w:themeShade="CC" w:val="9E3A38"/>
@@ -13857,12 +14500,14 @@
     </w:tblStylePr>
     <w:tblStylePr w:type="firstCol">
       <w:rPr>
+        <w:rFonts w:eastAsia="黑体"/>
         <w:b/>
         <w:bCs/>
       </w:rPr>
     </w:tblStylePr>
     <w:tblStylePr w:type="lastCol">
       <w:rPr>
+        <w:rFonts w:eastAsia="黑体"/>
         <w:b/>
         <w:bCs/>
       </w:rPr>
@@ -13897,6 +14542,7 @@
       <w:spacing w:after="0" w:line="240" w:lineRule="auto"/>
     </w:pPr>
     <w:rPr>
+      <w:rFonts w:eastAsia="黑体"/>
       <w:color w:themeColor="text1" w:val="000000"/>
     </w:rPr>
     <w:tblPr>
@@ -13915,6 +14561,7 @@
     </w:tcPr>
     <w:tblStylePr w:type="firstRow">
       <w:rPr>
+        <w:rFonts w:eastAsia="黑体"/>
         <w:b/>
         <w:bCs/>
         <w:color w:themeColor="background1" w:val="FFFFFF"/>
@@ -13929,6 +14576,7 @@
     </w:tblStylePr>
     <w:tblStylePr w:type="lastRow">
       <w:rPr>
+        <w:rFonts w:eastAsia="黑体"/>
         <w:b/>
         <w:bCs/>
         <w:color w:themeColor="accent4" w:themeShade="CC" w:val="664E82"/>
@@ -13943,12 +14591,14 @@
     </w:tblStylePr>
     <w:tblStylePr w:type="firstCol">
       <w:rPr>
+        <w:rFonts w:eastAsia="黑体"/>
         <w:b/>
         <w:bCs/>
       </w:rPr>
     </w:tblStylePr>
     <w:tblStylePr w:type="lastCol">
       <w:rPr>
+        <w:rFonts w:eastAsia="黑体"/>
         <w:b/>
         <w:bCs/>
       </w:rPr>
@@ -13983,6 +14633,7 @@
       <w:spacing w:after="0" w:line="240" w:lineRule="auto"/>
     </w:pPr>
     <w:rPr>
+      <w:rFonts w:eastAsia="黑体"/>
       <w:color w:themeColor="text1" w:val="000000"/>
     </w:rPr>
     <w:tblPr>
@@ -14001,6 +14652,7 @@
     </w:tcPr>
     <w:tblStylePr w:type="firstRow">
       <w:rPr>
+        <w:rFonts w:eastAsia="黑体"/>
         <w:b/>
         <w:bCs/>
         <w:color w:themeColor="background1" w:val="FFFFFF"/>
@@ -14015,6 +14667,7 @@
     </w:tblStylePr>
     <w:tblStylePr w:type="lastRow">
       <w:rPr>
+        <w:rFonts w:eastAsia="黑体"/>
         <w:b/>
         <w:bCs/>
         <w:color w:themeColor="accent3" w:themeShade="CC" w:val="7E9C40"/>
@@ -14029,12 +14682,14 @@
     </w:tblStylePr>
     <w:tblStylePr w:type="firstCol">
       <w:rPr>
+        <w:rFonts w:eastAsia="黑体"/>
         <w:b/>
         <w:bCs/>
       </w:rPr>
     </w:tblStylePr>
     <w:tblStylePr w:type="lastCol">
       <w:rPr>
+        <w:rFonts w:eastAsia="黑体"/>
         <w:b/>
         <w:bCs/>
       </w:rPr>
@@ -14069,6 +14724,7 @@
       <w:spacing w:after="0" w:line="240" w:lineRule="auto"/>
     </w:pPr>
     <w:rPr>
+      <w:rFonts w:eastAsia="黑体"/>
       <w:color w:themeColor="text1" w:val="000000"/>
     </w:rPr>
     <w:tblPr>
@@ -14087,6 +14743,7 @@
     </w:tcPr>
     <w:tblStylePr w:type="firstRow">
       <w:rPr>
+        <w:rFonts w:eastAsia="黑体"/>
         <w:b/>
         <w:bCs/>
         <w:color w:themeColor="background1" w:val="FFFFFF"/>
@@ -14101,6 +14758,7 @@
     </w:tblStylePr>
     <w:tblStylePr w:type="lastRow">
       <w:rPr>
+        <w:rFonts w:eastAsia="黑体"/>
         <w:b/>
         <w:bCs/>
         <w:color w:themeColor="accent6" w:themeShade="CC" w:val="F2730A"/>
@@ -14115,12 +14773,14 @@
     </w:tblStylePr>
     <w:tblStylePr w:type="firstCol">
       <w:rPr>
+        <w:rFonts w:eastAsia="黑体"/>
         <w:b/>
         <w:bCs/>
       </w:rPr>
     </w:tblStylePr>
     <w:tblStylePr w:type="lastCol">
       <w:rPr>
+        <w:rFonts w:eastAsia="黑体"/>
         <w:b/>
         <w:bCs/>
       </w:rPr>
@@ -14155,6 +14815,7 @@
       <w:spacing w:after="0" w:line="240" w:lineRule="auto"/>
     </w:pPr>
     <w:rPr>
+      <w:rFonts w:eastAsia="黑体"/>
       <w:color w:themeColor="text1" w:val="000000"/>
     </w:rPr>
     <w:tblPr>
@@ -14173,6 +14834,7 @@
     </w:tcPr>
     <w:tblStylePr w:type="firstRow">
       <w:rPr>
+        <w:rFonts w:eastAsia="黑体"/>
         <w:b/>
         <w:bCs/>
         <w:color w:themeColor="background1" w:val="FFFFFF"/>
@@ -14187,6 +14849,7 @@
     </w:tblStylePr>
     <w:tblStylePr w:type="lastRow">
       <w:rPr>
+        <w:rFonts w:eastAsia="黑体"/>
         <w:b/>
         <w:bCs/>
         <w:color w:themeColor="accent5" w:themeShade="CC" w:val="348DA5"/>
@@ -14201,12 +14864,14 @@
     </w:tblStylePr>
     <w:tblStylePr w:type="firstCol">
       <w:rPr>
+        <w:rFonts w:eastAsia="黑体"/>
         <w:b/>
         <w:bCs/>
       </w:rPr>
     </w:tblStylePr>
     <w:tblStylePr w:type="lastCol">
       <w:rPr>
+        <w:rFonts w:eastAsia="黑体"/>
         <w:b/>
         <w:bCs/>
       </w:rPr>
@@ -14241,6 +14906,7 @@
       <w:spacing w:after="0" w:line="240" w:lineRule="auto"/>
     </w:pPr>
     <w:rPr>
+      <w:rFonts w:eastAsia="黑体"/>
       <w:color w:themeColor="text1" w:val="000000"/>
     </w:rPr>
     <w:tblPr>
@@ -14262,6 +14928,7 @@
     </w:tcPr>
     <w:tblStylePr w:type="firstRow">
       <w:rPr>
+        <w:rFonts w:eastAsia="黑体"/>
         <w:b/>
         <w:bCs/>
       </w:rPr>
@@ -14272,6 +14939,7 @@
     </w:tblStylePr>
     <w:tblStylePr w:type="lastRow">
       <w:rPr>
+        <w:rFonts w:eastAsia="黑体"/>
         <w:b/>
         <w:bCs/>
         <w:color w:themeColor="text1" w:val="000000"/>
@@ -14283,6 +14951,7 @@
     </w:tblStylePr>
     <w:tblStylePr w:type="firstCol">
       <w:rPr>
+        <w:rFonts w:eastAsia="黑体"/>
         <w:color w:themeColor="background1" w:val="FFFFFF"/>
       </w:rPr>
       <w:tblPr/>
@@ -14292,6 +14961,7 @@
     </w:tblStylePr>
     <w:tblStylePr w:type="lastCol">
       <w:rPr>
+        <w:rFonts w:eastAsia="黑体"/>
         <w:color w:themeColor="background1" w:val="FFFFFF"/>
       </w:rPr>
       <w:tblPr/>
@@ -14321,6 +14991,7 @@
       <w:spacing w:after="0" w:line="240" w:lineRule="auto"/>
     </w:pPr>
     <w:rPr>
+      <w:rFonts w:eastAsia="黑体"/>
       <w:color w:themeColor="text1" w:val="000000"/>
     </w:rPr>
     <w:tblPr>
@@ -14342,6 +15013,7 @@
     </w:tcPr>
     <w:tblStylePr w:type="firstRow">
       <w:rPr>
+        <w:rFonts w:eastAsia="黑体"/>
         <w:b/>
         <w:bCs/>
       </w:rPr>
@@ -14352,6 +15024,7 @@
     </w:tblStylePr>
     <w:tblStylePr w:type="lastRow">
       <w:rPr>
+        <w:rFonts w:eastAsia="黑体"/>
         <w:b/>
         <w:bCs/>
         <w:color w:themeColor="text1" w:val="000000"/>
@@ -14363,6 +15036,7 @@
     </w:tblStylePr>
     <w:tblStylePr w:type="firstCol">
       <w:rPr>
+        <w:rFonts w:eastAsia="黑体"/>
         <w:color w:themeColor="background1" w:val="FFFFFF"/>
       </w:rPr>
       <w:tblPr/>
@@ -14372,6 +15046,7 @@
     </w:tblStylePr>
     <w:tblStylePr w:type="lastCol">
       <w:rPr>
+        <w:rFonts w:eastAsia="黑体"/>
         <w:color w:themeColor="background1" w:val="FFFFFF"/>
       </w:rPr>
       <w:tblPr/>
@@ -14401,6 +15076,7 @@
       <w:spacing w:after="0" w:line="240" w:lineRule="auto"/>
     </w:pPr>
     <w:rPr>
+      <w:rFonts w:eastAsia="黑体"/>
       <w:color w:themeColor="text1" w:val="000000"/>
     </w:rPr>
     <w:tblPr>
@@ -14422,6 +15098,7 @@
     </w:tcPr>
     <w:tblStylePr w:type="firstRow">
       <w:rPr>
+        <w:rFonts w:eastAsia="黑体"/>
         <w:b/>
         <w:bCs/>
       </w:rPr>
@@ -14432,6 +15109,7 @@
     </w:tblStylePr>
     <w:tblStylePr w:type="lastRow">
       <w:rPr>
+        <w:rFonts w:eastAsia="黑体"/>
         <w:b/>
         <w:bCs/>
         <w:color w:themeColor="text1" w:val="000000"/>
@@ -14443,6 +15121,7 @@
     </w:tblStylePr>
     <w:tblStylePr w:type="firstCol">
       <w:rPr>
+        <w:rFonts w:eastAsia="黑体"/>
         <w:color w:themeColor="background1" w:val="FFFFFF"/>
       </w:rPr>
       <w:tblPr/>
@@ -14452,6 +15131,7 @@
     </w:tblStylePr>
     <w:tblStylePr w:type="lastCol">
       <w:rPr>
+        <w:rFonts w:eastAsia="黑体"/>
         <w:color w:themeColor="background1" w:val="FFFFFF"/>
       </w:rPr>
       <w:tblPr/>
@@ -14481,6 +15161,7 @@
       <w:spacing w:after="0" w:line="240" w:lineRule="auto"/>
     </w:pPr>
     <w:rPr>
+      <w:rFonts w:eastAsia="黑体"/>
       <w:color w:themeColor="text1" w:val="000000"/>
     </w:rPr>
     <w:tblPr>
@@ -14502,6 +15183,7 @@
     </w:tcPr>
     <w:tblStylePr w:type="firstRow">
       <w:rPr>
+        <w:rFonts w:eastAsia="黑体"/>
         <w:b/>
         <w:bCs/>
       </w:rPr>
@@ -14512,6 +15194,7 @@
     </w:tblStylePr>
     <w:tblStylePr w:type="lastRow">
       <w:rPr>
+        <w:rFonts w:eastAsia="黑体"/>
         <w:b/>
         <w:bCs/>
         <w:color w:themeColor="text1" w:val="000000"/>
@@ -14523,6 +15206,7 @@
     </w:tblStylePr>
     <w:tblStylePr w:type="firstCol">
       <w:rPr>
+        <w:rFonts w:eastAsia="黑体"/>
         <w:color w:themeColor="background1" w:val="FFFFFF"/>
       </w:rPr>
       <w:tblPr/>
@@ -14532,6 +15216,7 @@
     </w:tblStylePr>
     <w:tblStylePr w:type="lastCol">
       <w:rPr>
+        <w:rFonts w:eastAsia="黑体"/>
         <w:color w:themeColor="background1" w:val="FFFFFF"/>
       </w:rPr>
       <w:tblPr/>
@@ -14561,6 +15246,7 @@
       <w:spacing w:after="0" w:line="240" w:lineRule="auto"/>
     </w:pPr>
     <w:rPr>
+      <w:rFonts w:eastAsia="黑体"/>
       <w:color w:themeColor="text1" w:val="000000"/>
     </w:rPr>
     <w:tblPr>
@@ -14582,6 +15268,7 @@
     </w:tcPr>
     <w:tblStylePr w:type="firstRow">
       <w:rPr>
+        <w:rFonts w:eastAsia="黑体"/>
         <w:b/>
         <w:bCs/>
       </w:rPr>
@@ -14592,6 +15279,7 @@
     </w:tblStylePr>
     <w:tblStylePr w:type="lastRow">
       <w:rPr>
+        <w:rFonts w:eastAsia="黑体"/>
         <w:b/>
         <w:bCs/>
         <w:color w:themeColor="text1" w:val="000000"/>
@@ -14603,6 +15291,7 @@
     </w:tblStylePr>
     <w:tblStylePr w:type="firstCol">
       <w:rPr>
+        <w:rFonts w:eastAsia="黑体"/>
         <w:color w:themeColor="background1" w:val="FFFFFF"/>
       </w:rPr>
       <w:tblPr/>
@@ -14612,6 +15301,7 @@
     </w:tblStylePr>
     <w:tblStylePr w:type="lastCol">
       <w:rPr>
+        <w:rFonts w:eastAsia="黑体"/>
         <w:color w:themeColor="background1" w:val="FFFFFF"/>
       </w:rPr>
       <w:tblPr/>
@@ -14641,6 +15331,7 @@
       <w:spacing w:after="0" w:line="240" w:lineRule="auto"/>
     </w:pPr>
     <w:rPr>
+      <w:rFonts w:eastAsia="黑体"/>
       <w:color w:themeColor="text1" w:val="000000"/>
     </w:rPr>
     <w:tblPr>
@@ -14662,6 +15353,7 @@
     </w:tcPr>
     <w:tblStylePr w:type="firstRow">
       <w:rPr>
+        <w:rFonts w:eastAsia="黑体"/>
         <w:b/>
         <w:bCs/>
       </w:rPr>
@@ -14672,6 +15364,7 @@
     </w:tblStylePr>
     <w:tblStylePr w:type="lastRow">
       <w:rPr>
+        <w:rFonts w:eastAsia="黑体"/>
         <w:b/>
         <w:bCs/>
         <w:color w:themeColor="text1" w:val="000000"/>
@@ -14683,6 +15376,7 @@
     </w:tblStylePr>
     <w:tblStylePr w:type="firstCol">
       <w:rPr>
+        <w:rFonts w:eastAsia="黑体"/>
         <w:color w:themeColor="background1" w:val="FFFFFF"/>
       </w:rPr>
       <w:tblPr/>
@@ -14692,6 +15386,7 @@
     </w:tblStylePr>
     <w:tblStylePr w:type="lastCol">
       <w:rPr>
+        <w:rFonts w:eastAsia="黑体"/>
         <w:color w:themeColor="background1" w:val="FFFFFF"/>
       </w:rPr>
       <w:tblPr/>
@@ -14721,6 +15416,7 @@
       <w:spacing w:after="0" w:line="240" w:lineRule="auto"/>
     </w:pPr>
     <w:rPr>
+      <w:rFonts w:eastAsia="黑体"/>
       <w:color w:themeColor="text1" w:val="000000"/>
     </w:rPr>
     <w:tblPr>
@@ -14742,6 +15438,7 @@
     </w:tcPr>
     <w:tblStylePr w:type="firstRow">
       <w:rPr>
+        <w:rFonts w:eastAsia="黑体"/>
         <w:b/>
         <w:bCs/>
       </w:rPr>
@@ -14752,6 +15449,7 @@
     </w:tblStylePr>
     <w:tblStylePr w:type="lastRow">
       <w:rPr>
+        <w:rFonts w:eastAsia="黑体"/>
         <w:b/>
         <w:bCs/>
         <w:color w:themeColor="text1" w:val="000000"/>
@@ -14763,6 +15461,7 @@
     </w:tblStylePr>
     <w:tblStylePr w:type="firstCol">
       <w:rPr>
+        <w:rFonts w:eastAsia="黑体"/>
         <w:color w:themeColor="background1" w:val="FFFFFF"/>
       </w:rPr>
       <w:tblPr/>
@@ -14772,6 +15471,7 @@
     </w:tblStylePr>
     <w:tblStylePr w:type="lastCol">
       <w:rPr>
+        <w:rFonts w:eastAsia="黑体"/>
         <w:color w:themeColor="background1" w:val="FFFFFF"/>
       </w:rPr>
       <w:tblPr/>
@@ -14804,6 +15504,7 @@
     <w:name w:val="KeywordTok"/>
     <w:basedOn w:val="VerbatimChar"/>
     <w:rPr>
+      <w:rFonts w:eastAsia="黑体"/>
       <w:b/>
       <w:color w:val="007020"/>
     </w:rPr>
@@ -14812,6 +15513,7 @@
     <w:name w:val="DataTypeTok"/>
     <w:basedOn w:val="VerbatimChar"/>
     <w:rPr>
+      <w:rFonts w:eastAsia="黑体"/>
       <w:color w:val="902000"/>
     </w:rPr>
   </w:style>
@@ -14819,6 +15521,7 @@
     <w:name w:val="DecValTok"/>
     <w:basedOn w:val="VerbatimChar"/>
     <w:rPr>
+      <w:rFonts w:eastAsia="黑体"/>
       <w:color w:val="40a070"/>
     </w:rPr>
   </w:style>
@@ -14826,6 +15529,7 @@
     <w:name w:val="BaseNTok"/>
     <w:basedOn w:val="VerbatimChar"/>
     <w:rPr>
+      <w:rFonts w:eastAsia="黑体"/>
       <w:color w:val="40a070"/>
     </w:rPr>
   </w:style>
@@ -14833,6 +15537,7 @@
     <w:name w:val="FloatTok"/>
     <w:basedOn w:val="VerbatimChar"/>
     <w:rPr>
+      <w:rFonts w:eastAsia="黑体"/>
       <w:color w:val="40a070"/>
     </w:rPr>
   </w:style>
@@ -14840,6 +15545,7 @@
     <w:name w:val="ConstantTok"/>
     <w:basedOn w:val="VerbatimChar"/>
     <w:rPr>
+      <w:rFonts w:eastAsia="黑体"/>
       <w:color w:val="880000"/>
     </w:rPr>
   </w:style>
@@ -14847,6 +15553,7 @@
     <w:name w:val="CharTok"/>
     <w:basedOn w:val="VerbatimChar"/>
     <w:rPr>
+      <w:rFonts w:eastAsia="黑体"/>
       <w:color w:val="4070a0"/>
     </w:rPr>
   </w:style>
@@ -14854,6 +15561,7 @@
     <w:name w:val="SpecialCharTok"/>
     <w:basedOn w:val="VerbatimChar"/>
     <w:rPr>
+      <w:rFonts w:eastAsia="黑体"/>
       <w:color w:val="4070a0"/>
     </w:rPr>
   </w:style>
@@ -14861,6 +15569,7 @@
     <w:name w:val="StringTok"/>
     <w:basedOn w:val="VerbatimChar"/>
     <w:rPr>
+      <w:rFonts w:eastAsia="黑体"/>
       <w:color w:val="4070a0"/>
     </w:rPr>
   </w:style>
@@ -14868,6 +15577,7 @@
     <w:name w:val="VerbatimStringTok"/>
     <w:basedOn w:val="VerbatimChar"/>
     <w:rPr>
+      <w:rFonts w:eastAsia="黑体"/>
       <w:color w:val="4070a0"/>
     </w:rPr>
   </w:style>
@@ -14875,6 +15585,7 @@
     <w:name w:val="SpecialStringTok"/>
     <w:basedOn w:val="VerbatimChar"/>
     <w:rPr>
+      <w:rFonts w:eastAsia="黑体"/>
       <w:color w:val="bb6688"/>
     </w:rPr>
   </w:style>
@@ -14882,6 +15593,7 @@
     <w:name w:val="ImportTok"/>
     <w:basedOn w:val="VerbatimChar"/>
     <w:rPr>
+      <w:rFonts w:eastAsia="黑体"/>
       <w:b/>
       <w:color w:val="008000"/>
     </w:rPr>
@@ -14890,6 +15602,7 @@
     <w:name w:val="CommentTok"/>
     <w:basedOn w:val="VerbatimChar"/>
     <w:rPr>
+      <w:rFonts w:eastAsia="黑体"/>
       <w:i/>
       <w:color w:val="60a0b0"/>
     </w:rPr>
@@ -14898,6 +15611,7 @@
     <w:name w:val="DocumentationTok"/>
     <w:basedOn w:val="VerbatimChar"/>
     <w:rPr>
+      <w:rFonts w:eastAsia="黑体"/>
       <w:i/>
       <w:color w:val="ba2121"/>
     </w:rPr>
@@ -14906,6 +15620,7 @@
     <w:name w:val="AnnotationTok"/>
     <w:basedOn w:val="VerbatimChar"/>
     <w:rPr>
+      <w:rFonts w:eastAsia="黑体"/>
       <w:b/>
       <w:i/>
       <w:color w:val="60a0b0"/>
@@ -14915,6 +15630,7 @@
     <w:name w:val="CommentVarTok"/>
     <w:basedOn w:val="VerbatimChar"/>
     <w:rPr>
+      <w:rFonts w:eastAsia="黑体"/>
       <w:b/>
       <w:i/>
       <w:color w:val="60a0b0"/>
@@ -14924,6 +15640,7 @@
     <w:name w:val="OtherTok"/>
     <w:basedOn w:val="VerbatimChar"/>
     <w:rPr>
+      <w:rFonts w:eastAsia="黑体"/>
       <w:color w:val="007020"/>
     </w:rPr>
   </w:style>
@@ -14931,6 +15648,7 @@
     <w:name w:val="FunctionTok"/>
     <w:basedOn w:val="VerbatimChar"/>
     <w:rPr>
+      <w:rFonts w:eastAsia="黑体"/>
       <w:color w:val="06287e"/>
     </w:rPr>
   </w:style>
@@ -14938,6 +15656,7 @@
     <w:name w:val="VariableTok"/>
     <w:basedOn w:val="VerbatimChar"/>
     <w:rPr>
+      <w:rFonts w:eastAsia="黑体"/>
       <w:color w:val="19177c"/>
     </w:rPr>
   </w:style>
@@ -14945,6 +15664,7 @@
     <w:name w:val="ControlFlowTok"/>
     <w:basedOn w:val="VerbatimChar"/>
     <w:rPr>
+      <w:rFonts w:eastAsia="黑体"/>
       <w:b/>
       <w:color w:val="007020"/>
     </w:rPr>
@@ -14953,6 +15673,7 @@
     <w:name w:val="OperatorTok"/>
     <w:basedOn w:val="VerbatimChar"/>
     <w:rPr>
+      <w:rFonts w:eastAsia="黑体"/>
       <w:color w:val="666666"/>
     </w:rPr>
   </w:style>
@@ -14960,18 +15681,22 @@
     <w:name w:val="BuiltInTok"/>
     <w:basedOn w:val="VerbatimChar"/>
     <w:rPr>
+      <w:rFonts w:eastAsia="黑体"/>
       <w:color w:val="008000"/>
     </w:rPr>
   </w:style>
   <w:style w:type="character" w:customStyle="1" w:styleId="ExtensionTok">
     <w:name w:val="ExtensionTok"/>
     <w:basedOn w:val="VerbatimChar"/>
-    <w:rPr/>
+    <w:rPr>
+      <w:rFonts w:eastAsia="黑体"/>
+    </w:rPr>
   </w:style>
   <w:style w:type="character" w:customStyle="1" w:styleId="PreprocessorTok">
     <w:name w:val="PreprocessorTok"/>
     <w:basedOn w:val="VerbatimChar"/>
     <w:rPr>
+      <w:rFonts w:eastAsia="黑体"/>
       <w:color w:val="bc7a00"/>
     </w:rPr>
   </w:style>
@@ -14979,18 +15704,22 @@
     <w:name w:val="AttributeTok"/>
     <w:basedOn w:val="VerbatimChar"/>
     <w:rPr>
+      <w:rFonts w:eastAsia="黑体"/>
       <w:color w:val="7d9029"/>
     </w:rPr>
   </w:style>
   <w:style w:type="character" w:customStyle="1" w:styleId="RegionMarkerTok">
     <w:name w:val="RegionMarkerTok"/>
     <w:basedOn w:val="VerbatimChar"/>
-    <w:rPr/>
+    <w:rPr>
+      <w:rFonts w:eastAsia="黑体"/>
+    </w:rPr>
   </w:style>
   <w:style w:type="character" w:customStyle="1" w:styleId="InformationTok">
     <w:name w:val="InformationTok"/>
     <w:basedOn w:val="VerbatimChar"/>
     <w:rPr>
+      <w:rFonts w:eastAsia="黑体"/>
       <w:b/>
       <w:i/>
       <w:color w:val="60a0b0"/>
@@ -15000,6 +15729,7 @@
     <w:name w:val="WarningTok"/>
     <w:basedOn w:val="VerbatimChar"/>
     <w:rPr>
+      <w:rFonts w:eastAsia="黑体"/>
       <w:b/>
       <w:i/>
       <w:color w:val="60a0b0"/>
@@ -15009,6 +15739,7 @@
     <w:name w:val="AlertTok"/>
     <w:basedOn w:val="VerbatimChar"/>
     <w:rPr>
+      <w:rFonts w:eastAsia="黑体"/>
       <w:b/>
       <w:color w:val="ff0000"/>
     </w:rPr>
@@ -15017,6 +15748,7 @@
     <w:name w:val="ErrorTok"/>
     <w:basedOn w:val="VerbatimChar"/>
     <w:rPr>
+      <w:rFonts w:eastAsia="黑体"/>
       <w:b/>
       <w:color w:val="ff0000"/>
     </w:rPr>
@@ -15024,7 +15756,9 @@
   <w:style w:type="character" w:customStyle="1" w:styleId="NormalTok">
     <w:name w:val="NormalTok"/>
     <w:basedOn w:val="VerbatimChar"/>
-    <w:rPr/>
+    <w:rPr>
+      <w:rFonts w:eastAsia="黑体"/>
+    </w:rPr>
   </w:style>
 </w:styles>
 </file>
@@ -15073,12 +15807,12 @@
     <a:fontScheme name="Office">
       <a:majorFont>
         <a:latin typeface="Calibri"/>
-        <a:ea typeface=""/>
+        <a:ea typeface="黑体"/>
         <a:cs typeface=""/>
         <a:font script="Jpan" typeface="ＭＳ ゴシック"/>
         <a:font script="Hang" typeface="맑은 고딕"/>
-        <a:font script="Hans" typeface="宋体"/>
-        <a:font script="Hant" typeface="新細明體"/>
+        <a:font script="Hans" typeface="黑体"/>
+        <a:font script="Hant" typeface="黑体"/>
         <a:font script="Arab" typeface="Times New Roman"/>
         <a:font script="Hebr" typeface="Times New Roman"/>
         <a:font script="Thai" typeface="Angsana New"/>
@@ -15108,12 +15842,12 @@
       </a:majorFont>
       <a:minorFont>
         <a:latin typeface="Cambria"/>
-        <a:ea typeface=""/>
+        <a:ea typeface="黑体"/>
         <a:cs typeface=""/>
         <a:font script="Jpan" typeface="ＭＳ 明朝"/>
         <a:font script="Hang" typeface="맑은 고딕"/>
-        <a:font script="Hans" typeface="宋体"/>
-        <a:font script="Hant" typeface="新細明體"/>
+        <a:font script="Hans" typeface="黑体"/>
+        <a:font script="Hant" typeface="黑体"/>
         <a:font script="Arab" typeface="Arial"/>
         <a:font script="Hebr" typeface="Arial"/>
         <a:font script="Thai" typeface="Cordia New"/>

--- a/05-数字电路/02-时序逻辑电路/环形计数器电路/环形计数器电路.docx
+++ b/05-数字电路/02-时序逻辑电路/环形计数器电路/环形计数器电路.docx
@@ -2736,7 +2736,7 @@
           <w:color w:val="555555"/>
           <w:sz w:val="21"/>
         </w:rPr>
-        <w:t>材料收集者：杜文杰，WX手机：19519196569，QQ:3478827729</w:t>
+        <w:t>材料收集者：杜文杰，微信/手机：19519196569，QQ:3478827729</w:t>
       </w:r>
     </w:p>
     <w:sectPr>
